--- a/OOAD Assignment Submission by Cse24-144 Shepherd.C.docx
+++ b/OOAD Assignment Submission by Cse24-144 Shepherd.C.docx
@@ -197,7 +197,7 @@
         <w:pStyle w:val="ListParagraph"/>
         <w:numPr>
           <w:ilvl w:val="1"/>
-          <w:numId w:val="1"/>
+          <w:numId w:val="3"/>
         </w:numPr>
         <w:tabs>
           <w:tab w:val="left" w:pos="560"/>
@@ -255,309 +255,6 @@
           <w:lang w:val="en-GB"/>
         </w:rPr>
         <w:t xml:space="preserve"> </w:t>
-      </w:r>
-    </w:p>
-    <w:p>
-      <w:pPr>
-        <w:pStyle w:val="ListParagraph"/>
-        <w:numPr>
-          <w:ilvl w:val="0"/>
-          <w:numId w:val="4"/>
-        </w:numPr>
-        <w:tabs>
-          <w:tab w:val="left" w:pos="560"/>
-          <w:tab w:val="left" w:pos="1120"/>
-          <w:tab w:val="left" w:pos="1680"/>
-          <w:tab w:val="left" w:pos="2240"/>
-          <w:tab w:val="left" w:pos="2800"/>
-          <w:tab w:val="left" w:pos="3360"/>
-          <w:tab w:val="left" w:pos="3920"/>
-          <w:tab w:val="left" w:pos="4480"/>
-          <w:tab w:val="left" w:pos="5040"/>
-          <w:tab w:val="left" w:pos="5600"/>
-          <w:tab w:val="left" w:pos="6160"/>
-          <w:tab w:val="left" w:pos="6720"/>
-        </w:tabs>
-        <w:autoSpaceDE w:val="0"/>
-        <w:autoSpaceDN w:val="0"/>
-        <w:adjustRightInd w:val="0"/>
-        <w:rPr>
-          <w:rFonts w:ascii="Century Gothic" w:hAnsi="Century Gothic" w:cs="Century Gothic"/>
-          <w:b/>
-          <w:bCs/>
-          <w:color w:val="000000"/>
-          <w:kern w:val="0"/>
-          <w:lang w:val="en-GB"/>
-        </w:rPr>
-      </w:pPr>
-      <w:r>
-        <w:rPr>
-          <w:rFonts w:ascii="Century Gothic" w:hAnsi="Century Gothic" w:cs="Century Gothic"/>
-          <w:b/>
-          <w:bCs/>
-          <w:color w:val="000000"/>
-          <w:kern w:val="0"/>
-          <w:lang w:val="en-GB"/>
-        </w:rPr>
-        <w:t>Customer can create multiple accounts</w:t>
-      </w:r>
-    </w:p>
-    <w:p>
-      <w:pPr>
-        <w:pStyle w:val="ListParagraph"/>
-        <w:numPr>
-          <w:ilvl w:val="0"/>
-          <w:numId w:val="4"/>
-        </w:numPr>
-        <w:tabs>
-          <w:tab w:val="left" w:pos="560"/>
-          <w:tab w:val="left" w:pos="1120"/>
-          <w:tab w:val="left" w:pos="1680"/>
-          <w:tab w:val="left" w:pos="2240"/>
-          <w:tab w:val="left" w:pos="2800"/>
-          <w:tab w:val="left" w:pos="3360"/>
-          <w:tab w:val="left" w:pos="3920"/>
-          <w:tab w:val="left" w:pos="4480"/>
-          <w:tab w:val="left" w:pos="5040"/>
-          <w:tab w:val="left" w:pos="5600"/>
-          <w:tab w:val="left" w:pos="6160"/>
-          <w:tab w:val="left" w:pos="6720"/>
-        </w:tabs>
-        <w:autoSpaceDE w:val="0"/>
-        <w:autoSpaceDN w:val="0"/>
-        <w:adjustRightInd w:val="0"/>
-        <w:rPr>
-          <w:rFonts w:ascii="Century Gothic" w:hAnsi="Century Gothic" w:cs="Century Gothic"/>
-          <w:b/>
-          <w:bCs/>
-          <w:color w:val="000000"/>
-          <w:kern w:val="0"/>
-          <w:lang w:val="en-GB"/>
-        </w:rPr>
-      </w:pPr>
-      <w:r>
-        <w:rPr>
-          <w:rFonts w:ascii="Century Gothic" w:hAnsi="Century Gothic" w:cs="Century Gothic"/>
-          <w:b/>
-          <w:bCs/>
-          <w:color w:val="000000"/>
-          <w:kern w:val="0"/>
-          <w:lang w:val="en-GB"/>
-        </w:rPr>
-        <w:t>Customers can deposit and withdraw from appropriate accounts</w:t>
-      </w:r>
-    </w:p>
-    <w:p>
-      <w:pPr>
-        <w:pStyle w:val="ListParagraph"/>
-        <w:numPr>
-          <w:ilvl w:val="0"/>
-          <w:numId w:val="4"/>
-        </w:numPr>
-        <w:tabs>
-          <w:tab w:val="left" w:pos="560"/>
-          <w:tab w:val="left" w:pos="1120"/>
-          <w:tab w:val="left" w:pos="1680"/>
-          <w:tab w:val="left" w:pos="2240"/>
-          <w:tab w:val="left" w:pos="2800"/>
-          <w:tab w:val="left" w:pos="3360"/>
-          <w:tab w:val="left" w:pos="3920"/>
-          <w:tab w:val="left" w:pos="4480"/>
-          <w:tab w:val="left" w:pos="5040"/>
-          <w:tab w:val="left" w:pos="5600"/>
-          <w:tab w:val="left" w:pos="6160"/>
-          <w:tab w:val="left" w:pos="6720"/>
-        </w:tabs>
-        <w:autoSpaceDE w:val="0"/>
-        <w:autoSpaceDN w:val="0"/>
-        <w:adjustRightInd w:val="0"/>
-        <w:rPr>
-          <w:rFonts w:ascii="Century Gothic" w:hAnsi="Century Gothic" w:cs="Century Gothic"/>
-          <w:b/>
-          <w:bCs/>
-          <w:color w:val="000000"/>
-          <w:kern w:val="0"/>
-          <w:lang w:val="en-GB"/>
-        </w:rPr>
-      </w:pPr>
-      <w:r>
-        <w:rPr>
-          <w:rFonts w:ascii="Century Gothic" w:hAnsi="Century Gothic" w:cs="Century Gothic"/>
-          <w:b/>
-          <w:bCs/>
-          <w:color w:val="000000"/>
-          <w:kern w:val="0"/>
-          <w:lang w:val="en-GB"/>
-        </w:rPr>
-        <w:t>Interest is applied to the bank balances at appropriate times</w:t>
-      </w:r>
-    </w:p>
-    <w:p>
-      <w:pPr>
-        <w:pStyle w:val="ListParagraph"/>
-        <w:numPr>
-          <w:ilvl w:val="0"/>
-          <w:numId w:val="4"/>
-        </w:numPr>
-        <w:tabs>
-          <w:tab w:val="left" w:pos="560"/>
-          <w:tab w:val="left" w:pos="1120"/>
-          <w:tab w:val="left" w:pos="1680"/>
-          <w:tab w:val="left" w:pos="2240"/>
-          <w:tab w:val="left" w:pos="2800"/>
-          <w:tab w:val="left" w:pos="3360"/>
-          <w:tab w:val="left" w:pos="3920"/>
-          <w:tab w:val="left" w:pos="4480"/>
-          <w:tab w:val="left" w:pos="5040"/>
-          <w:tab w:val="left" w:pos="5600"/>
-          <w:tab w:val="left" w:pos="6160"/>
-          <w:tab w:val="left" w:pos="6720"/>
-        </w:tabs>
-        <w:autoSpaceDE w:val="0"/>
-        <w:autoSpaceDN w:val="0"/>
-        <w:adjustRightInd w:val="0"/>
-        <w:rPr>
-          <w:rFonts w:ascii="Century Gothic" w:hAnsi="Century Gothic" w:cs="Century Gothic"/>
-          <w:b/>
-          <w:bCs/>
-          <w:color w:val="000000"/>
-          <w:kern w:val="0"/>
-          <w:lang w:val="en-GB"/>
-        </w:rPr>
-      </w:pPr>
-      <w:r>
-        <w:rPr>
-          <w:rFonts w:ascii="Century Gothic" w:hAnsi="Century Gothic" w:cs="Century Gothic"/>
-          <w:b/>
-          <w:bCs/>
-          <w:color w:val="000000"/>
-          <w:kern w:val="0"/>
-          <w:lang w:val="en-GB"/>
-        </w:rPr>
-        <w:t xml:space="preserve">User authentication is done by username and password (at least 8 characters, alphanumerical) </w:t>
-      </w:r>
-    </w:p>
-    <w:p>
-      <w:pPr>
-        <w:pStyle w:val="ListParagraph"/>
-        <w:numPr>
-          <w:ilvl w:val="0"/>
-          <w:numId w:val="4"/>
-        </w:numPr>
-        <w:tabs>
-          <w:tab w:val="left" w:pos="560"/>
-          <w:tab w:val="left" w:pos="1120"/>
-          <w:tab w:val="left" w:pos="1680"/>
-          <w:tab w:val="left" w:pos="2240"/>
-          <w:tab w:val="left" w:pos="2800"/>
-          <w:tab w:val="left" w:pos="3360"/>
-          <w:tab w:val="left" w:pos="3920"/>
-          <w:tab w:val="left" w:pos="4480"/>
-          <w:tab w:val="left" w:pos="5040"/>
-          <w:tab w:val="left" w:pos="5600"/>
-          <w:tab w:val="left" w:pos="6160"/>
-          <w:tab w:val="left" w:pos="6720"/>
-        </w:tabs>
-        <w:autoSpaceDE w:val="0"/>
-        <w:autoSpaceDN w:val="0"/>
-        <w:adjustRightInd w:val="0"/>
-        <w:rPr>
-          <w:rFonts w:ascii="Century Gothic" w:hAnsi="Century Gothic" w:cs="Century Gothic"/>
-          <w:color w:val="000000"/>
-          <w:kern w:val="0"/>
-          <w:lang w:val="en-GB"/>
-        </w:rPr>
-      </w:pPr>
-      <w:r>
-        <w:rPr>
-          <w:rFonts w:ascii="Century Gothic" w:hAnsi="Century Gothic" w:cs="Century Gothic"/>
-          <w:b/>
-          <w:bCs/>
-          <w:color w:val="000000"/>
-          <w:kern w:val="0"/>
-          <w:lang w:val="en-GB"/>
-        </w:rPr>
-        <w:t>Customers can view their accounts’ balances, the system allows for both customers and bank managers</w:t>
-      </w:r>
-    </w:p>
-    <w:p>
-      <w:pPr>
-        <w:pStyle w:val="ListParagraph"/>
-        <w:tabs>
-          <w:tab w:val="left" w:pos="560"/>
-          <w:tab w:val="left" w:pos="1120"/>
-          <w:tab w:val="left" w:pos="1680"/>
-          <w:tab w:val="left" w:pos="2240"/>
-          <w:tab w:val="left" w:pos="2800"/>
-          <w:tab w:val="left" w:pos="3360"/>
-          <w:tab w:val="left" w:pos="3920"/>
-          <w:tab w:val="left" w:pos="4480"/>
-          <w:tab w:val="left" w:pos="5040"/>
-          <w:tab w:val="left" w:pos="5600"/>
-          <w:tab w:val="left" w:pos="6160"/>
-          <w:tab w:val="left" w:pos="6720"/>
-        </w:tabs>
-        <w:autoSpaceDE w:val="0"/>
-        <w:autoSpaceDN w:val="0"/>
-        <w:adjustRightInd w:val="0"/>
-        <w:rPr>
-          <w:rFonts w:ascii="Century Gothic" w:hAnsi="Century Gothic" w:cs="Century Gothic"/>
-          <w:color w:val="000000"/>
-          <w:kern w:val="0"/>
-          <w:lang w:val="en-GB"/>
-        </w:rPr>
-      </w:pPr>
-    </w:p>
-    <w:p>
-      <w:pPr>
-        <w:pStyle w:val="ListParagraph"/>
-        <w:numPr>
-          <w:ilvl w:val="1"/>
-          <w:numId w:val="1"/>
-        </w:numPr>
-        <w:tabs>
-          <w:tab w:val="left" w:pos="560"/>
-          <w:tab w:val="left" w:pos="1120"/>
-          <w:tab w:val="left" w:pos="1680"/>
-          <w:tab w:val="left" w:pos="2240"/>
-          <w:tab w:val="left" w:pos="2800"/>
-          <w:tab w:val="left" w:pos="3360"/>
-          <w:tab w:val="left" w:pos="3920"/>
-          <w:tab w:val="left" w:pos="4480"/>
-          <w:tab w:val="left" w:pos="5040"/>
-          <w:tab w:val="left" w:pos="5600"/>
-          <w:tab w:val="left" w:pos="6160"/>
-          <w:tab w:val="left" w:pos="6720"/>
-        </w:tabs>
-        <w:autoSpaceDE w:val="0"/>
-        <w:autoSpaceDN w:val="0"/>
-        <w:adjustRightInd w:val="0"/>
-        <w:rPr>
-          <w:rFonts w:ascii="Century Gothic" w:hAnsi="Century Gothic" w:cs="Century Gothic"/>
-          <w:color w:val="E60006"/>
-          <w:kern w:val="0"/>
-          <w:lang w:val="en-GB"/>
-        </w:rPr>
-      </w:pPr>
-      <w:r>
-        <w:rPr>
-          <w:rFonts w:ascii="Century Gothic" w:hAnsi="Century Gothic" w:cs="Century Gothic"/>
-          <w:b/>
-          <w:bCs/>
-          <w:color w:val="000000"/>
-          <w:kern w:val="0"/>
-          <w:lang w:val="en-GB"/>
-        </w:rPr>
-        <w:t>Non-Functional Requirements</w:t>
-      </w:r>
-      <w:r>
-        <w:rPr>
-          <w:rFonts w:ascii="Century Gothic" w:hAnsi="Century Gothic" w:cs="Century Gothic"/>
-          <w:color w:val="000000"/>
-          <w:kern w:val="0"/>
-          <w:lang w:val="en-GB"/>
-        </w:rPr>
-        <w:t xml:space="preserve">: </w:t>
       </w:r>
     </w:p>
     <w:p>
@@ -602,7 +299,7 @@
           <w:kern w:val="0"/>
           <w:lang w:val="en-GB"/>
         </w:rPr>
-        <w:t>Response time of the system should be expected to be 3ms</w:t>
+        <w:t>Customer can create multiple accounts</w:t>
       </w:r>
     </w:p>
     <w:p>
@@ -647,7 +344,7 @@
           <w:kern w:val="0"/>
           <w:lang w:val="en-GB"/>
         </w:rPr>
-        <w:t>Encryption of data should be handled by the DBMS of choice</w:t>
+        <w:t>Customers can deposit and withdraw from appropriate accounts</w:t>
       </w:r>
     </w:p>
     <w:p>
@@ -692,7 +389,7 @@
           <w:kern w:val="0"/>
           <w:lang w:val="en-GB"/>
         </w:rPr>
-        <w:t xml:space="preserve">Usability is expected for PC only </w:t>
+        <w:t>Interest is applied to the bank balances at appropriate times</w:t>
       </w:r>
     </w:p>
     <w:p>
@@ -737,7 +434,7 @@
           <w:kern w:val="0"/>
           <w:lang w:val="en-GB"/>
         </w:rPr>
-        <w:t>GUI consistency between all sections of the program</w:t>
+        <w:t xml:space="preserve">User authentication is done by username and password (at least 8 characters, alphanumerical) </w:t>
       </w:r>
     </w:p>
     <w:p>
@@ -766,37 +463,22 @@
         <w:adjustRightInd w:val="0"/>
         <w:rPr>
           <w:rFonts w:ascii="Century Gothic" w:hAnsi="Century Gothic" w:cs="Century Gothic"/>
-          <w:b/>
-          <w:bCs/>
-          <w:color w:val="000000"/>
-          <w:kern w:val="0"/>
-          <w:lang w:val="en-GB"/>
-        </w:rPr>
-      </w:pPr>
-      <w:r>
-        <w:rPr>
-          <w:rFonts w:ascii="Century Gothic" w:hAnsi="Century Gothic" w:cs="Century Gothic"/>
-          <w:b/>
-          <w:bCs/>
-          <w:color w:val="000000"/>
-          <w:kern w:val="0"/>
-          <w:lang w:val="en-GB"/>
-        </w:rPr>
-        <w:t xml:space="preserve">Backup of data should be conducted around midnight </w:t>
-      </w:r>
-      <w:proofErr w:type="gramStart"/>
-      <w:r>
-        <w:rPr>
-          <w:rFonts w:ascii="Century Gothic" w:hAnsi="Century Gothic" w:cs="Century Gothic"/>
-          <w:b/>
-          <w:bCs/>
-          <w:color w:val="000000"/>
-          <w:kern w:val="0"/>
-          <w:lang w:val="en-GB"/>
-        </w:rPr>
-        <w:t>on a daily basis</w:t>
-      </w:r>
-      <w:proofErr w:type="gramEnd"/>
+          <w:color w:val="000000"/>
+          <w:kern w:val="0"/>
+          <w:lang w:val="en-GB"/>
+        </w:rPr>
+      </w:pPr>
+      <w:r>
+        <w:rPr>
+          <w:rFonts w:ascii="Century Gothic" w:hAnsi="Century Gothic" w:cs="Century Gothic"/>
+          <w:b/>
+          <w:bCs/>
+          <w:color w:val="000000"/>
+          <w:kern w:val="0"/>
+          <w:lang w:val="en-GB"/>
+        </w:rPr>
+        <w:t>Customers can view their accounts’ balances, the system allows for both customers and bank managers</w:t>
+      </w:r>
     </w:p>
     <w:p>
       <w:pPr>
@@ -820,7 +502,7 @@
         <w:adjustRightInd w:val="0"/>
         <w:rPr>
           <w:rFonts w:ascii="Century Gothic" w:hAnsi="Century Gothic" w:cs="Century Gothic"/>
-          <w:color w:val="E60006"/>
+          <w:color w:val="000000"/>
           <w:kern w:val="0"/>
           <w:lang w:val="en-GB"/>
         </w:rPr>
@@ -829,6 +511,10 @@
     <w:p>
       <w:pPr>
         <w:pStyle w:val="ListParagraph"/>
+        <w:numPr>
+          <w:ilvl w:val="1"/>
+          <w:numId w:val="3"/>
+        </w:numPr>
         <w:tabs>
           <w:tab w:val="left" w:pos="560"/>
           <w:tab w:val="left" w:pos="1120"/>
@@ -853,45 +539,26 @@
           <w:lang w:val="en-GB"/>
         </w:rPr>
       </w:pPr>
-    </w:p>
-    <w:p>
-      <w:pPr>
-        <w:pStyle w:val="ListParagraph"/>
-        <w:rPr>
-          <w:rFonts w:ascii="Century Gothic" w:hAnsi="Century Gothic" w:cs="Century Gothic"/>
-          <w:color w:val="000000"/>
-          <w:kern w:val="0"/>
-          <w:lang w:val="en-GB"/>
-        </w:rPr>
-      </w:pPr>
-    </w:p>
-    <w:p>
-      <w:pPr>
-        <w:pStyle w:val="ListParagraph"/>
-        <w:tabs>
-          <w:tab w:val="left" w:pos="560"/>
-          <w:tab w:val="left" w:pos="1120"/>
-          <w:tab w:val="left" w:pos="1680"/>
-          <w:tab w:val="left" w:pos="2240"/>
-          <w:tab w:val="left" w:pos="2800"/>
-          <w:tab w:val="left" w:pos="3360"/>
-          <w:tab w:val="left" w:pos="3920"/>
-          <w:tab w:val="left" w:pos="4480"/>
-          <w:tab w:val="left" w:pos="5040"/>
-          <w:tab w:val="left" w:pos="5600"/>
-          <w:tab w:val="left" w:pos="6160"/>
-          <w:tab w:val="left" w:pos="6720"/>
-        </w:tabs>
-        <w:autoSpaceDE w:val="0"/>
-        <w:autoSpaceDN w:val="0"/>
-        <w:adjustRightInd w:val="0"/>
-        <w:rPr>
-          <w:rFonts w:ascii="Century Gothic" w:hAnsi="Century Gothic" w:cs="Century Gothic"/>
-          <w:color w:val="000000"/>
-          <w:kern w:val="0"/>
-          <w:lang w:val="en-GB"/>
-        </w:rPr>
-      </w:pPr>
+      <w:r>
+        <w:rPr>
+          <w:rFonts w:ascii="Century Gothic" w:hAnsi="Century Gothic" w:cs="Century Gothic"/>
+          <w:b/>
+          <w:bCs/>
+          <w:color w:val="000000"/>
+          <w:kern w:val="0"/>
+          <w:lang w:val="en-GB"/>
+        </w:rPr>
+        <w:t>Non-Functional Requirements</w:t>
+      </w:r>
+      <w:r>
+        <w:rPr>
+          <w:rFonts w:ascii="Century Gothic" w:hAnsi="Century Gothic" w:cs="Century Gothic"/>
+          <w:color w:val="000000"/>
+          <w:kern w:val="0"/>
+          <w:lang w:val="en-GB"/>
+        </w:rPr>
+        <w:t xml:space="preserve">: </w:t>
+      </w:r>
     </w:p>
     <w:p>
       <w:pPr>
@@ -914,6 +581,326 @@
           <w:tab w:val="left" w:pos="6160"/>
           <w:tab w:val="left" w:pos="6720"/>
         </w:tabs>
+        <w:autoSpaceDE w:val="0"/>
+        <w:autoSpaceDN w:val="0"/>
+        <w:adjustRightInd w:val="0"/>
+        <w:rPr>
+          <w:rFonts w:ascii="Century Gothic" w:hAnsi="Century Gothic" w:cs="Century Gothic"/>
+          <w:b/>
+          <w:bCs/>
+          <w:color w:val="000000"/>
+          <w:kern w:val="0"/>
+          <w:lang w:val="en-GB"/>
+        </w:rPr>
+      </w:pPr>
+      <w:r>
+        <w:rPr>
+          <w:rFonts w:ascii="Century Gothic" w:hAnsi="Century Gothic" w:cs="Century Gothic"/>
+          <w:b/>
+          <w:bCs/>
+          <w:color w:val="000000"/>
+          <w:kern w:val="0"/>
+          <w:lang w:val="en-GB"/>
+        </w:rPr>
+        <w:t>Response time of the system should be expected to be 3ms</w:t>
+      </w:r>
+    </w:p>
+    <w:p>
+      <w:pPr>
+        <w:pStyle w:val="ListParagraph"/>
+        <w:numPr>
+          <w:ilvl w:val="0"/>
+          <w:numId w:val="1"/>
+        </w:numPr>
+        <w:tabs>
+          <w:tab w:val="left" w:pos="560"/>
+          <w:tab w:val="left" w:pos="1120"/>
+          <w:tab w:val="left" w:pos="1680"/>
+          <w:tab w:val="left" w:pos="2240"/>
+          <w:tab w:val="left" w:pos="2800"/>
+          <w:tab w:val="left" w:pos="3360"/>
+          <w:tab w:val="left" w:pos="3920"/>
+          <w:tab w:val="left" w:pos="4480"/>
+          <w:tab w:val="left" w:pos="5040"/>
+          <w:tab w:val="left" w:pos="5600"/>
+          <w:tab w:val="left" w:pos="6160"/>
+          <w:tab w:val="left" w:pos="6720"/>
+        </w:tabs>
+        <w:autoSpaceDE w:val="0"/>
+        <w:autoSpaceDN w:val="0"/>
+        <w:adjustRightInd w:val="0"/>
+        <w:rPr>
+          <w:rFonts w:ascii="Century Gothic" w:hAnsi="Century Gothic" w:cs="Century Gothic"/>
+          <w:b/>
+          <w:bCs/>
+          <w:color w:val="000000"/>
+          <w:kern w:val="0"/>
+          <w:lang w:val="en-GB"/>
+        </w:rPr>
+      </w:pPr>
+      <w:r>
+        <w:rPr>
+          <w:rFonts w:ascii="Century Gothic" w:hAnsi="Century Gothic" w:cs="Century Gothic"/>
+          <w:b/>
+          <w:bCs/>
+          <w:color w:val="000000"/>
+          <w:kern w:val="0"/>
+          <w:lang w:val="en-GB"/>
+        </w:rPr>
+        <w:t>Encryption of data should be handled by the DBMS of choice</w:t>
+      </w:r>
+    </w:p>
+    <w:p>
+      <w:pPr>
+        <w:pStyle w:val="ListParagraph"/>
+        <w:numPr>
+          <w:ilvl w:val="0"/>
+          <w:numId w:val="1"/>
+        </w:numPr>
+        <w:tabs>
+          <w:tab w:val="left" w:pos="560"/>
+          <w:tab w:val="left" w:pos="1120"/>
+          <w:tab w:val="left" w:pos="1680"/>
+          <w:tab w:val="left" w:pos="2240"/>
+          <w:tab w:val="left" w:pos="2800"/>
+          <w:tab w:val="left" w:pos="3360"/>
+          <w:tab w:val="left" w:pos="3920"/>
+          <w:tab w:val="left" w:pos="4480"/>
+          <w:tab w:val="left" w:pos="5040"/>
+          <w:tab w:val="left" w:pos="5600"/>
+          <w:tab w:val="left" w:pos="6160"/>
+          <w:tab w:val="left" w:pos="6720"/>
+        </w:tabs>
+        <w:autoSpaceDE w:val="0"/>
+        <w:autoSpaceDN w:val="0"/>
+        <w:adjustRightInd w:val="0"/>
+        <w:rPr>
+          <w:rFonts w:ascii="Century Gothic" w:hAnsi="Century Gothic" w:cs="Century Gothic"/>
+          <w:b/>
+          <w:bCs/>
+          <w:color w:val="000000"/>
+          <w:kern w:val="0"/>
+          <w:lang w:val="en-GB"/>
+        </w:rPr>
+      </w:pPr>
+      <w:r>
+        <w:rPr>
+          <w:rFonts w:ascii="Century Gothic" w:hAnsi="Century Gothic" w:cs="Century Gothic"/>
+          <w:b/>
+          <w:bCs/>
+          <w:color w:val="000000"/>
+          <w:kern w:val="0"/>
+          <w:lang w:val="en-GB"/>
+        </w:rPr>
+        <w:t xml:space="preserve">Usability is expected for PC only </w:t>
+      </w:r>
+    </w:p>
+    <w:p>
+      <w:pPr>
+        <w:pStyle w:val="ListParagraph"/>
+        <w:numPr>
+          <w:ilvl w:val="0"/>
+          <w:numId w:val="1"/>
+        </w:numPr>
+        <w:tabs>
+          <w:tab w:val="left" w:pos="560"/>
+          <w:tab w:val="left" w:pos="1120"/>
+          <w:tab w:val="left" w:pos="1680"/>
+          <w:tab w:val="left" w:pos="2240"/>
+          <w:tab w:val="left" w:pos="2800"/>
+          <w:tab w:val="left" w:pos="3360"/>
+          <w:tab w:val="left" w:pos="3920"/>
+          <w:tab w:val="left" w:pos="4480"/>
+          <w:tab w:val="left" w:pos="5040"/>
+          <w:tab w:val="left" w:pos="5600"/>
+          <w:tab w:val="left" w:pos="6160"/>
+          <w:tab w:val="left" w:pos="6720"/>
+        </w:tabs>
+        <w:autoSpaceDE w:val="0"/>
+        <w:autoSpaceDN w:val="0"/>
+        <w:adjustRightInd w:val="0"/>
+        <w:rPr>
+          <w:rFonts w:ascii="Century Gothic" w:hAnsi="Century Gothic" w:cs="Century Gothic"/>
+          <w:b/>
+          <w:bCs/>
+          <w:color w:val="000000"/>
+          <w:kern w:val="0"/>
+          <w:lang w:val="en-GB"/>
+        </w:rPr>
+      </w:pPr>
+      <w:r>
+        <w:rPr>
+          <w:rFonts w:ascii="Century Gothic" w:hAnsi="Century Gothic" w:cs="Century Gothic"/>
+          <w:b/>
+          <w:bCs/>
+          <w:color w:val="000000"/>
+          <w:kern w:val="0"/>
+          <w:lang w:val="en-GB"/>
+        </w:rPr>
+        <w:t>GUI consistency between all sections of the program</w:t>
+      </w:r>
+    </w:p>
+    <w:p>
+      <w:pPr>
+        <w:pStyle w:val="ListParagraph"/>
+        <w:numPr>
+          <w:ilvl w:val="0"/>
+          <w:numId w:val="1"/>
+        </w:numPr>
+        <w:tabs>
+          <w:tab w:val="left" w:pos="560"/>
+          <w:tab w:val="left" w:pos="1120"/>
+          <w:tab w:val="left" w:pos="1680"/>
+          <w:tab w:val="left" w:pos="2240"/>
+          <w:tab w:val="left" w:pos="2800"/>
+          <w:tab w:val="left" w:pos="3360"/>
+          <w:tab w:val="left" w:pos="3920"/>
+          <w:tab w:val="left" w:pos="4480"/>
+          <w:tab w:val="left" w:pos="5040"/>
+          <w:tab w:val="left" w:pos="5600"/>
+          <w:tab w:val="left" w:pos="6160"/>
+          <w:tab w:val="left" w:pos="6720"/>
+        </w:tabs>
+        <w:autoSpaceDE w:val="0"/>
+        <w:autoSpaceDN w:val="0"/>
+        <w:adjustRightInd w:val="0"/>
+        <w:rPr>
+          <w:rFonts w:ascii="Century Gothic" w:hAnsi="Century Gothic" w:cs="Century Gothic"/>
+          <w:b/>
+          <w:bCs/>
+          <w:color w:val="000000"/>
+          <w:kern w:val="0"/>
+          <w:lang w:val="en-GB"/>
+        </w:rPr>
+      </w:pPr>
+      <w:r>
+        <w:rPr>
+          <w:rFonts w:ascii="Century Gothic" w:hAnsi="Century Gothic" w:cs="Century Gothic"/>
+          <w:b/>
+          <w:bCs/>
+          <w:color w:val="000000"/>
+          <w:kern w:val="0"/>
+          <w:lang w:val="en-GB"/>
+        </w:rPr>
+        <w:t>Backup of data should be conducted around midnight on a daily basis</w:t>
+      </w:r>
+    </w:p>
+    <w:p>
+      <w:pPr>
+        <w:pStyle w:val="ListParagraph"/>
+        <w:tabs>
+          <w:tab w:val="left" w:pos="560"/>
+          <w:tab w:val="left" w:pos="1120"/>
+          <w:tab w:val="left" w:pos="1680"/>
+          <w:tab w:val="left" w:pos="2240"/>
+          <w:tab w:val="left" w:pos="2800"/>
+          <w:tab w:val="left" w:pos="3360"/>
+          <w:tab w:val="left" w:pos="3920"/>
+          <w:tab w:val="left" w:pos="4480"/>
+          <w:tab w:val="left" w:pos="5040"/>
+          <w:tab w:val="left" w:pos="5600"/>
+          <w:tab w:val="left" w:pos="6160"/>
+          <w:tab w:val="left" w:pos="6720"/>
+        </w:tabs>
+        <w:autoSpaceDE w:val="0"/>
+        <w:autoSpaceDN w:val="0"/>
+        <w:adjustRightInd w:val="0"/>
+        <w:rPr>
+          <w:rFonts w:ascii="Century Gothic" w:hAnsi="Century Gothic" w:cs="Century Gothic"/>
+          <w:color w:val="E60006"/>
+          <w:kern w:val="0"/>
+          <w:lang w:val="en-GB"/>
+        </w:rPr>
+      </w:pPr>
+    </w:p>
+    <w:p>
+      <w:pPr>
+        <w:pStyle w:val="ListParagraph"/>
+        <w:tabs>
+          <w:tab w:val="left" w:pos="560"/>
+          <w:tab w:val="left" w:pos="1120"/>
+          <w:tab w:val="left" w:pos="1680"/>
+          <w:tab w:val="left" w:pos="2240"/>
+          <w:tab w:val="left" w:pos="2800"/>
+          <w:tab w:val="left" w:pos="3360"/>
+          <w:tab w:val="left" w:pos="3920"/>
+          <w:tab w:val="left" w:pos="4480"/>
+          <w:tab w:val="left" w:pos="5040"/>
+          <w:tab w:val="left" w:pos="5600"/>
+          <w:tab w:val="left" w:pos="6160"/>
+          <w:tab w:val="left" w:pos="6720"/>
+        </w:tabs>
+        <w:autoSpaceDE w:val="0"/>
+        <w:autoSpaceDN w:val="0"/>
+        <w:adjustRightInd w:val="0"/>
+        <w:rPr>
+          <w:rFonts w:ascii="Century Gothic" w:hAnsi="Century Gothic" w:cs="Century Gothic"/>
+          <w:color w:val="E60006"/>
+          <w:kern w:val="0"/>
+          <w:lang w:val="en-GB"/>
+        </w:rPr>
+      </w:pPr>
+    </w:p>
+    <w:p>
+      <w:pPr>
+        <w:pStyle w:val="ListParagraph"/>
+        <w:rPr>
+          <w:rFonts w:ascii="Century Gothic" w:hAnsi="Century Gothic" w:cs="Century Gothic"/>
+          <w:color w:val="000000"/>
+          <w:kern w:val="0"/>
+          <w:lang w:val="en-GB"/>
+        </w:rPr>
+      </w:pPr>
+    </w:p>
+    <w:p>
+      <w:pPr>
+        <w:pStyle w:val="ListParagraph"/>
+        <w:tabs>
+          <w:tab w:val="left" w:pos="560"/>
+          <w:tab w:val="left" w:pos="1120"/>
+          <w:tab w:val="left" w:pos="1680"/>
+          <w:tab w:val="left" w:pos="2240"/>
+          <w:tab w:val="left" w:pos="2800"/>
+          <w:tab w:val="left" w:pos="3360"/>
+          <w:tab w:val="left" w:pos="3920"/>
+          <w:tab w:val="left" w:pos="4480"/>
+          <w:tab w:val="left" w:pos="5040"/>
+          <w:tab w:val="left" w:pos="5600"/>
+          <w:tab w:val="left" w:pos="6160"/>
+          <w:tab w:val="left" w:pos="6720"/>
+        </w:tabs>
+        <w:autoSpaceDE w:val="0"/>
+        <w:autoSpaceDN w:val="0"/>
+        <w:adjustRightInd w:val="0"/>
+        <w:rPr>
+          <w:rFonts w:ascii="Century Gothic" w:hAnsi="Century Gothic" w:cs="Century Gothic"/>
+          <w:color w:val="000000"/>
+          <w:kern w:val="0"/>
+          <w:lang w:val="en-GB"/>
+        </w:rPr>
+      </w:pPr>
+    </w:p>
+    <w:p>
+      <w:pPr>
+        <w:pStyle w:val="ListParagraph"/>
+        <w:numPr>
+          <w:ilvl w:val="0"/>
+          <w:numId w:val="3"/>
+        </w:numPr>
+        <w:tabs>
+          <w:tab w:val="left" w:pos="560"/>
+          <w:tab w:val="left" w:pos="1120"/>
+          <w:tab w:val="left" w:pos="1680"/>
+          <w:tab w:val="left" w:pos="2240"/>
+          <w:tab w:val="left" w:pos="2800"/>
+          <w:tab w:val="left" w:pos="3360"/>
+          <w:tab w:val="left" w:pos="3920"/>
+          <w:tab w:val="left" w:pos="4480"/>
+          <w:tab w:val="left" w:pos="5040"/>
+          <w:tab w:val="left" w:pos="5600"/>
+          <w:tab w:val="left" w:pos="6160"/>
+          <w:tab w:val="left" w:pos="6720"/>
+        </w:tabs>
         <w:rPr>
           <w:rFonts w:ascii="Century Gothic" w:hAnsi="Century Gothic" w:cs="Century Gothic"/>
           <w:b/>
@@ -975,7 +962,7 @@
         <w:pStyle w:val="ListParagraph"/>
         <w:numPr>
           <w:ilvl w:val="1"/>
-          <w:numId w:val="1"/>
+          <w:numId w:val="3"/>
         </w:numPr>
         <w:tabs>
           <w:tab w:val="left" w:pos="560"/>
@@ -1071,12 +1058,17 @@
           <w:szCs w:val="27"/>
           <w:lang w:val="en-GB"/>
         </w:rPr>
-        <w:lastRenderedPageBreak/>
         <w:drawing>
           <wp:inline distT="0" distB="0" distL="0" distR="0" wp14:anchorId="0C900DBD" wp14:editId="203F353A">
             <wp:extent cx="4972050" cy="3857625"/>
             <wp:effectExtent l="0" t="0" r="0" b="9525"/>
-            <wp:docPr id="1433900667" name="Picture 1"/>
+            <wp:docPr id="1433900667" name="Picture 1">
+              <a:extLst xmlns:a="http://schemas.openxmlformats.org/drawingml/2006/main">
+                <a:ext uri="{FF2B5EF4-FFF2-40B4-BE49-F238E27FC236}">
+                  <a16:creationId xmlns:a16="http://schemas.microsoft.com/office/drawing/2014/main" id="{E47010BC-1D9E-4449-853C-0093C16A3351}"/>
+                </a:ext>
+              </a:extLst>
+            </wp:docPr>
             <wp:cNvGraphicFramePr>
               <a:graphicFrameLocks xmlns:a="http://schemas.openxmlformats.org/drawingml/2006/main" noChangeAspect="1"/>
             </wp:cNvGraphicFramePr>
@@ -1151,7 +1143,7 @@
         <w:pStyle w:val="ListParagraph"/>
         <w:numPr>
           <w:ilvl w:val="1"/>
-          <w:numId w:val="1"/>
+          <w:numId w:val="3"/>
         </w:numPr>
         <w:tabs>
           <w:tab w:val="left" w:pos="560"/>
@@ -1242,7 +1234,13 @@
           <wp:inline distT="0" distB="0" distL="0" distR="0" wp14:anchorId="44FE1413" wp14:editId="7B92B61F">
             <wp:extent cx="5731510" cy="3139440"/>
             <wp:effectExtent l="0" t="0" r="2540" b="3810"/>
-            <wp:docPr id="1090330399" name="Picture 6"/>
+            <wp:docPr id="1090330399" name="Picture 6">
+              <a:extLst xmlns:a="http://schemas.openxmlformats.org/drawingml/2006/main">
+                <a:ext uri="{FF2B5EF4-FFF2-40B4-BE49-F238E27FC236}">
+                  <a16:creationId xmlns:a16="http://schemas.microsoft.com/office/drawing/2014/main" id="{E2CBEDD9-C42C-4288-9C2C-7E3D9574DA89}"/>
+                </a:ext>
+              </a:extLst>
+            </wp:docPr>
             <wp:cNvGraphicFramePr>
               <a:graphicFrameLocks xmlns:a="http://schemas.openxmlformats.org/drawingml/2006/main" noChangeAspect="1"/>
             </wp:cNvGraphicFramePr>
@@ -1603,12 +1601,17 @@
           <w:kern w:val="0"/>
           <w:lang w:val="en-GB"/>
         </w:rPr>
-        <w:lastRenderedPageBreak/>
         <w:drawing>
           <wp:inline distT="0" distB="0" distL="0" distR="0" wp14:anchorId="2AFCA891" wp14:editId="62749DF0">
             <wp:extent cx="5731510" cy="2536190"/>
             <wp:effectExtent l="0" t="0" r="2540" b="0"/>
-            <wp:docPr id="345323370" name="Picture 7"/>
+            <wp:docPr id="345323370" name="Picture 7">
+              <a:extLst xmlns:a="http://schemas.openxmlformats.org/drawingml/2006/main">
+                <a:ext uri="{FF2B5EF4-FFF2-40B4-BE49-F238E27FC236}">
+                  <a16:creationId xmlns:a16="http://schemas.microsoft.com/office/drawing/2014/main" id="{C49E0D63-B3AA-412F-A634-1DF77AB7F0AE}"/>
+                </a:ext>
+              </a:extLst>
+            </wp:docPr>
             <wp:cNvGraphicFramePr>
               <a:graphicFrameLocks xmlns:a="http://schemas.openxmlformats.org/drawingml/2006/main" noChangeAspect="1"/>
             </wp:cNvGraphicFramePr>
@@ -1685,7 +1688,13 @@
           <wp:inline distT="0" distB="0" distL="0" distR="0" wp14:anchorId="5D2DA90B" wp14:editId="74AA11E3">
             <wp:extent cx="5324475" cy="2390775"/>
             <wp:effectExtent l="0" t="0" r="9525" b="9525"/>
-            <wp:docPr id="648766393" name="Picture 8" descr="A diagram of a bank system&#10;&#10;AI-generated content may be incorrect."/>
+            <wp:docPr id="648766393" name="Picture 8" descr="A diagram of a bank system&#10;&#10;AI-generated content may be incorrect.">
+              <a:extLst xmlns:a="http://schemas.openxmlformats.org/drawingml/2006/main">
+                <a:ext uri="{FF2B5EF4-FFF2-40B4-BE49-F238E27FC236}">
+                  <a16:creationId xmlns:a16="http://schemas.microsoft.com/office/drawing/2014/main" id="{40F0E5CB-EBCF-465D-923F-8E9F06C60163}"/>
+                </a:ext>
+              </a:extLst>
+            </wp:docPr>
             <wp:cNvGraphicFramePr>
               <a:graphicFrameLocks xmlns:a="http://schemas.openxmlformats.org/drawingml/2006/main" noChangeAspect="1"/>
             </wp:cNvGraphicFramePr>
@@ -1846,12 +1855,17 @@
           <w:color w:val="000000" w:themeColor="text1"/>
           <w:lang w:val="en-GB"/>
         </w:rPr>
-        <w:lastRenderedPageBreak/>
         <w:drawing>
           <wp:inline distT="0" distB="0" distL="0" distR="0" wp14:anchorId="45C8F1CA" wp14:editId="00F31F46">
             <wp:extent cx="5343525" cy="3752850"/>
             <wp:effectExtent l="0" t="0" r="9525" b="0"/>
-            <wp:docPr id="370749236" name="Picture 5"/>
+            <wp:docPr id="370749236" name="Picture 5">
+              <a:extLst xmlns:a="http://schemas.openxmlformats.org/drawingml/2006/main">
+                <a:ext uri="{FF2B5EF4-FFF2-40B4-BE49-F238E27FC236}">
+                  <a16:creationId xmlns:a16="http://schemas.microsoft.com/office/drawing/2014/main" id="{D617DA21-DB73-4F9D-B2FA-66E2CFAB4272}"/>
+                </a:ext>
+              </a:extLst>
+            </wp:docPr>
             <wp:cNvGraphicFramePr>
               <a:graphicFrameLocks xmlns:a="http://schemas.openxmlformats.org/drawingml/2006/main" noChangeAspect="1"/>
             </wp:cNvGraphicFramePr>
@@ -2030,9 +2044,10 @@
         <w:adjustRightInd w:val="0"/>
         <w:rPr>
           <w:rFonts w:ascii="Century Gothic" w:hAnsi="Century Gothic" w:cs="Century Gothic"/>
-          <w:color w:val="000000"/>
-          <w:kern w:val="0"/>
-          <w:lang w:val="en-GB"/>
+          <w:b/>
+          <w:bCs/>
+          <w:color w:val="000000"/>
+          <w:kern w:val="0"/>
         </w:rPr>
       </w:pPr>
       <w:r>
@@ -2088,11 +2103,4573 @@
         <w:adjustRightInd w:val="0"/>
         <w:rPr>
           <w:rFonts w:ascii="Century Gothic" w:hAnsi="Century Gothic" w:cs="Century Gothic"/>
-          <w:color w:val="000000"/>
-          <w:kern w:val="0"/>
-          <w:lang w:val="en-GB"/>
-        </w:rPr>
-      </w:pPr>
+          <w:b/>
+          <w:bCs/>
+          <w:color w:val="000000"/>
+          <w:kern w:val="0"/>
+        </w:rPr>
+      </w:pPr>
+      <w:r>
+        <w:rPr>
+          <w:rFonts w:ascii="Century Gothic" w:hAnsi="Century Gothic" w:cs="Century Gothic"/>
+          <w:b/>
+          <w:bCs/>
+          <w:color w:val="000000"/>
+          <w:kern w:val="0"/>
+        </w:rPr>
+        <w:t xml:space="preserve"> </w:t>
+      </w:r>
+    </w:p>
+    <w:p>
+      <w:pPr>
+        <w:tabs>
+          <w:tab w:val="left" w:pos="560"/>
+          <w:tab w:val="left" w:pos="1120"/>
+          <w:tab w:val="left" w:pos="1680"/>
+          <w:tab w:val="left" w:pos="2240"/>
+          <w:tab w:val="left" w:pos="2800"/>
+          <w:tab w:val="left" w:pos="3360"/>
+          <w:tab w:val="left" w:pos="3920"/>
+          <w:tab w:val="left" w:pos="4480"/>
+          <w:tab w:val="left" w:pos="5040"/>
+          <w:tab w:val="left" w:pos="5600"/>
+          <w:tab w:val="left" w:pos="6160"/>
+          <w:tab w:val="left" w:pos="6720"/>
+        </w:tabs>
+        <w:autoSpaceDE w:val="0"/>
+        <w:autoSpaceDN w:val="0"/>
+        <w:adjustRightInd w:val="0"/>
+        <w:rPr>
+          <w:rFonts w:ascii="Century Gothic" w:hAnsi="Century Gothic" w:cs="Century Gothic"/>
+          <w:b/>
+          <w:bCs/>
+          <w:color w:val="000000"/>
+          <w:kern w:val="0"/>
+          <w:sz w:val="36"/>
+          <w:szCs w:val="36"/>
+        </w:rPr>
+      </w:pPr>
+      <w:r>
+        <w:rPr>
+          <w:rFonts w:ascii="Century Gothic" w:hAnsi="Century Gothic" w:cs="Century Gothic"/>
+          <w:b/>
+          <w:bCs/>
+          <w:color w:val="000000"/>
+          <w:kern w:val="0"/>
+          <w:sz w:val="36"/>
+          <w:szCs w:val="36"/>
+        </w:rPr>
+        <w:t>Short Integration Test</w:t>
+      </w:r>
+    </w:p>
+    <w:p>
+      <w:pPr>
+        <w:tabs>
+          <w:tab w:val="left" w:pos="560"/>
+          <w:tab w:val="left" w:pos="1120"/>
+          <w:tab w:val="left" w:pos="1680"/>
+          <w:tab w:val="left" w:pos="2240"/>
+          <w:tab w:val="left" w:pos="2800"/>
+          <w:tab w:val="left" w:pos="3360"/>
+          <w:tab w:val="left" w:pos="3920"/>
+          <w:tab w:val="left" w:pos="4480"/>
+          <w:tab w:val="left" w:pos="5040"/>
+          <w:tab w:val="left" w:pos="5600"/>
+          <w:tab w:val="left" w:pos="6160"/>
+          <w:tab w:val="left" w:pos="6720"/>
+        </w:tabs>
+        <w:autoSpaceDE w:val="0"/>
+        <w:autoSpaceDN w:val="0"/>
+        <w:adjustRightInd w:val="0"/>
+        <w:rPr>
+          <w:rFonts w:ascii="Century Gothic" w:hAnsi="Century Gothic" w:cs="Century Gothic"/>
+          <w:b/>
+          <w:bCs/>
+          <w:color w:val="000000"/>
+          <w:kern w:val="0"/>
+        </w:rPr>
+      </w:pPr>
+      <w:r>
+        <w:rPr>
+          <w:rFonts w:ascii="Century Gothic" w:hAnsi="Century Gothic" w:cs="Century Gothic"/>
+          <w:b/>
+          <w:bCs/>
+          <w:color w:val="000000"/>
+          <w:kern w:val="0"/>
+        </w:rPr>
+        <w:t>The purpose of this test is to ensure the banking system works</w:t>
+      </w:r>
+      <w:r>
+        <w:rPr>
+          <w:rFonts w:ascii="Century Gothic" w:hAnsi="Century Gothic" w:cs="Century Gothic"/>
+          <w:b/>
+          <w:bCs/>
+          <w:color w:val="000000"/>
+          <w:kern w:val="0"/>
+        </w:rPr>
+        <w:t xml:space="preserve"> from the </w:t>
+      </w:r>
+      <w:r>
+        <w:rPr>
+          <w:rFonts w:ascii="Century Gothic" w:hAnsi="Century Gothic" w:cs="Century Gothic"/>
+          <w:b/>
+          <w:bCs/>
+          <w:color w:val="000000"/>
+          <w:kern w:val="0"/>
+        </w:rPr>
+        <w:t>users’</w:t>
+      </w:r>
+      <w:r>
+        <w:rPr>
+          <w:rFonts w:ascii="Century Gothic" w:hAnsi="Century Gothic" w:cs="Century Gothic"/>
+          <w:b/>
+          <w:bCs/>
+          <w:color w:val="000000"/>
+          <w:kern w:val="0"/>
+        </w:rPr>
+        <w:t xml:space="preserve"> point of view and that the </w:t>
+      </w:r>
+      <w:r>
+        <w:rPr>
+          <w:rFonts w:ascii="Century Gothic" w:hAnsi="Century Gothic" w:cs="Century Gothic"/>
+          <w:b/>
+          <w:bCs/>
+          <w:color w:val="000000"/>
+          <w:kern w:val="0"/>
+        </w:rPr>
+        <w:t>text-based</w:t>
+      </w:r>
+      <w:r>
+        <w:rPr>
+          <w:rFonts w:ascii="Century Gothic" w:hAnsi="Century Gothic" w:cs="Century Gothic"/>
+          <w:b/>
+          <w:bCs/>
+          <w:color w:val="000000"/>
+          <w:kern w:val="0"/>
+        </w:rPr>
+        <w:t xml:space="preserve"> Database is successfully updated accordingly</w:t>
+      </w:r>
+    </w:p>
+    <w:p>
+      <w:pPr>
+        <w:tabs>
+          <w:tab w:val="left" w:pos="560"/>
+          <w:tab w:val="left" w:pos="1120"/>
+          <w:tab w:val="left" w:pos="1680"/>
+          <w:tab w:val="left" w:pos="2240"/>
+          <w:tab w:val="left" w:pos="2800"/>
+          <w:tab w:val="left" w:pos="3360"/>
+          <w:tab w:val="left" w:pos="3920"/>
+          <w:tab w:val="left" w:pos="4480"/>
+          <w:tab w:val="left" w:pos="5040"/>
+          <w:tab w:val="left" w:pos="5600"/>
+          <w:tab w:val="left" w:pos="6160"/>
+          <w:tab w:val="left" w:pos="6720"/>
+        </w:tabs>
+        <w:autoSpaceDE w:val="0"/>
+        <w:autoSpaceDN w:val="0"/>
+        <w:adjustRightInd w:val="0"/>
+        <w:rPr>
+          <w:rFonts w:ascii="Century Gothic" w:hAnsi="Century Gothic" w:cs="Century Gothic"/>
+          <w:b/>
+          <w:bCs/>
+          <w:color w:val="000000"/>
+          <w:kern w:val="0"/>
+        </w:rPr>
+      </w:pPr>
+      <w:r>
+        <w:rPr>
+          <w:rFonts w:ascii="Century Gothic" w:hAnsi="Century Gothic" w:cs="Century Gothic"/>
+          <w:b/>
+          <w:bCs/>
+          <w:color w:val="000000"/>
+          <w:kern w:val="0"/>
+        </w:rPr>
+        <w:t xml:space="preserve"> </w:t>
+      </w:r>
+    </w:p>
+    <w:p>
+      <w:pPr>
+        <w:tabs>
+          <w:tab w:val="left" w:pos="560"/>
+          <w:tab w:val="left" w:pos="1120"/>
+          <w:tab w:val="left" w:pos="1680"/>
+          <w:tab w:val="left" w:pos="2240"/>
+          <w:tab w:val="left" w:pos="2800"/>
+          <w:tab w:val="left" w:pos="3360"/>
+          <w:tab w:val="left" w:pos="3920"/>
+          <w:tab w:val="left" w:pos="4480"/>
+          <w:tab w:val="left" w:pos="5040"/>
+          <w:tab w:val="left" w:pos="5600"/>
+          <w:tab w:val="left" w:pos="6160"/>
+          <w:tab w:val="left" w:pos="6720"/>
+        </w:tabs>
+        <w:autoSpaceDE w:val="0"/>
+        <w:autoSpaceDN w:val="0"/>
+        <w:adjustRightInd w:val="0"/>
+        <w:rPr>
+          <w:rFonts w:ascii="Century Gothic" w:hAnsi="Century Gothic" w:cs="Century Gothic"/>
+          <w:b/>
+          <w:bCs/>
+          <w:color w:val="000000"/>
+          <w:kern w:val="0"/>
+        </w:rPr>
+      </w:pPr>
+      <w:r>
+        <w:rPr>
+          <w:rFonts w:ascii="Century Gothic" w:hAnsi="Century Gothic" w:cs="Century Gothic"/>
+          <w:b/>
+          <w:bCs/>
+          <w:color w:val="000000"/>
+          <w:kern w:val="0"/>
+        </w:rPr>
+        <w:t>Step 1: Creating a User</w:t>
+      </w:r>
+    </w:p>
+    <w:p>
+      <w:pPr>
+        <w:tabs>
+          <w:tab w:val="left" w:pos="560"/>
+          <w:tab w:val="left" w:pos="1120"/>
+          <w:tab w:val="left" w:pos="1680"/>
+          <w:tab w:val="left" w:pos="2240"/>
+          <w:tab w:val="left" w:pos="2800"/>
+          <w:tab w:val="left" w:pos="3360"/>
+          <w:tab w:val="left" w:pos="3920"/>
+          <w:tab w:val="left" w:pos="4480"/>
+          <w:tab w:val="left" w:pos="5040"/>
+          <w:tab w:val="left" w:pos="5600"/>
+          <w:tab w:val="left" w:pos="6160"/>
+          <w:tab w:val="left" w:pos="6720"/>
+        </w:tabs>
+        <w:autoSpaceDE w:val="0"/>
+        <w:autoSpaceDN w:val="0"/>
+        <w:adjustRightInd w:val="0"/>
+        <w:ind w:left="560"/>
+        <w:rPr>
+          <w:rFonts w:ascii="Century Gothic" w:hAnsi="Century Gothic" w:cs="Century Gothic"/>
+          <w:b/>
+          <w:bCs/>
+          <w:color w:val="000000"/>
+          <w:kern w:val="0"/>
+        </w:rPr>
+      </w:pPr>
+      <w:r>
+        <w:rPr>
+          <w:rFonts w:ascii="Century Gothic" w:hAnsi="Century Gothic" w:cs="Century Gothic"/>
+          <w:b/>
+          <w:bCs/>
+          <w:color w:val="000000"/>
+          <w:kern w:val="0"/>
+        </w:rPr>
+        <w:t>The user may click the ‘Create New User’ tab and m</w:t>
+      </w:r>
+      <w:r>
+        <w:rPr>
+          <w:rFonts w:ascii="Century Gothic" w:hAnsi="Century Gothic" w:cs="Century Gothic"/>
+          <w:b/>
+          <w:bCs/>
+          <w:color w:val="000000"/>
+          <w:kern w:val="0"/>
+        </w:rPr>
+        <w:t>ay enter their First and Last name, Password if they wish to be a bank manager</w:t>
+      </w:r>
+      <w:r>
+        <w:rPr>
+          <w:rFonts w:ascii="Century Gothic" w:hAnsi="Century Gothic" w:cs="Century Gothic"/>
+          <w:b/>
+          <w:bCs/>
+          <w:color w:val="000000"/>
+          <w:kern w:val="0"/>
+        </w:rPr>
+        <w:t xml:space="preserve"> and if they wish to be a customer they also include the Address and Bank ID</w:t>
+      </w:r>
+      <w:r>
+        <w:rPr>
+          <w:rFonts w:ascii="Century Gothic" w:hAnsi="Century Gothic" w:cs="Century Gothic"/>
+          <w:b/>
+          <w:bCs/>
+          <w:color w:val="000000"/>
+          <w:kern w:val="0"/>
+        </w:rPr>
+        <w:t xml:space="preserve"> into the appropriate fields</w:t>
+      </w:r>
+      <w:r>
+        <w:rPr>
+          <w:rFonts w:ascii="Century Gothic" w:hAnsi="Century Gothic" w:cs="Century Gothic"/>
+          <w:b/>
+          <w:bCs/>
+          <w:color w:val="000000"/>
+          <w:kern w:val="0"/>
+        </w:rPr>
+        <w:t xml:space="preserve">. If any of the fields are empty then an error404 will appear </w:t>
+      </w:r>
+      <w:r>
+        <w:rPr>
+          <w:rFonts w:ascii="Century Gothic" w:hAnsi="Century Gothic" w:cs="Century Gothic"/>
+          <w:b/>
+          <w:bCs/>
+          <w:color w:val="000000"/>
+          <w:kern w:val="0"/>
+        </w:rPr>
+        <w:t xml:space="preserve">showing some values are missing, once values are </w:t>
+      </w:r>
+      <w:r>
+        <w:rPr>
+          <w:rFonts w:ascii="Century Gothic" w:hAnsi="Century Gothic" w:cs="Century Gothic"/>
+          <w:b/>
+          <w:bCs/>
+          <w:color w:val="000000"/>
+          <w:kern w:val="0"/>
+        </w:rPr>
+        <w:t>ensured</w:t>
+      </w:r>
+      <w:r>
+        <w:rPr>
+          <w:rFonts w:ascii="Century Gothic" w:hAnsi="Century Gothic" w:cs="Century Gothic"/>
+          <w:b/>
+          <w:bCs/>
+          <w:color w:val="000000"/>
+          <w:kern w:val="0"/>
+        </w:rPr>
+        <w:t xml:space="preserve"> they are in the </w:t>
+      </w:r>
+      <w:r>
+        <w:rPr>
+          <w:rFonts w:ascii="Century Gothic" w:hAnsi="Century Gothic" w:cs="Century Gothic"/>
+          <w:b/>
+          <w:bCs/>
+          <w:color w:val="000000"/>
+          <w:kern w:val="0"/>
+        </w:rPr>
+        <w:t>text fields, the controller</w:t>
+      </w:r>
+      <w:r>
+        <w:rPr>
+          <w:rFonts w:ascii="Century Gothic" w:hAnsi="Century Gothic" w:cs="Century Gothic"/>
+          <w:b/>
+          <w:bCs/>
+          <w:color w:val="000000"/>
+          <w:kern w:val="0"/>
+        </w:rPr>
+        <w:t xml:space="preserve"> will </w:t>
+      </w:r>
+      <w:r>
+        <w:rPr>
+          <w:rFonts w:ascii="Century Gothic" w:hAnsi="Century Gothic" w:cs="Century Gothic"/>
+          <w:b/>
+          <w:bCs/>
+          <w:color w:val="000000"/>
+          <w:kern w:val="0"/>
+        </w:rPr>
+        <w:t>write to either the Bank manager or Customer txt files</w:t>
+      </w:r>
+      <w:r>
+        <w:rPr>
+          <w:rFonts w:ascii="Century Gothic" w:hAnsi="Century Gothic" w:cs="Century Gothic"/>
+          <w:b/>
+          <w:bCs/>
+          <w:color w:val="000000"/>
+          <w:kern w:val="0"/>
+        </w:rPr>
+        <w:t xml:space="preserve"> and once written the controller tells the GUI to show a pop up message that a Customer/Bank Manager has </w:t>
+      </w:r>
+      <w:r>
+        <w:rPr>
+          <w:rFonts w:ascii="Century Gothic" w:hAnsi="Century Gothic" w:cs="Century Gothic"/>
+          <w:b/>
+          <w:bCs/>
+          <w:color w:val="000000"/>
+          <w:kern w:val="0"/>
+        </w:rPr>
+        <w:t>been created</w:t>
+      </w:r>
+      <w:r>
+        <w:rPr>
+          <w:rFonts w:ascii="Century Gothic" w:hAnsi="Century Gothic" w:cs="Century Gothic"/>
+          <w:b/>
+          <w:bCs/>
+          <w:color w:val="000000"/>
+          <w:kern w:val="0"/>
+        </w:rPr>
+        <w:t xml:space="preserve"> </w:t>
+      </w:r>
+      <w:r>
+        <w:rPr>
+          <w:rFonts w:ascii="Century Gothic" w:hAnsi="Century Gothic" w:cs="Century Gothic"/>
+          <w:b/>
+          <w:bCs/>
+          <w:color w:val="000000"/>
+          <w:kern w:val="0"/>
+        </w:rPr>
+        <w:t xml:space="preserve">and saved </w:t>
+      </w:r>
+      <w:r>
+        <w:rPr>
+          <w:rFonts w:ascii="Century Gothic" w:hAnsi="Century Gothic" w:cs="Century Gothic"/>
+          <w:b/>
+          <w:bCs/>
+          <w:color w:val="000000"/>
+          <w:kern w:val="0"/>
+        </w:rPr>
+        <w:t xml:space="preserve">into </w:t>
+      </w:r>
+      <w:r>
+        <w:rPr>
+          <w:rFonts w:ascii="Century Gothic" w:hAnsi="Century Gothic" w:cs="Century Gothic"/>
+          <w:b/>
+          <w:bCs/>
+          <w:color w:val="000000"/>
+          <w:kern w:val="0"/>
+        </w:rPr>
+        <w:t xml:space="preserve">the </w:t>
+      </w:r>
+      <w:r>
+        <w:rPr>
+          <w:rFonts w:ascii="Century Gothic" w:hAnsi="Century Gothic" w:cs="Century Gothic"/>
+          <w:b/>
+          <w:bCs/>
+          <w:color w:val="000000"/>
+          <w:kern w:val="0"/>
+        </w:rPr>
+        <w:t>data</w:t>
+      </w:r>
+      <w:r>
+        <w:rPr>
+          <w:rFonts w:ascii="Century Gothic" w:hAnsi="Century Gothic" w:cs="Century Gothic"/>
+          <w:b/>
+          <w:bCs/>
+          <w:color w:val="000000"/>
+          <w:kern w:val="0"/>
+        </w:rPr>
+        <w:t>base</w:t>
+      </w:r>
+      <w:r>
+        <w:rPr>
+          <w:rFonts w:ascii="Century Gothic" w:hAnsi="Century Gothic" w:cs="Century Gothic"/>
+          <w:b/>
+          <w:bCs/>
+          <w:color w:val="000000"/>
+          <w:kern w:val="0"/>
+        </w:rPr>
+        <w:t>.</w:t>
+      </w:r>
+    </w:p>
+    <w:p>
+      <w:pPr>
+        <w:tabs>
+          <w:tab w:val="left" w:pos="560"/>
+          <w:tab w:val="left" w:pos="1120"/>
+          <w:tab w:val="left" w:pos="1680"/>
+          <w:tab w:val="left" w:pos="2240"/>
+          <w:tab w:val="left" w:pos="2800"/>
+          <w:tab w:val="left" w:pos="3360"/>
+          <w:tab w:val="left" w:pos="3920"/>
+          <w:tab w:val="left" w:pos="4480"/>
+          <w:tab w:val="left" w:pos="5040"/>
+          <w:tab w:val="left" w:pos="5600"/>
+          <w:tab w:val="left" w:pos="6160"/>
+          <w:tab w:val="left" w:pos="6720"/>
+        </w:tabs>
+        <w:autoSpaceDE w:val="0"/>
+        <w:autoSpaceDN w:val="0"/>
+        <w:adjustRightInd w:val="0"/>
+        <w:ind w:left="560"/>
+        <w:rPr>
+          <w:rFonts w:ascii="Century Gothic" w:hAnsi="Century Gothic" w:cs="Century Gothic"/>
+          <w:b/>
+          <w:bCs/>
+          <w:color w:val="000000"/>
+          <w:kern w:val="0"/>
+        </w:rPr>
+      </w:pPr>
+    </w:p>
+    <w:p>
+      <w:pPr>
+        <w:tabs>
+          <w:tab w:val="left" w:pos="560"/>
+          <w:tab w:val="left" w:pos="1120"/>
+          <w:tab w:val="left" w:pos="1680"/>
+          <w:tab w:val="left" w:pos="2240"/>
+          <w:tab w:val="left" w:pos="2800"/>
+          <w:tab w:val="left" w:pos="3360"/>
+          <w:tab w:val="left" w:pos="3920"/>
+          <w:tab w:val="left" w:pos="4480"/>
+          <w:tab w:val="left" w:pos="5040"/>
+          <w:tab w:val="left" w:pos="5600"/>
+          <w:tab w:val="left" w:pos="6160"/>
+          <w:tab w:val="left" w:pos="6720"/>
+        </w:tabs>
+        <w:autoSpaceDE w:val="0"/>
+        <w:autoSpaceDN w:val="0"/>
+        <w:adjustRightInd w:val="0"/>
+        <w:rPr>
+          <w:rFonts w:ascii="Century Gothic" w:hAnsi="Century Gothic" w:cs="Century Gothic"/>
+          <w:b/>
+          <w:bCs/>
+          <w:color w:val="000000"/>
+          <w:kern w:val="0"/>
+        </w:rPr>
+      </w:pPr>
+      <w:r>
+        <w:rPr>
+          <w:rFonts w:ascii="Century Gothic" w:hAnsi="Century Gothic" w:cs="Century Gothic"/>
+          <w:b/>
+          <w:bCs/>
+          <w:color w:val="000000"/>
+          <w:kern w:val="0"/>
+        </w:rPr>
+        <w:t>S</w:t>
+      </w:r>
+      <w:r>
+        <w:rPr>
+          <w:rFonts w:ascii="Century Gothic" w:hAnsi="Century Gothic" w:cs="Century Gothic"/>
+          <w:b/>
+          <w:bCs/>
+          <w:color w:val="000000"/>
+          <w:kern w:val="0"/>
+        </w:rPr>
+        <w:t>t</w:t>
+      </w:r>
+      <w:r>
+        <w:rPr>
+          <w:rFonts w:ascii="Century Gothic" w:hAnsi="Century Gothic" w:cs="Century Gothic"/>
+          <w:b/>
+          <w:bCs/>
+          <w:color w:val="000000"/>
+          <w:kern w:val="0"/>
+        </w:rPr>
+        <w:t>ep</w:t>
+      </w:r>
+      <w:r>
+        <w:rPr>
+          <w:rFonts w:ascii="Century Gothic" w:hAnsi="Century Gothic" w:cs="Century Gothic"/>
+          <w:b/>
+          <w:bCs/>
+          <w:color w:val="000000"/>
+          <w:kern w:val="0"/>
+        </w:rPr>
+        <w:t xml:space="preserve"> 2</w:t>
+      </w:r>
+      <w:r>
+        <w:rPr>
+          <w:rFonts w:ascii="Century Gothic" w:hAnsi="Century Gothic" w:cs="Century Gothic"/>
+          <w:b/>
+          <w:bCs/>
+          <w:color w:val="000000"/>
+          <w:kern w:val="0"/>
+        </w:rPr>
+        <w:t>:</w:t>
+      </w:r>
+      <w:r>
+        <w:rPr>
+          <w:rFonts w:ascii="Century Gothic" w:hAnsi="Century Gothic" w:cs="Century Gothic"/>
+          <w:b/>
+          <w:bCs/>
+          <w:color w:val="000000"/>
+          <w:kern w:val="0"/>
+        </w:rPr>
+        <w:t xml:space="preserve"> </w:t>
+      </w:r>
+      <w:r>
+        <w:rPr>
+          <w:rFonts w:ascii="Century Gothic" w:hAnsi="Century Gothic" w:cs="Century Gothic"/>
+          <w:b/>
+          <w:bCs/>
+          <w:color w:val="000000"/>
+          <w:kern w:val="0"/>
+        </w:rPr>
+        <w:t>Log</w:t>
+      </w:r>
+      <w:r>
+        <w:rPr>
+          <w:rFonts w:ascii="Century Gothic" w:hAnsi="Century Gothic" w:cs="Century Gothic"/>
+          <w:b/>
+          <w:bCs/>
+          <w:color w:val="000000"/>
+          <w:kern w:val="0"/>
+        </w:rPr>
+        <w:t xml:space="preserve">ging </w:t>
+      </w:r>
+      <w:r>
+        <w:rPr>
+          <w:rFonts w:ascii="Century Gothic" w:hAnsi="Century Gothic" w:cs="Century Gothic"/>
+          <w:b/>
+          <w:bCs/>
+          <w:color w:val="000000"/>
+          <w:kern w:val="0"/>
+        </w:rPr>
+        <w:t>in</w:t>
+      </w:r>
+    </w:p>
+    <w:p>
+      <w:pPr>
+        <w:tabs>
+          <w:tab w:val="left" w:pos="560"/>
+          <w:tab w:val="left" w:pos="1120"/>
+          <w:tab w:val="left" w:pos="1680"/>
+          <w:tab w:val="left" w:pos="2240"/>
+          <w:tab w:val="left" w:pos="2800"/>
+          <w:tab w:val="left" w:pos="3360"/>
+          <w:tab w:val="left" w:pos="3920"/>
+          <w:tab w:val="left" w:pos="4480"/>
+          <w:tab w:val="left" w:pos="5040"/>
+          <w:tab w:val="left" w:pos="5600"/>
+          <w:tab w:val="left" w:pos="6160"/>
+          <w:tab w:val="left" w:pos="6720"/>
+        </w:tabs>
+        <w:autoSpaceDE w:val="0"/>
+        <w:autoSpaceDN w:val="0"/>
+        <w:adjustRightInd w:val="0"/>
+        <w:ind w:left="560"/>
+        <w:rPr>
+          <w:rFonts w:ascii="Century Gothic" w:hAnsi="Century Gothic" w:cs="Century Gothic"/>
+          <w:b/>
+          <w:bCs/>
+          <w:color w:val="000000"/>
+          <w:kern w:val="0"/>
+        </w:rPr>
+      </w:pPr>
+      <w:r>
+        <w:rPr>
+          <w:rFonts w:ascii="Century Gothic" w:hAnsi="Century Gothic" w:cs="Century Gothic"/>
+          <w:b/>
+          <w:bCs/>
+          <w:color w:val="000000"/>
+          <w:kern w:val="0"/>
+        </w:rPr>
+        <w:t xml:space="preserve">The </w:t>
+      </w:r>
+      <w:r>
+        <w:rPr>
+          <w:rFonts w:ascii="Century Gothic" w:hAnsi="Century Gothic" w:cs="Century Gothic"/>
+          <w:b/>
+          <w:bCs/>
+          <w:color w:val="000000"/>
+          <w:kern w:val="0"/>
+        </w:rPr>
+        <w:t>user may</w:t>
+      </w:r>
+      <w:r>
+        <w:rPr>
+          <w:rFonts w:ascii="Century Gothic" w:hAnsi="Century Gothic" w:cs="Century Gothic"/>
+          <w:b/>
+          <w:bCs/>
+          <w:color w:val="000000"/>
+          <w:kern w:val="0"/>
+        </w:rPr>
+        <w:t xml:space="preserve"> cli</w:t>
+      </w:r>
+      <w:r>
+        <w:rPr>
+          <w:rFonts w:ascii="Century Gothic" w:hAnsi="Century Gothic" w:cs="Century Gothic"/>
+          <w:b/>
+          <w:bCs/>
+          <w:color w:val="000000"/>
+          <w:kern w:val="0"/>
+        </w:rPr>
+        <w:t xml:space="preserve">ck the </w:t>
+      </w:r>
+      <w:r>
+        <w:rPr>
+          <w:rFonts w:ascii="Century Gothic" w:hAnsi="Century Gothic" w:cs="Century Gothic"/>
+          <w:b/>
+          <w:bCs/>
+          <w:color w:val="000000"/>
+          <w:kern w:val="0"/>
+        </w:rPr>
+        <w:t>‘</w:t>
+      </w:r>
+      <w:r>
+        <w:rPr>
+          <w:rFonts w:ascii="Century Gothic" w:hAnsi="Century Gothic" w:cs="Century Gothic"/>
+          <w:b/>
+          <w:bCs/>
+          <w:color w:val="000000"/>
+          <w:kern w:val="0"/>
+        </w:rPr>
+        <w:t>Log</w:t>
+      </w:r>
+      <w:r>
+        <w:rPr>
+          <w:rFonts w:ascii="Century Gothic" w:hAnsi="Century Gothic" w:cs="Century Gothic"/>
+          <w:b/>
+          <w:bCs/>
+          <w:color w:val="000000"/>
+          <w:kern w:val="0"/>
+        </w:rPr>
+        <w:t>in</w:t>
+      </w:r>
+      <w:r>
+        <w:rPr>
+          <w:rFonts w:ascii="Century Gothic" w:hAnsi="Century Gothic" w:cs="Century Gothic"/>
+          <w:b/>
+          <w:bCs/>
+          <w:color w:val="000000"/>
+          <w:kern w:val="0"/>
+        </w:rPr>
+        <w:t>’</w:t>
+      </w:r>
+      <w:r>
+        <w:rPr>
+          <w:rFonts w:ascii="Century Gothic" w:hAnsi="Century Gothic" w:cs="Century Gothic"/>
+          <w:b/>
+          <w:bCs/>
+          <w:color w:val="000000"/>
+          <w:kern w:val="0"/>
+        </w:rPr>
+        <w:t xml:space="preserve"> </w:t>
+      </w:r>
+      <w:r>
+        <w:rPr>
+          <w:rFonts w:ascii="Century Gothic" w:hAnsi="Century Gothic" w:cs="Century Gothic"/>
+          <w:b/>
+          <w:bCs/>
+          <w:color w:val="000000"/>
+          <w:kern w:val="0"/>
+        </w:rPr>
+        <w:t>tab</w:t>
+      </w:r>
+      <w:r>
+        <w:rPr>
+          <w:rFonts w:ascii="Century Gothic" w:hAnsi="Century Gothic" w:cs="Century Gothic"/>
+          <w:b/>
+          <w:bCs/>
+          <w:color w:val="000000"/>
+          <w:kern w:val="0"/>
+        </w:rPr>
+        <w:t xml:space="preserve"> </w:t>
+      </w:r>
+      <w:r>
+        <w:rPr>
+          <w:rFonts w:ascii="Century Gothic" w:hAnsi="Century Gothic" w:cs="Century Gothic"/>
+          <w:b/>
+          <w:bCs/>
+          <w:color w:val="000000"/>
+          <w:kern w:val="0"/>
+        </w:rPr>
+        <w:t xml:space="preserve">and </w:t>
+      </w:r>
+      <w:r>
+        <w:rPr>
+          <w:rFonts w:ascii="Century Gothic" w:hAnsi="Century Gothic" w:cs="Century Gothic"/>
+          <w:b/>
+          <w:bCs/>
+          <w:color w:val="000000"/>
+          <w:kern w:val="0"/>
+        </w:rPr>
+        <w:t xml:space="preserve">may </w:t>
+      </w:r>
+      <w:r>
+        <w:rPr>
+          <w:rFonts w:ascii="Century Gothic" w:hAnsi="Century Gothic" w:cs="Century Gothic"/>
+          <w:b/>
+          <w:bCs/>
+          <w:color w:val="000000"/>
+          <w:kern w:val="0"/>
+        </w:rPr>
+        <w:t>en</w:t>
+      </w:r>
+      <w:r>
+        <w:rPr>
+          <w:rFonts w:ascii="Century Gothic" w:hAnsi="Century Gothic" w:cs="Century Gothic"/>
+          <w:b/>
+          <w:bCs/>
+          <w:color w:val="000000"/>
+          <w:kern w:val="0"/>
+        </w:rPr>
+        <w:t xml:space="preserve">ter </w:t>
+      </w:r>
+      <w:r>
+        <w:rPr>
+          <w:rFonts w:ascii="Century Gothic" w:hAnsi="Century Gothic" w:cs="Century Gothic"/>
+          <w:b/>
+          <w:bCs/>
+          <w:color w:val="000000"/>
+          <w:kern w:val="0"/>
+        </w:rPr>
+        <w:t>th</w:t>
+      </w:r>
+      <w:r>
+        <w:rPr>
+          <w:rFonts w:ascii="Century Gothic" w:hAnsi="Century Gothic" w:cs="Century Gothic"/>
+          <w:b/>
+          <w:bCs/>
+          <w:color w:val="000000"/>
+          <w:kern w:val="0"/>
+        </w:rPr>
+        <w:t>eir</w:t>
+      </w:r>
+      <w:r>
+        <w:rPr>
+          <w:rFonts w:ascii="Century Gothic" w:hAnsi="Century Gothic" w:cs="Century Gothic"/>
+          <w:b/>
+          <w:bCs/>
+          <w:color w:val="000000"/>
+          <w:kern w:val="0"/>
+        </w:rPr>
+        <w:t xml:space="preserve"> </w:t>
+      </w:r>
+      <w:r>
+        <w:rPr>
+          <w:rFonts w:ascii="Century Gothic" w:hAnsi="Century Gothic" w:cs="Century Gothic"/>
+          <w:b/>
+          <w:bCs/>
+          <w:color w:val="000000"/>
+          <w:kern w:val="0"/>
+        </w:rPr>
+        <w:t>F</w:t>
+      </w:r>
+      <w:r>
+        <w:rPr>
+          <w:rFonts w:ascii="Century Gothic" w:hAnsi="Century Gothic" w:cs="Century Gothic"/>
+          <w:b/>
+          <w:bCs/>
+          <w:color w:val="000000"/>
+          <w:kern w:val="0"/>
+        </w:rPr>
+        <w:t>ir</w:t>
+      </w:r>
+      <w:r>
+        <w:rPr>
+          <w:rFonts w:ascii="Century Gothic" w:hAnsi="Century Gothic" w:cs="Century Gothic"/>
+          <w:b/>
+          <w:bCs/>
+          <w:color w:val="000000"/>
+          <w:kern w:val="0"/>
+        </w:rPr>
+        <w:t>st</w:t>
+      </w:r>
+      <w:r>
+        <w:rPr>
+          <w:rFonts w:ascii="Century Gothic" w:hAnsi="Century Gothic" w:cs="Century Gothic"/>
+          <w:b/>
+          <w:bCs/>
+          <w:color w:val="000000"/>
+          <w:kern w:val="0"/>
+        </w:rPr>
+        <w:t xml:space="preserve"> </w:t>
+      </w:r>
+      <w:r>
+        <w:rPr>
+          <w:rFonts w:ascii="Century Gothic" w:hAnsi="Century Gothic" w:cs="Century Gothic"/>
+          <w:b/>
+          <w:bCs/>
+          <w:color w:val="000000"/>
+          <w:kern w:val="0"/>
+        </w:rPr>
+        <w:t>Name, Surname</w:t>
+      </w:r>
+      <w:r>
+        <w:rPr>
+          <w:rFonts w:ascii="Century Gothic" w:hAnsi="Century Gothic" w:cs="Century Gothic"/>
+          <w:b/>
+          <w:bCs/>
+          <w:color w:val="000000"/>
+          <w:kern w:val="0"/>
+        </w:rPr>
+        <w:t xml:space="preserve"> </w:t>
+      </w:r>
+      <w:r>
+        <w:rPr>
+          <w:rFonts w:ascii="Century Gothic" w:hAnsi="Century Gothic" w:cs="Century Gothic"/>
+          <w:b/>
+          <w:bCs/>
+          <w:color w:val="000000"/>
+          <w:kern w:val="0"/>
+        </w:rPr>
+        <w:t>a</w:t>
+      </w:r>
+      <w:r>
+        <w:rPr>
+          <w:rFonts w:ascii="Century Gothic" w:hAnsi="Century Gothic" w:cs="Century Gothic"/>
+          <w:b/>
+          <w:bCs/>
+          <w:color w:val="000000"/>
+          <w:kern w:val="0"/>
+        </w:rPr>
+        <w:t xml:space="preserve">nd </w:t>
+      </w:r>
+      <w:r>
+        <w:rPr>
+          <w:rFonts w:ascii="Century Gothic" w:hAnsi="Century Gothic" w:cs="Century Gothic"/>
+          <w:b/>
+          <w:bCs/>
+          <w:color w:val="000000"/>
+          <w:kern w:val="0"/>
+        </w:rPr>
+        <w:t>Pa</w:t>
+      </w:r>
+      <w:r>
+        <w:rPr>
+          <w:rFonts w:ascii="Century Gothic" w:hAnsi="Century Gothic" w:cs="Century Gothic"/>
+          <w:b/>
+          <w:bCs/>
+          <w:color w:val="000000"/>
+          <w:kern w:val="0"/>
+        </w:rPr>
+        <w:t>sswor</w:t>
+      </w:r>
+      <w:r>
+        <w:rPr>
+          <w:rFonts w:ascii="Century Gothic" w:hAnsi="Century Gothic" w:cs="Century Gothic"/>
+          <w:b/>
+          <w:bCs/>
+          <w:color w:val="000000"/>
+          <w:kern w:val="0"/>
+        </w:rPr>
+        <w:t>d</w:t>
+      </w:r>
+      <w:r>
+        <w:rPr>
+          <w:rFonts w:ascii="Century Gothic" w:hAnsi="Century Gothic" w:cs="Century Gothic"/>
+          <w:b/>
+          <w:bCs/>
+          <w:color w:val="000000"/>
+          <w:kern w:val="0"/>
+        </w:rPr>
+        <w:t xml:space="preserve"> </w:t>
+      </w:r>
+      <w:r>
+        <w:rPr>
+          <w:rFonts w:ascii="Century Gothic" w:hAnsi="Century Gothic" w:cs="Century Gothic"/>
+          <w:b/>
+          <w:bCs/>
+          <w:color w:val="000000"/>
+          <w:kern w:val="0"/>
+        </w:rPr>
+        <w:t>and pr</w:t>
+      </w:r>
+      <w:r>
+        <w:rPr>
+          <w:rFonts w:ascii="Century Gothic" w:hAnsi="Century Gothic" w:cs="Century Gothic"/>
+          <w:b/>
+          <w:bCs/>
+          <w:color w:val="000000"/>
+          <w:kern w:val="0"/>
+        </w:rPr>
+        <w:t xml:space="preserve">ess </w:t>
+      </w:r>
+      <w:r>
+        <w:rPr>
+          <w:rFonts w:ascii="Century Gothic" w:hAnsi="Century Gothic" w:cs="Century Gothic"/>
+          <w:b/>
+          <w:bCs/>
+          <w:color w:val="000000"/>
+          <w:kern w:val="0"/>
+        </w:rPr>
+        <w:t>the l</w:t>
+      </w:r>
+      <w:r>
+        <w:rPr>
+          <w:rFonts w:ascii="Century Gothic" w:hAnsi="Century Gothic" w:cs="Century Gothic"/>
+          <w:b/>
+          <w:bCs/>
+          <w:color w:val="000000"/>
+          <w:kern w:val="0"/>
+        </w:rPr>
+        <w:t xml:space="preserve">ogin </w:t>
+      </w:r>
+      <w:r>
+        <w:rPr>
+          <w:rFonts w:ascii="Century Gothic" w:hAnsi="Century Gothic" w:cs="Century Gothic"/>
+          <w:b/>
+          <w:bCs/>
+          <w:color w:val="000000"/>
+          <w:kern w:val="0"/>
+        </w:rPr>
+        <w:t>butt</w:t>
+      </w:r>
+      <w:r>
+        <w:rPr>
+          <w:rFonts w:ascii="Century Gothic" w:hAnsi="Century Gothic" w:cs="Century Gothic"/>
+          <w:b/>
+          <w:bCs/>
+          <w:color w:val="000000"/>
+          <w:kern w:val="0"/>
+        </w:rPr>
+        <w:t>on</w:t>
+      </w:r>
+      <w:r>
+        <w:rPr>
+          <w:rFonts w:ascii="Century Gothic" w:hAnsi="Century Gothic" w:cs="Century Gothic"/>
+          <w:b/>
+          <w:bCs/>
+          <w:color w:val="000000"/>
+          <w:kern w:val="0"/>
+        </w:rPr>
+        <w:t xml:space="preserve"> t</w:t>
+      </w:r>
+      <w:r>
+        <w:rPr>
+          <w:rFonts w:ascii="Century Gothic" w:hAnsi="Century Gothic" w:cs="Century Gothic"/>
+          <w:b/>
+          <w:bCs/>
+          <w:color w:val="000000"/>
+          <w:kern w:val="0"/>
+        </w:rPr>
+        <w:t>o ent</w:t>
+      </w:r>
+      <w:r>
+        <w:rPr>
+          <w:rFonts w:ascii="Century Gothic" w:hAnsi="Century Gothic" w:cs="Century Gothic"/>
+          <w:b/>
+          <w:bCs/>
+          <w:color w:val="000000"/>
+          <w:kern w:val="0"/>
+        </w:rPr>
+        <w:t>er as a</w:t>
+      </w:r>
+      <w:r>
+        <w:rPr>
+          <w:rFonts w:ascii="Century Gothic" w:hAnsi="Century Gothic" w:cs="Century Gothic"/>
+          <w:b/>
+          <w:bCs/>
+          <w:color w:val="000000"/>
+          <w:kern w:val="0"/>
+        </w:rPr>
+        <w:t xml:space="preserve"> </w:t>
+      </w:r>
+      <w:r>
+        <w:rPr>
+          <w:rFonts w:ascii="Century Gothic" w:hAnsi="Century Gothic" w:cs="Century Gothic"/>
+          <w:b/>
+          <w:bCs/>
+          <w:color w:val="000000"/>
+          <w:kern w:val="0"/>
+        </w:rPr>
+        <w:t>b</w:t>
+      </w:r>
+      <w:r>
+        <w:rPr>
+          <w:rFonts w:ascii="Century Gothic" w:hAnsi="Century Gothic" w:cs="Century Gothic"/>
+          <w:b/>
+          <w:bCs/>
+          <w:color w:val="000000"/>
+          <w:kern w:val="0"/>
+        </w:rPr>
+        <w:t xml:space="preserve">ank </w:t>
+      </w:r>
+      <w:r>
+        <w:rPr>
+          <w:rFonts w:ascii="Century Gothic" w:hAnsi="Century Gothic" w:cs="Century Gothic"/>
+          <w:b/>
+          <w:bCs/>
+          <w:color w:val="000000"/>
+          <w:kern w:val="0"/>
+        </w:rPr>
+        <w:t>manag</w:t>
+      </w:r>
+      <w:r>
+        <w:rPr>
+          <w:rFonts w:ascii="Century Gothic" w:hAnsi="Century Gothic" w:cs="Century Gothic"/>
+          <w:b/>
+          <w:bCs/>
+          <w:color w:val="000000"/>
+          <w:kern w:val="0"/>
+        </w:rPr>
+        <w:t xml:space="preserve">er or </w:t>
+      </w:r>
+      <w:r>
+        <w:rPr>
+          <w:rFonts w:ascii="Century Gothic" w:hAnsi="Century Gothic" w:cs="Century Gothic"/>
+          <w:b/>
+          <w:bCs/>
+          <w:color w:val="000000"/>
+          <w:kern w:val="0"/>
+        </w:rPr>
+        <w:t xml:space="preserve">a </w:t>
+      </w:r>
+      <w:r>
+        <w:rPr>
+          <w:rFonts w:ascii="Century Gothic" w:hAnsi="Century Gothic" w:cs="Century Gothic"/>
+          <w:b/>
+          <w:bCs/>
+          <w:color w:val="000000"/>
+          <w:kern w:val="0"/>
+        </w:rPr>
+        <w:t>customer</w:t>
+      </w:r>
+      <w:r>
+        <w:rPr>
+          <w:rFonts w:ascii="Century Gothic" w:hAnsi="Century Gothic" w:cs="Century Gothic"/>
+          <w:b/>
+          <w:bCs/>
+          <w:color w:val="000000"/>
+          <w:kern w:val="0"/>
+        </w:rPr>
+        <w:t>. If</w:t>
+      </w:r>
+      <w:r>
+        <w:rPr>
+          <w:rFonts w:ascii="Century Gothic" w:hAnsi="Century Gothic" w:cs="Century Gothic"/>
+          <w:b/>
+          <w:bCs/>
+          <w:color w:val="000000"/>
+          <w:kern w:val="0"/>
+        </w:rPr>
+        <w:t xml:space="preserve"> any </w:t>
+      </w:r>
+      <w:r>
+        <w:rPr>
+          <w:rFonts w:ascii="Century Gothic" w:hAnsi="Century Gothic" w:cs="Century Gothic"/>
+          <w:b/>
+          <w:bCs/>
+          <w:color w:val="000000"/>
+          <w:kern w:val="0"/>
+        </w:rPr>
+        <w:t>valu</w:t>
+      </w:r>
+      <w:r>
+        <w:rPr>
+          <w:rFonts w:ascii="Century Gothic" w:hAnsi="Century Gothic" w:cs="Century Gothic"/>
+          <w:b/>
+          <w:bCs/>
+          <w:color w:val="000000"/>
+          <w:kern w:val="0"/>
+        </w:rPr>
+        <w:t>es are mi</w:t>
+      </w:r>
+      <w:r>
+        <w:rPr>
+          <w:rFonts w:ascii="Century Gothic" w:hAnsi="Century Gothic" w:cs="Century Gothic"/>
+          <w:b/>
+          <w:bCs/>
+          <w:color w:val="000000"/>
+          <w:kern w:val="0"/>
+        </w:rPr>
+        <w:t>ssing</w:t>
+      </w:r>
+      <w:r>
+        <w:rPr>
+          <w:rFonts w:ascii="Century Gothic" w:hAnsi="Century Gothic" w:cs="Century Gothic"/>
+          <w:b/>
+          <w:bCs/>
+          <w:color w:val="000000"/>
+          <w:kern w:val="0"/>
+        </w:rPr>
+        <w:t xml:space="preserve"> </w:t>
+      </w:r>
+      <w:r>
+        <w:rPr>
+          <w:rFonts w:ascii="Century Gothic" w:hAnsi="Century Gothic" w:cs="Century Gothic"/>
+          <w:b/>
+          <w:bCs/>
+          <w:color w:val="000000"/>
+          <w:kern w:val="0"/>
+        </w:rPr>
+        <w:t>err</w:t>
+      </w:r>
+      <w:r>
+        <w:rPr>
+          <w:rFonts w:ascii="Century Gothic" w:hAnsi="Century Gothic" w:cs="Century Gothic"/>
+          <w:b/>
+          <w:bCs/>
+          <w:color w:val="000000"/>
+          <w:kern w:val="0"/>
+        </w:rPr>
+        <w:t>or</w:t>
+      </w:r>
+      <w:r>
+        <w:rPr>
+          <w:rFonts w:ascii="Century Gothic" w:hAnsi="Century Gothic" w:cs="Century Gothic"/>
+          <w:b/>
+          <w:bCs/>
+          <w:color w:val="000000"/>
+          <w:kern w:val="0"/>
+        </w:rPr>
+        <w:t>404</w:t>
+      </w:r>
+      <w:r>
+        <w:rPr>
+          <w:rFonts w:ascii="Century Gothic" w:hAnsi="Century Gothic" w:cs="Century Gothic"/>
+          <w:b/>
+          <w:bCs/>
+          <w:color w:val="000000"/>
+          <w:kern w:val="0"/>
+        </w:rPr>
+        <w:t xml:space="preserve"> wil</w:t>
+      </w:r>
+      <w:r>
+        <w:rPr>
+          <w:rFonts w:ascii="Century Gothic" w:hAnsi="Century Gothic" w:cs="Century Gothic"/>
+          <w:b/>
+          <w:bCs/>
+          <w:color w:val="000000"/>
+          <w:kern w:val="0"/>
+        </w:rPr>
+        <w:t>l app</w:t>
+      </w:r>
+      <w:r>
+        <w:rPr>
+          <w:rFonts w:ascii="Century Gothic" w:hAnsi="Century Gothic" w:cs="Century Gothic"/>
+          <w:b/>
+          <w:bCs/>
+          <w:color w:val="000000"/>
+          <w:kern w:val="0"/>
+        </w:rPr>
+        <w:t>ear and</w:t>
+      </w:r>
+      <w:r>
+        <w:rPr>
+          <w:rFonts w:ascii="Century Gothic" w:hAnsi="Century Gothic" w:cs="Century Gothic"/>
+          <w:b/>
+          <w:bCs/>
+          <w:color w:val="000000"/>
+          <w:kern w:val="0"/>
+        </w:rPr>
+        <w:t xml:space="preserve"> if </w:t>
+      </w:r>
+      <w:r>
+        <w:rPr>
+          <w:rFonts w:ascii="Century Gothic" w:hAnsi="Century Gothic" w:cs="Century Gothic"/>
+          <w:b/>
+          <w:bCs/>
+          <w:color w:val="000000"/>
+          <w:kern w:val="0"/>
+        </w:rPr>
+        <w:t xml:space="preserve">any </w:t>
+      </w:r>
+      <w:r>
+        <w:rPr>
+          <w:rFonts w:ascii="Century Gothic" w:hAnsi="Century Gothic" w:cs="Century Gothic"/>
+          <w:b/>
+          <w:bCs/>
+          <w:color w:val="000000"/>
+          <w:kern w:val="0"/>
+        </w:rPr>
+        <w:t>va</w:t>
+      </w:r>
+      <w:r>
+        <w:rPr>
+          <w:rFonts w:ascii="Century Gothic" w:hAnsi="Century Gothic" w:cs="Century Gothic"/>
+          <w:b/>
+          <w:bCs/>
+          <w:color w:val="000000"/>
+          <w:kern w:val="0"/>
+        </w:rPr>
+        <w:t>lues a</w:t>
+      </w:r>
+      <w:r>
+        <w:rPr>
+          <w:rFonts w:ascii="Century Gothic" w:hAnsi="Century Gothic" w:cs="Century Gothic"/>
+          <w:b/>
+          <w:bCs/>
+          <w:color w:val="000000"/>
+          <w:kern w:val="0"/>
+        </w:rPr>
+        <w:t>re in</w:t>
+      </w:r>
+      <w:r>
+        <w:rPr>
+          <w:rFonts w:ascii="Century Gothic" w:hAnsi="Century Gothic" w:cs="Century Gothic"/>
+          <w:b/>
+          <w:bCs/>
+          <w:color w:val="000000"/>
+          <w:kern w:val="0"/>
+        </w:rPr>
+        <w:t xml:space="preserve">valid </w:t>
+      </w:r>
+      <w:r>
+        <w:rPr>
+          <w:rFonts w:ascii="Century Gothic" w:hAnsi="Century Gothic" w:cs="Century Gothic"/>
+          <w:b/>
+          <w:bCs/>
+          <w:color w:val="000000"/>
+          <w:kern w:val="0"/>
+        </w:rPr>
+        <w:t>err</w:t>
+      </w:r>
+      <w:r>
+        <w:rPr>
+          <w:rFonts w:ascii="Century Gothic" w:hAnsi="Century Gothic" w:cs="Century Gothic"/>
+          <w:b/>
+          <w:bCs/>
+          <w:color w:val="000000"/>
+          <w:kern w:val="0"/>
+        </w:rPr>
+        <w:t>or</w:t>
+      </w:r>
+      <w:r>
+        <w:rPr>
+          <w:rFonts w:ascii="Century Gothic" w:hAnsi="Century Gothic" w:cs="Century Gothic"/>
+          <w:b/>
+          <w:bCs/>
+          <w:color w:val="000000"/>
+          <w:kern w:val="0"/>
+        </w:rPr>
+        <w:t xml:space="preserve">67 </w:t>
+      </w:r>
+      <w:r>
+        <w:rPr>
+          <w:rFonts w:ascii="Century Gothic" w:hAnsi="Century Gothic" w:cs="Century Gothic"/>
+          <w:b/>
+          <w:bCs/>
+          <w:color w:val="000000"/>
+          <w:kern w:val="0"/>
+        </w:rPr>
+        <w:t>will</w:t>
+      </w:r>
+      <w:r>
+        <w:rPr>
+          <w:rFonts w:ascii="Century Gothic" w:hAnsi="Century Gothic" w:cs="Century Gothic"/>
+          <w:b/>
+          <w:bCs/>
+          <w:color w:val="000000"/>
+          <w:kern w:val="0"/>
+        </w:rPr>
+        <w:t xml:space="preserve"> appe</w:t>
+      </w:r>
+      <w:r>
+        <w:rPr>
+          <w:rFonts w:ascii="Century Gothic" w:hAnsi="Century Gothic" w:cs="Century Gothic"/>
+          <w:b/>
+          <w:bCs/>
+          <w:color w:val="000000"/>
+          <w:kern w:val="0"/>
+        </w:rPr>
+        <w:t>ar</w:t>
+      </w:r>
+      <w:r>
+        <w:rPr>
+          <w:rFonts w:ascii="Century Gothic" w:hAnsi="Century Gothic" w:cs="Century Gothic"/>
+          <w:b/>
+          <w:bCs/>
+          <w:color w:val="000000"/>
+          <w:kern w:val="0"/>
+        </w:rPr>
+        <w:t>.</w:t>
+      </w:r>
+      <w:r>
+        <w:rPr>
+          <w:rFonts w:ascii="Century Gothic" w:hAnsi="Century Gothic" w:cs="Century Gothic"/>
+          <w:b/>
+          <w:bCs/>
+          <w:color w:val="000000"/>
+          <w:kern w:val="0"/>
+        </w:rPr>
+        <w:t xml:space="preserve"> </w:t>
+      </w:r>
+      <w:r>
+        <w:rPr>
+          <w:rFonts w:ascii="Century Gothic" w:hAnsi="Century Gothic" w:cs="Century Gothic"/>
+          <w:b/>
+          <w:bCs/>
+          <w:color w:val="000000"/>
+          <w:kern w:val="0"/>
+        </w:rPr>
+        <w:t>Th</w:t>
+      </w:r>
+      <w:r>
+        <w:rPr>
+          <w:rFonts w:ascii="Century Gothic" w:hAnsi="Century Gothic" w:cs="Century Gothic"/>
+          <w:b/>
+          <w:bCs/>
+          <w:color w:val="000000"/>
+          <w:kern w:val="0"/>
+        </w:rPr>
+        <w:t>e con</w:t>
+      </w:r>
+      <w:r>
+        <w:rPr>
+          <w:rFonts w:ascii="Century Gothic" w:hAnsi="Century Gothic" w:cs="Century Gothic"/>
+          <w:b/>
+          <w:bCs/>
+          <w:color w:val="000000"/>
+          <w:kern w:val="0"/>
+        </w:rPr>
+        <w:t>troller</w:t>
+      </w:r>
+      <w:r>
+        <w:rPr>
+          <w:rFonts w:ascii="Century Gothic" w:hAnsi="Century Gothic" w:cs="Century Gothic"/>
+          <w:b/>
+          <w:bCs/>
+          <w:color w:val="000000"/>
+          <w:kern w:val="0"/>
+        </w:rPr>
+        <w:t xml:space="preserve"> takes</w:t>
+      </w:r>
+      <w:r>
+        <w:rPr>
+          <w:rFonts w:ascii="Century Gothic" w:hAnsi="Century Gothic" w:cs="Century Gothic"/>
+          <w:b/>
+          <w:bCs/>
+          <w:color w:val="000000"/>
+          <w:kern w:val="0"/>
+        </w:rPr>
+        <w:t xml:space="preserve"> </w:t>
+      </w:r>
+      <w:r>
+        <w:rPr>
+          <w:rFonts w:ascii="Century Gothic" w:hAnsi="Century Gothic" w:cs="Century Gothic"/>
+          <w:b/>
+          <w:bCs/>
+          <w:color w:val="000000"/>
+          <w:kern w:val="0"/>
+        </w:rPr>
+        <w:t xml:space="preserve">the </w:t>
+      </w:r>
+      <w:r>
+        <w:rPr>
+          <w:rFonts w:ascii="Century Gothic" w:hAnsi="Century Gothic" w:cs="Century Gothic"/>
+          <w:b/>
+          <w:bCs/>
+          <w:color w:val="000000"/>
+          <w:kern w:val="0"/>
+        </w:rPr>
+        <w:t xml:space="preserve">first </w:t>
+      </w:r>
+      <w:r>
+        <w:rPr>
+          <w:rFonts w:ascii="Century Gothic" w:hAnsi="Century Gothic" w:cs="Century Gothic"/>
+          <w:b/>
+          <w:bCs/>
+          <w:color w:val="000000"/>
+          <w:kern w:val="0"/>
+        </w:rPr>
+        <w:t>name, last</w:t>
+      </w:r>
+      <w:r>
+        <w:rPr>
+          <w:rFonts w:ascii="Century Gothic" w:hAnsi="Century Gothic" w:cs="Century Gothic"/>
+          <w:b/>
+          <w:bCs/>
+          <w:color w:val="000000"/>
+          <w:kern w:val="0"/>
+        </w:rPr>
+        <w:t xml:space="preserve"> n</w:t>
+      </w:r>
+      <w:r>
+        <w:rPr>
+          <w:rFonts w:ascii="Century Gothic" w:hAnsi="Century Gothic" w:cs="Century Gothic"/>
+          <w:b/>
+          <w:bCs/>
+          <w:color w:val="000000"/>
+          <w:kern w:val="0"/>
+        </w:rPr>
+        <w:t>ame</w:t>
+      </w:r>
+      <w:r>
+        <w:rPr>
+          <w:rFonts w:ascii="Century Gothic" w:hAnsi="Century Gothic" w:cs="Century Gothic"/>
+          <w:b/>
+          <w:bCs/>
+          <w:color w:val="000000"/>
+          <w:kern w:val="0"/>
+        </w:rPr>
+        <w:t xml:space="preserve"> and </w:t>
+      </w:r>
+      <w:r>
+        <w:rPr>
+          <w:rFonts w:ascii="Century Gothic" w:hAnsi="Century Gothic" w:cs="Century Gothic"/>
+          <w:b/>
+          <w:bCs/>
+          <w:color w:val="000000"/>
+          <w:kern w:val="0"/>
+        </w:rPr>
+        <w:t>pass</w:t>
+      </w:r>
+      <w:r>
+        <w:rPr>
+          <w:rFonts w:ascii="Century Gothic" w:hAnsi="Century Gothic" w:cs="Century Gothic"/>
+          <w:b/>
+          <w:bCs/>
+          <w:color w:val="000000"/>
+          <w:kern w:val="0"/>
+        </w:rPr>
+        <w:t>word</w:t>
+      </w:r>
+      <w:r>
+        <w:rPr>
+          <w:rFonts w:ascii="Century Gothic" w:hAnsi="Century Gothic" w:cs="Century Gothic"/>
+          <w:b/>
+          <w:bCs/>
+          <w:color w:val="000000"/>
+          <w:kern w:val="0"/>
+        </w:rPr>
+        <w:t xml:space="preserve"> and </w:t>
+      </w:r>
+      <w:r>
+        <w:rPr>
+          <w:rFonts w:ascii="Century Gothic" w:hAnsi="Century Gothic" w:cs="Century Gothic"/>
+          <w:b/>
+          <w:bCs/>
+          <w:color w:val="000000"/>
+          <w:kern w:val="0"/>
+        </w:rPr>
+        <w:t>che</w:t>
+      </w:r>
+      <w:r>
+        <w:rPr>
+          <w:rFonts w:ascii="Century Gothic" w:hAnsi="Century Gothic" w:cs="Century Gothic"/>
+          <w:b/>
+          <w:bCs/>
+          <w:color w:val="000000"/>
+          <w:kern w:val="0"/>
+        </w:rPr>
+        <w:t>cks</w:t>
+      </w:r>
+      <w:r>
+        <w:rPr>
+          <w:rFonts w:ascii="Century Gothic" w:hAnsi="Century Gothic" w:cs="Century Gothic"/>
+          <w:b/>
+          <w:bCs/>
+          <w:color w:val="000000"/>
+          <w:kern w:val="0"/>
+        </w:rPr>
+        <w:t xml:space="preserve"> </w:t>
+      </w:r>
+      <w:r>
+        <w:rPr>
+          <w:rFonts w:ascii="Century Gothic" w:hAnsi="Century Gothic" w:cs="Century Gothic"/>
+          <w:b/>
+          <w:bCs/>
+          <w:color w:val="000000"/>
+          <w:kern w:val="0"/>
+        </w:rPr>
+        <w:t>if they</w:t>
+      </w:r>
+      <w:r>
+        <w:rPr>
+          <w:rFonts w:ascii="Century Gothic" w:hAnsi="Century Gothic" w:cs="Century Gothic"/>
+          <w:b/>
+          <w:bCs/>
+          <w:color w:val="000000"/>
+          <w:kern w:val="0"/>
+        </w:rPr>
+        <w:t xml:space="preserve"> </w:t>
+      </w:r>
+      <w:r>
+        <w:rPr>
+          <w:rFonts w:ascii="Century Gothic" w:hAnsi="Century Gothic" w:cs="Century Gothic"/>
+          <w:b/>
+          <w:bCs/>
+          <w:color w:val="000000"/>
+          <w:kern w:val="0"/>
+        </w:rPr>
+        <w:t>mat</w:t>
+      </w:r>
+      <w:r>
+        <w:rPr>
+          <w:rFonts w:ascii="Century Gothic" w:hAnsi="Century Gothic" w:cs="Century Gothic"/>
+          <w:b/>
+          <w:bCs/>
+          <w:color w:val="000000"/>
+          <w:kern w:val="0"/>
+        </w:rPr>
+        <w:t>ch the</w:t>
+      </w:r>
+      <w:r>
+        <w:rPr>
+          <w:rFonts w:ascii="Century Gothic" w:hAnsi="Century Gothic" w:cs="Century Gothic"/>
+          <w:b/>
+          <w:bCs/>
+          <w:color w:val="000000"/>
+          <w:kern w:val="0"/>
+        </w:rPr>
+        <w:t xml:space="preserve"> ones </w:t>
+      </w:r>
+      <w:r>
+        <w:rPr>
+          <w:rFonts w:ascii="Century Gothic" w:hAnsi="Century Gothic" w:cs="Century Gothic"/>
+          <w:b/>
+          <w:bCs/>
+          <w:color w:val="000000"/>
+          <w:kern w:val="0"/>
+        </w:rPr>
+        <w:t>in th</w:t>
+      </w:r>
+      <w:r>
+        <w:rPr>
+          <w:rFonts w:ascii="Century Gothic" w:hAnsi="Century Gothic" w:cs="Century Gothic"/>
+          <w:b/>
+          <w:bCs/>
+          <w:color w:val="000000"/>
+          <w:kern w:val="0"/>
+        </w:rPr>
+        <w:t>e txt</w:t>
+      </w:r>
+      <w:r>
+        <w:rPr>
+          <w:rFonts w:ascii="Century Gothic" w:hAnsi="Century Gothic" w:cs="Century Gothic"/>
+          <w:b/>
+          <w:bCs/>
+          <w:color w:val="000000"/>
+          <w:kern w:val="0"/>
+        </w:rPr>
+        <w:t xml:space="preserve"> file</w:t>
+      </w:r>
+      <w:r>
+        <w:rPr>
+          <w:rFonts w:ascii="Century Gothic" w:hAnsi="Century Gothic" w:cs="Century Gothic"/>
+          <w:b/>
+          <w:bCs/>
+          <w:color w:val="000000"/>
+          <w:kern w:val="0"/>
+        </w:rPr>
+        <w:t>s</w:t>
+      </w:r>
+      <w:r>
+        <w:rPr>
+          <w:rFonts w:ascii="Century Gothic" w:hAnsi="Century Gothic" w:cs="Century Gothic"/>
+          <w:b/>
+          <w:bCs/>
+          <w:color w:val="000000"/>
+          <w:kern w:val="0"/>
+        </w:rPr>
+        <w:t xml:space="preserve"> wit</w:t>
+      </w:r>
+      <w:r>
+        <w:rPr>
+          <w:rFonts w:ascii="Century Gothic" w:hAnsi="Century Gothic" w:cs="Century Gothic"/>
+          <w:b/>
+          <w:bCs/>
+          <w:color w:val="000000"/>
+          <w:kern w:val="0"/>
+        </w:rPr>
+        <w:t>h eac</w:t>
+      </w:r>
+      <w:r>
+        <w:rPr>
+          <w:rFonts w:ascii="Century Gothic" w:hAnsi="Century Gothic" w:cs="Century Gothic"/>
+          <w:b/>
+          <w:bCs/>
+          <w:color w:val="000000"/>
+          <w:kern w:val="0"/>
+        </w:rPr>
+        <w:t xml:space="preserve">h </w:t>
+      </w:r>
+      <w:r>
+        <w:rPr>
+          <w:rFonts w:ascii="Century Gothic" w:hAnsi="Century Gothic" w:cs="Century Gothic"/>
+          <w:b/>
+          <w:bCs/>
+          <w:color w:val="000000"/>
+          <w:kern w:val="0"/>
+        </w:rPr>
+        <w:t>data</w:t>
+      </w:r>
+      <w:r>
+        <w:rPr>
+          <w:rFonts w:ascii="Century Gothic" w:hAnsi="Century Gothic" w:cs="Century Gothic"/>
+          <w:b/>
+          <w:bCs/>
+          <w:color w:val="000000"/>
+          <w:kern w:val="0"/>
+        </w:rPr>
+        <w:t xml:space="preserve"> typ</w:t>
+      </w:r>
+      <w:r>
+        <w:rPr>
+          <w:rFonts w:ascii="Century Gothic" w:hAnsi="Century Gothic" w:cs="Century Gothic"/>
+          <w:b/>
+          <w:bCs/>
+          <w:color w:val="000000"/>
+          <w:kern w:val="0"/>
+        </w:rPr>
+        <w:t xml:space="preserve">e </w:t>
+      </w:r>
+      <w:r>
+        <w:rPr>
+          <w:rFonts w:ascii="Century Gothic" w:hAnsi="Century Gothic" w:cs="Century Gothic"/>
+          <w:b/>
+          <w:bCs/>
+          <w:color w:val="000000"/>
+          <w:kern w:val="0"/>
+        </w:rPr>
+        <w:t xml:space="preserve">separated by </w:t>
+      </w:r>
+      <w:r>
+        <w:rPr>
+          <w:rFonts w:ascii="Century Gothic" w:hAnsi="Century Gothic" w:cs="Century Gothic"/>
+          <w:b/>
+          <w:bCs/>
+          <w:color w:val="000000"/>
+          <w:kern w:val="0"/>
+        </w:rPr>
+        <w:t>‘</w:t>
+      </w:r>
+      <w:r>
+        <w:rPr>
+          <w:rFonts w:ascii="Century Gothic" w:hAnsi="Century Gothic" w:cs="Century Gothic"/>
+          <w:b/>
+          <w:bCs/>
+          <w:color w:val="000000"/>
+          <w:kern w:val="0"/>
+        </w:rPr>
+        <w:t>;</w:t>
+      </w:r>
+      <w:r>
+        <w:rPr>
+          <w:rFonts w:ascii="Century Gothic" w:hAnsi="Century Gothic" w:cs="Century Gothic"/>
+          <w:b/>
+          <w:bCs/>
+          <w:color w:val="000000"/>
+          <w:kern w:val="0"/>
+        </w:rPr>
+        <w:t>’</w:t>
+      </w:r>
+      <w:r>
+        <w:rPr>
+          <w:rFonts w:ascii="Century Gothic" w:hAnsi="Century Gothic" w:cs="Century Gothic"/>
+          <w:b/>
+          <w:bCs/>
+          <w:color w:val="000000"/>
+          <w:kern w:val="0"/>
+        </w:rPr>
+        <w:t xml:space="preserve"> </w:t>
+      </w:r>
+      <w:r>
+        <w:rPr>
+          <w:rFonts w:ascii="Century Gothic" w:hAnsi="Century Gothic" w:cs="Century Gothic"/>
+          <w:b/>
+          <w:bCs/>
+          <w:color w:val="000000"/>
+          <w:kern w:val="0"/>
+        </w:rPr>
+        <w:t>and put</w:t>
+      </w:r>
+      <w:r>
+        <w:rPr>
+          <w:rFonts w:ascii="Century Gothic" w:hAnsi="Century Gothic" w:cs="Century Gothic"/>
+          <w:b/>
+          <w:bCs/>
+          <w:color w:val="000000"/>
+          <w:kern w:val="0"/>
+        </w:rPr>
+        <w:t xml:space="preserve"> in a</w:t>
+      </w:r>
+      <w:r>
+        <w:rPr>
+          <w:rFonts w:ascii="Century Gothic" w:hAnsi="Century Gothic" w:cs="Century Gothic"/>
+          <w:b/>
+          <w:bCs/>
+          <w:color w:val="000000"/>
+          <w:kern w:val="0"/>
+        </w:rPr>
+        <w:t>n</w:t>
+      </w:r>
+      <w:r>
+        <w:rPr>
+          <w:rFonts w:ascii="Century Gothic" w:hAnsi="Century Gothic" w:cs="Century Gothic"/>
+          <w:b/>
+          <w:bCs/>
+          <w:color w:val="000000"/>
+          <w:kern w:val="0"/>
+        </w:rPr>
+        <w:t xml:space="preserve"> </w:t>
+      </w:r>
+      <w:r>
+        <w:rPr>
+          <w:rFonts w:ascii="Century Gothic" w:hAnsi="Century Gothic" w:cs="Century Gothic"/>
+          <w:b/>
+          <w:bCs/>
+          <w:color w:val="000000"/>
+          <w:kern w:val="0"/>
+        </w:rPr>
+        <w:t>array</w:t>
+      </w:r>
+      <w:r>
+        <w:rPr>
+          <w:rFonts w:ascii="Century Gothic" w:hAnsi="Century Gothic" w:cs="Century Gothic"/>
+          <w:b/>
+          <w:bCs/>
+          <w:color w:val="000000"/>
+          <w:kern w:val="0"/>
+        </w:rPr>
+        <w:t xml:space="preserve"> </w:t>
+      </w:r>
+      <w:r>
+        <w:rPr>
+          <w:rFonts w:ascii="Century Gothic" w:hAnsi="Century Gothic" w:cs="Century Gothic"/>
+          <w:b/>
+          <w:bCs/>
+          <w:color w:val="000000"/>
+          <w:kern w:val="0"/>
+        </w:rPr>
+        <w:t>list</w:t>
+      </w:r>
+      <w:r>
+        <w:rPr>
+          <w:rFonts w:ascii="Century Gothic" w:hAnsi="Century Gothic" w:cs="Century Gothic"/>
+          <w:b/>
+          <w:bCs/>
+          <w:color w:val="000000"/>
+          <w:kern w:val="0"/>
+        </w:rPr>
+        <w:t xml:space="preserve"> </w:t>
+      </w:r>
+      <w:r>
+        <w:rPr>
+          <w:rFonts w:ascii="Century Gothic" w:hAnsi="Century Gothic" w:cs="Century Gothic"/>
+          <w:b/>
+          <w:bCs/>
+          <w:color w:val="000000"/>
+          <w:kern w:val="0"/>
+        </w:rPr>
+        <w:t>parts [</w:t>
+      </w:r>
+      <w:r>
+        <w:rPr>
+          <w:rFonts w:ascii="Century Gothic" w:hAnsi="Century Gothic" w:cs="Century Gothic"/>
+          <w:b/>
+          <w:bCs/>
+          <w:color w:val="000000"/>
+          <w:kern w:val="0"/>
+        </w:rPr>
+        <w:t>]</w:t>
+      </w:r>
+      <w:r>
+        <w:rPr>
+          <w:rFonts w:ascii="Century Gothic" w:hAnsi="Century Gothic" w:cs="Century Gothic"/>
+          <w:b/>
+          <w:bCs/>
+          <w:color w:val="000000"/>
+          <w:kern w:val="0"/>
+        </w:rPr>
+        <w:t xml:space="preserve">. </w:t>
+      </w:r>
+      <w:r>
+        <w:rPr>
+          <w:rFonts w:ascii="Century Gothic" w:hAnsi="Century Gothic" w:cs="Century Gothic"/>
+          <w:b/>
+          <w:bCs/>
+          <w:color w:val="000000"/>
+          <w:kern w:val="0"/>
+        </w:rPr>
+        <w:t>On</w:t>
+      </w:r>
+      <w:r>
+        <w:rPr>
+          <w:rFonts w:ascii="Century Gothic" w:hAnsi="Century Gothic" w:cs="Century Gothic"/>
+          <w:b/>
+          <w:bCs/>
+          <w:color w:val="000000"/>
+          <w:kern w:val="0"/>
+        </w:rPr>
+        <w:t>ce vali</w:t>
+      </w:r>
+      <w:r>
+        <w:rPr>
+          <w:rFonts w:ascii="Century Gothic" w:hAnsi="Century Gothic" w:cs="Century Gothic"/>
+          <w:b/>
+          <w:bCs/>
+          <w:color w:val="000000"/>
+          <w:kern w:val="0"/>
+        </w:rPr>
+        <w:t xml:space="preserve">dated </w:t>
+      </w:r>
+      <w:r>
+        <w:rPr>
+          <w:rFonts w:ascii="Century Gothic" w:hAnsi="Century Gothic" w:cs="Century Gothic"/>
+          <w:b/>
+          <w:bCs/>
+          <w:color w:val="000000"/>
+          <w:kern w:val="0"/>
+        </w:rPr>
+        <w:t xml:space="preserve">the </w:t>
+      </w:r>
+      <w:r>
+        <w:rPr>
+          <w:rFonts w:ascii="Century Gothic" w:hAnsi="Century Gothic" w:cs="Century Gothic"/>
+          <w:b/>
+          <w:bCs/>
+          <w:color w:val="000000"/>
+          <w:kern w:val="0"/>
+        </w:rPr>
+        <w:t>sy</w:t>
+      </w:r>
+      <w:r>
+        <w:rPr>
+          <w:rFonts w:ascii="Century Gothic" w:hAnsi="Century Gothic" w:cs="Century Gothic"/>
+          <w:b/>
+          <w:bCs/>
+          <w:color w:val="000000"/>
+          <w:kern w:val="0"/>
+        </w:rPr>
+        <w:t xml:space="preserve">stem </w:t>
+      </w:r>
+      <w:r>
+        <w:rPr>
+          <w:rFonts w:ascii="Century Gothic" w:hAnsi="Century Gothic" w:cs="Century Gothic"/>
+          <w:b/>
+          <w:bCs/>
+          <w:color w:val="000000"/>
+          <w:kern w:val="0"/>
+        </w:rPr>
+        <w:t>enters</w:t>
+      </w:r>
+      <w:r>
+        <w:rPr>
+          <w:rFonts w:ascii="Century Gothic" w:hAnsi="Century Gothic" w:cs="Century Gothic"/>
+          <w:b/>
+          <w:bCs/>
+          <w:color w:val="000000"/>
+          <w:kern w:val="0"/>
+        </w:rPr>
+        <w:t xml:space="preserve"> and </w:t>
+      </w:r>
+      <w:r>
+        <w:rPr>
+          <w:rFonts w:ascii="Century Gothic" w:hAnsi="Century Gothic" w:cs="Century Gothic"/>
+          <w:b/>
+          <w:bCs/>
+          <w:color w:val="000000"/>
+          <w:kern w:val="0"/>
+        </w:rPr>
+        <w:t xml:space="preserve">shows </w:t>
+      </w:r>
+      <w:r>
+        <w:rPr>
+          <w:rFonts w:ascii="Century Gothic" w:hAnsi="Century Gothic" w:cs="Century Gothic"/>
+          <w:b/>
+          <w:bCs/>
+          <w:color w:val="000000"/>
+          <w:kern w:val="0"/>
+        </w:rPr>
+        <w:t xml:space="preserve">the </w:t>
+      </w:r>
+      <w:r>
+        <w:rPr>
+          <w:rFonts w:ascii="Century Gothic" w:hAnsi="Century Gothic" w:cs="Century Gothic"/>
+          <w:b/>
+          <w:bCs/>
+          <w:color w:val="000000"/>
+          <w:kern w:val="0"/>
+        </w:rPr>
+        <w:t>resp</w:t>
+      </w:r>
+      <w:r>
+        <w:rPr>
+          <w:rFonts w:ascii="Century Gothic" w:hAnsi="Century Gothic" w:cs="Century Gothic"/>
+          <w:b/>
+          <w:bCs/>
+          <w:color w:val="000000"/>
+          <w:kern w:val="0"/>
+        </w:rPr>
+        <w:t xml:space="preserve">ective </w:t>
+      </w:r>
+      <w:r>
+        <w:rPr>
+          <w:rFonts w:ascii="Century Gothic" w:hAnsi="Century Gothic" w:cs="Century Gothic"/>
+          <w:b/>
+          <w:bCs/>
+          <w:color w:val="000000"/>
+          <w:kern w:val="0"/>
+        </w:rPr>
+        <w:t>view</w:t>
+      </w:r>
+      <w:r>
+        <w:rPr>
+          <w:rFonts w:ascii="Century Gothic" w:hAnsi="Century Gothic" w:cs="Century Gothic"/>
+          <w:b/>
+          <w:bCs/>
+          <w:color w:val="000000"/>
+          <w:kern w:val="0"/>
+        </w:rPr>
+        <w:t>.</w:t>
+      </w:r>
+      <w:r>
+        <w:rPr>
+          <w:rFonts w:ascii="Century Gothic" w:hAnsi="Century Gothic" w:cs="Century Gothic"/>
+          <w:b/>
+          <w:bCs/>
+          <w:color w:val="000000"/>
+          <w:kern w:val="0"/>
+        </w:rPr>
+        <w:t xml:space="preserve"> </w:t>
+      </w:r>
+      <w:r>
+        <w:rPr>
+          <w:rFonts w:ascii="Century Gothic" w:hAnsi="Century Gothic" w:cs="Century Gothic"/>
+          <w:b/>
+          <w:bCs/>
+          <w:color w:val="000000"/>
+          <w:kern w:val="0"/>
+        </w:rPr>
+        <w:t xml:space="preserve"> </w:t>
+      </w:r>
+    </w:p>
+    <w:p>
+      <w:pPr>
+        <w:tabs>
+          <w:tab w:val="left" w:pos="560"/>
+          <w:tab w:val="left" w:pos="1120"/>
+          <w:tab w:val="left" w:pos="1680"/>
+          <w:tab w:val="left" w:pos="2240"/>
+          <w:tab w:val="left" w:pos="2800"/>
+          <w:tab w:val="left" w:pos="3360"/>
+          <w:tab w:val="left" w:pos="3920"/>
+          <w:tab w:val="left" w:pos="4480"/>
+          <w:tab w:val="left" w:pos="5040"/>
+          <w:tab w:val="left" w:pos="5600"/>
+          <w:tab w:val="left" w:pos="6160"/>
+          <w:tab w:val="left" w:pos="6720"/>
+        </w:tabs>
+        <w:autoSpaceDE w:val="0"/>
+        <w:autoSpaceDN w:val="0"/>
+        <w:adjustRightInd w:val="0"/>
+        <w:rPr>
+          <w:rFonts w:ascii="Century Gothic" w:hAnsi="Century Gothic" w:cs="Century Gothic"/>
+          <w:b/>
+          <w:bCs/>
+          <w:color w:val="000000"/>
+          <w:kern w:val="0"/>
+        </w:rPr>
+      </w:pPr>
+    </w:p>
+    <w:p>
+      <w:pPr>
+        <w:tabs>
+          <w:tab w:val="left" w:pos="560"/>
+          <w:tab w:val="left" w:pos="1120"/>
+          <w:tab w:val="left" w:pos="1680"/>
+          <w:tab w:val="left" w:pos="2240"/>
+          <w:tab w:val="left" w:pos="2800"/>
+          <w:tab w:val="left" w:pos="3360"/>
+          <w:tab w:val="left" w:pos="3920"/>
+          <w:tab w:val="left" w:pos="4480"/>
+          <w:tab w:val="left" w:pos="5040"/>
+          <w:tab w:val="left" w:pos="5600"/>
+          <w:tab w:val="left" w:pos="6160"/>
+          <w:tab w:val="left" w:pos="6720"/>
+        </w:tabs>
+        <w:autoSpaceDE w:val="0"/>
+        <w:autoSpaceDN w:val="0"/>
+        <w:adjustRightInd w:val="0"/>
+        <w:rPr>
+          <w:rFonts w:ascii="Century Gothic" w:hAnsi="Century Gothic" w:cs="Century Gothic"/>
+          <w:b/>
+          <w:bCs/>
+          <w:color w:val="000000"/>
+          <w:kern w:val="0"/>
+        </w:rPr>
+      </w:pPr>
+      <w:r>
+        <w:rPr>
+          <w:rFonts w:ascii="Century Gothic" w:hAnsi="Century Gothic" w:cs="Century Gothic"/>
+          <w:b/>
+          <w:bCs/>
+          <w:color w:val="000000"/>
+          <w:kern w:val="0"/>
+        </w:rPr>
+        <w:t>Ste</w:t>
+      </w:r>
+      <w:r>
+        <w:rPr>
+          <w:rFonts w:ascii="Century Gothic" w:hAnsi="Century Gothic" w:cs="Century Gothic"/>
+          <w:b/>
+          <w:bCs/>
+          <w:color w:val="000000"/>
+          <w:kern w:val="0"/>
+        </w:rPr>
+        <w:t>p</w:t>
+      </w:r>
+      <w:r>
+        <w:rPr>
+          <w:rFonts w:ascii="Century Gothic" w:hAnsi="Century Gothic" w:cs="Century Gothic"/>
+          <w:b/>
+          <w:bCs/>
+          <w:color w:val="000000"/>
+          <w:kern w:val="0"/>
+        </w:rPr>
+        <w:t xml:space="preserve"> </w:t>
+      </w:r>
+      <w:r>
+        <w:rPr>
+          <w:rFonts w:ascii="Century Gothic" w:hAnsi="Century Gothic" w:cs="Century Gothic"/>
+          <w:b/>
+          <w:bCs/>
+          <w:color w:val="000000"/>
+          <w:kern w:val="0"/>
+        </w:rPr>
+        <w:t>3:</w:t>
+      </w:r>
+      <w:r>
+        <w:rPr>
+          <w:rFonts w:ascii="Century Gothic" w:hAnsi="Century Gothic" w:cs="Century Gothic"/>
+          <w:b/>
+          <w:bCs/>
+          <w:color w:val="000000"/>
+          <w:kern w:val="0"/>
+        </w:rPr>
+        <w:t xml:space="preserve"> </w:t>
+      </w:r>
+      <w:r>
+        <w:rPr>
+          <w:rFonts w:ascii="Century Gothic" w:hAnsi="Century Gothic" w:cs="Century Gothic"/>
+          <w:b/>
+          <w:bCs/>
+          <w:color w:val="000000"/>
+          <w:kern w:val="0"/>
+        </w:rPr>
+        <w:t>Creat</w:t>
+      </w:r>
+      <w:r>
+        <w:rPr>
+          <w:rFonts w:ascii="Century Gothic" w:hAnsi="Century Gothic" w:cs="Century Gothic"/>
+          <w:b/>
+          <w:bCs/>
+          <w:color w:val="000000"/>
+          <w:kern w:val="0"/>
+        </w:rPr>
+        <w:t xml:space="preserve">ing </w:t>
+      </w:r>
+      <w:r>
+        <w:rPr>
+          <w:rFonts w:ascii="Century Gothic" w:hAnsi="Century Gothic" w:cs="Century Gothic"/>
+          <w:b/>
+          <w:bCs/>
+          <w:color w:val="000000"/>
+          <w:kern w:val="0"/>
+        </w:rPr>
+        <w:t xml:space="preserve">an </w:t>
+      </w:r>
+      <w:r>
+        <w:rPr>
+          <w:rFonts w:ascii="Century Gothic" w:hAnsi="Century Gothic" w:cs="Century Gothic"/>
+          <w:b/>
+          <w:bCs/>
+          <w:color w:val="000000"/>
+          <w:kern w:val="0"/>
+        </w:rPr>
+        <w:t>Acc</w:t>
+      </w:r>
+      <w:r>
+        <w:rPr>
+          <w:rFonts w:ascii="Century Gothic" w:hAnsi="Century Gothic" w:cs="Century Gothic"/>
+          <w:b/>
+          <w:bCs/>
+          <w:color w:val="000000"/>
+          <w:kern w:val="0"/>
+        </w:rPr>
+        <w:t>ount</w:t>
+      </w:r>
+    </w:p>
+    <w:p>
+      <w:pPr>
+        <w:tabs>
+          <w:tab w:val="left" w:pos="560"/>
+          <w:tab w:val="left" w:pos="1120"/>
+          <w:tab w:val="left" w:pos="1680"/>
+          <w:tab w:val="left" w:pos="2240"/>
+          <w:tab w:val="left" w:pos="2800"/>
+          <w:tab w:val="left" w:pos="3360"/>
+          <w:tab w:val="left" w:pos="3920"/>
+          <w:tab w:val="left" w:pos="4480"/>
+          <w:tab w:val="left" w:pos="5040"/>
+          <w:tab w:val="left" w:pos="5600"/>
+          <w:tab w:val="left" w:pos="6160"/>
+          <w:tab w:val="left" w:pos="6720"/>
+        </w:tabs>
+        <w:autoSpaceDE w:val="0"/>
+        <w:autoSpaceDN w:val="0"/>
+        <w:adjustRightInd w:val="0"/>
+        <w:ind w:left="560"/>
+        <w:rPr>
+          <w:rFonts w:ascii="Century Gothic" w:hAnsi="Century Gothic" w:cs="Century Gothic"/>
+          <w:b/>
+          <w:bCs/>
+          <w:color w:val="000000"/>
+          <w:kern w:val="0"/>
+        </w:rPr>
+      </w:pPr>
+      <w:r>
+        <w:rPr>
+          <w:rFonts w:ascii="Century Gothic" w:hAnsi="Century Gothic" w:cs="Century Gothic"/>
+          <w:b/>
+          <w:bCs/>
+          <w:color w:val="000000"/>
+          <w:kern w:val="0"/>
+        </w:rPr>
+        <w:t>The</w:t>
+      </w:r>
+      <w:r>
+        <w:rPr>
+          <w:rFonts w:ascii="Century Gothic" w:hAnsi="Century Gothic" w:cs="Century Gothic"/>
+          <w:b/>
+          <w:bCs/>
+          <w:color w:val="000000"/>
+          <w:kern w:val="0"/>
+        </w:rPr>
+        <w:t xml:space="preserve"> </w:t>
+      </w:r>
+      <w:r>
+        <w:rPr>
+          <w:rFonts w:ascii="Century Gothic" w:hAnsi="Century Gothic" w:cs="Century Gothic"/>
+          <w:b/>
+          <w:bCs/>
+          <w:color w:val="000000"/>
+          <w:kern w:val="0"/>
+        </w:rPr>
+        <w:t>cus</w:t>
+      </w:r>
+      <w:r>
+        <w:rPr>
+          <w:rFonts w:ascii="Century Gothic" w:hAnsi="Century Gothic" w:cs="Century Gothic"/>
+          <w:b/>
+          <w:bCs/>
+          <w:color w:val="000000"/>
+          <w:kern w:val="0"/>
+        </w:rPr>
+        <w:t>tomer</w:t>
+      </w:r>
+      <w:r>
+        <w:rPr>
+          <w:rFonts w:ascii="Century Gothic" w:hAnsi="Century Gothic" w:cs="Century Gothic"/>
+          <w:b/>
+          <w:bCs/>
+          <w:color w:val="000000"/>
+          <w:kern w:val="0"/>
+        </w:rPr>
+        <w:t xml:space="preserve"> may </w:t>
+      </w:r>
+      <w:r>
+        <w:rPr>
+          <w:rFonts w:ascii="Century Gothic" w:hAnsi="Century Gothic" w:cs="Century Gothic"/>
+          <w:b/>
+          <w:bCs/>
+          <w:color w:val="000000"/>
+          <w:kern w:val="0"/>
+        </w:rPr>
+        <w:t xml:space="preserve">click </w:t>
+      </w:r>
+      <w:r>
+        <w:rPr>
+          <w:rFonts w:ascii="Century Gothic" w:hAnsi="Century Gothic" w:cs="Century Gothic"/>
+          <w:b/>
+          <w:bCs/>
+          <w:color w:val="000000"/>
+          <w:kern w:val="0"/>
+        </w:rPr>
+        <w:t xml:space="preserve">the </w:t>
+      </w:r>
+      <w:r>
+        <w:rPr>
+          <w:rFonts w:ascii="Century Gothic" w:hAnsi="Century Gothic" w:cs="Century Gothic"/>
+          <w:b/>
+          <w:bCs/>
+          <w:color w:val="000000"/>
+          <w:kern w:val="0"/>
+        </w:rPr>
+        <w:t>‘Create</w:t>
+      </w:r>
+      <w:r>
+        <w:rPr>
+          <w:rFonts w:ascii="Century Gothic" w:hAnsi="Century Gothic" w:cs="Century Gothic"/>
+          <w:b/>
+          <w:bCs/>
+          <w:color w:val="000000"/>
+          <w:kern w:val="0"/>
+        </w:rPr>
+        <w:t xml:space="preserve"> </w:t>
+      </w:r>
+      <w:r>
+        <w:rPr>
+          <w:rFonts w:ascii="Century Gothic" w:hAnsi="Century Gothic" w:cs="Century Gothic"/>
+          <w:b/>
+          <w:bCs/>
+          <w:color w:val="000000"/>
+          <w:kern w:val="0"/>
+        </w:rPr>
+        <w:t xml:space="preserve">New </w:t>
+      </w:r>
+      <w:r>
+        <w:rPr>
+          <w:rFonts w:ascii="Century Gothic" w:hAnsi="Century Gothic" w:cs="Century Gothic"/>
+          <w:b/>
+          <w:bCs/>
+          <w:color w:val="000000"/>
+          <w:kern w:val="0"/>
+        </w:rPr>
+        <w:t>Acc</w:t>
+      </w:r>
+      <w:r>
+        <w:rPr>
+          <w:rFonts w:ascii="Century Gothic" w:hAnsi="Century Gothic" w:cs="Century Gothic"/>
+          <w:b/>
+          <w:bCs/>
+          <w:color w:val="000000"/>
+          <w:kern w:val="0"/>
+        </w:rPr>
+        <w:t>ount</w:t>
+      </w:r>
+      <w:r>
+        <w:rPr>
+          <w:rFonts w:ascii="Century Gothic" w:hAnsi="Century Gothic" w:cs="Century Gothic"/>
+          <w:b/>
+          <w:bCs/>
+          <w:color w:val="000000"/>
+          <w:kern w:val="0"/>
+        </w:rPr>
+        <w:t>’</w:t>
+      </w:r>
+      <w:r>
+        <w:rPr>
+          <w:rFonts w:ascii="Century Gothic" w:hAnsi="Century Gothic" w:cs="Century Gothic"/>
+          <w:b/>
+          <w:bCs/>
+          <w:color w:val="000000"/>
+          <w:kern w:val="0"/>
+        </w:rPr>
+        <w:t xml:space="preserve"> </w:t>
+      </w:r>
+      <w:r>
+        <w:rPr>
+          <w:rFonts w:ascii="Century Gothic" w:hAnsi="Century Gothic" w:cs="Century Gothic"/>
+          <w:b/>
+          <w:bCs/>
+          <w:color w:val="000000"/>
+          <w:kern w:val="0"/>
+        </w:rPr>
+        <w:t>ta</w:t>
+      </w:r>
+      <w:r>
+        <w:rPr>
+          <w:rFonts w:ascii="Century Gothic" w:hAnsi="Century Gothic" w:cs="Century Gothic"/>
+          <w:b/>
+          <w:bCs/>
+          <w:color w:val="000000"/>
+          <w:kern w:val="0"/>
+        </w:rPr>
+        <w:t xml:space="preserve">b </w:t>
+      </w:r>
+      <w:r>
+        <w:rPr>
+          <w:rFonts w:ascii="Century Gothic" w:hAnsi="Century Gothic" w:cs="Century Gothic"/>
+          <w:b/>
+          <w:bCs/>
+          <w:color w:val="000000"/>
+          <w:kern w:val="0"/>
+        </w:rPr>
+        <w:t>and may</w:t>
+      </w:r>
+      <w:r>
+        <w:rPr>
+          <w:rFonts w:ascii="Century Gothic" w:hAnsi="Century Gothic" w:cs="Century Gothic"/>
+          <w:b/>
+          <w:bCs/>
+          <w:color w:val="000000"/>
+          <w:kern w:val="0"/>
+        </w:rPr>
+        <w:t xml:space="preserve"> ent</w:t>
+      </w:r>
+      <w:r>
+        <w:rPr>
+          <w:rFonts w:ascii="Century Gothic" w:hAnsi="Century Gothic" w:cs="Century Gothic"/>
+          <w:b/>
+          <w:bCs/>
+          <w:color w:val="000000"/>
+          <w:kern w:val="0"/>
+        </w:rPr>
+        <w:t>er</w:t>
+      </w:r>
+      <w:r>
+        <w:rPr>
+          <w:rFonts w:ascii="Century Gothic" w:hAnsi="Century Gothic" w:cs="Century Gothic"/>
+          <w:b/>
+          <w:bCs/>
+          <w:color w:val="000000"/>
+          <w:kern w:val="0"/>
+        </w:rPr>
+        <w:t xml:space="preserve"> t</w:t>
+      </w:r>
+      <w:r>
+        <w:rPr>
+          <w:rFonts w:ascii="Century Gothic" w:hAnsi="Century Gothic" w:cs="Century Gothic"/>
+          <w:b/>
+          <w:bCs/>
+          <w:color w:val="000000"/>
+          <w:kern w:val="0"/>
+        </w:rPr>
+        <w:t>heir</w:t>
+      </w:r>
+      <w:r>
+        <w:rPr>
+          <w:rFonts w:ascii="Century Gothic" w:hAnsi="Century Gothic" w:cs="Century Gothic"/>
+          <w:b/>
+          <w:bCs/>
+          <w:color w:val="000000"/>
+          <w:kern w:val="0"/>
+        </w:rPr>
+        <w:t xml:space="preserve"> </w:t>
+      </w:r>
+      <w:r>
+        <w:rPr>
+          <w:rFonts w:ascii="Century Gothic" w:hAnsi="Century Gothic" w:cs="Century Gothic"/>
+          <w:b/>
+          <w:bCs/>
+          <w:color w:val="000000"/>
+          <w:kern w:val="0"/>
+        </w:rPr>
+        <w:t>accou</w:t>
+      </w:r>
+      <w:r>
+        <w:rPr>
+          <w:rFonts w:ascii="Century Gothic" w:hAnsi="Century Gothic" w:cs="Century Gothic"/>
+          <w:b/>
+          <w:bCs/>
+          <w:color w:val="000000"/>
+          <w:kern w:val="0"/>
+        </w:rPr>
+        <w:t>nt number</w:t>
+      </w:r>
+      <w:r>
+        <w:rPr>
+          <w:rFonts w:ascii="Century Gothic" w:hAnsi="Century Gothic" w:cs="Century Gothic"/>
+          <w:b/>
+          <w:bCs/>
+          <w:color w:val="000000"/>
+          <w:kern w:val="0"/>
+        </w:rPr>
+        <w:t xml:space="preserve">, </w:t>
+      </w:r>
+      <w:r>
+        <w:rPr>
+          <w:rFonts w:ascii="Century Gothic" w:hAnsi="Century Gothic" w:cs="Century Gothic"/>
+          <w:b/>
+          <w:bCs/>
+          <w:color w:val="000000"/>
+          <w:kern w:val="0"/>
+        </w:rPr>
+        <w:t>init</w:t>
+      </w:r>
+      <w:r>
+        <w:rPr>
+          <w:rFonts w:ascii="Century Gothic" w:hAnsi="Century Gothic" w:cs="Century Gothic"/>
+          <w:b/>
+          <w:bCs/>
+          <w:color w:val="000000"/>
+          <w:kern w:val="0"/>
+        </w:rPr>
+        <w:t>ial ba</w:t>
+      </w:r>
+      <w:r>
+        <w:rPr>
+          <w:rFonts w:ascii="Century Gothic" w:hAnsi="Century Gothic" w:cs="Century Gothic"/>
+          <w:b/>
+          <w:bCs/>
+          <w:color w:val="000000"/>
+          <w:kern w:val="0"/>
+        </w:rPr>
+        <w:t>lance</w:t>
+      </w:r>
+      <w:r>
+        <w:rPr>
+          <w:rFonts w:ascii="Century Gothic" w:hAnsi="Century Gothic" w:cs="Century Gothic"/>
+          <w:b/>
+          <w:bCs/>
+          <w:color w:val="000000"/>
+          <w:kern w:val="0"/>
+        </w:rPr>
+        <w:t xml:space="preserve">, </w:t>
+      </w:r>
+      <w:r>
+        <w:rPr>
+          <w:rFonts w:ascii="Century Gothic" w:hAnsi="Century Gothic" w:cs="Century Gothic"/>
+          <w:b/>
+          <w:bCs/>
+          <w:color w:val="000000"/>
+          <w:kern w:val="0"/>
+        </w:rPr>
+        <w:t xml:space="preserve">the </w:t>
+      </w:r>
+      <w:r>
+        <w:rPr>
+          <w:rFonts w:ascii="Century Gothic" w:hAnsi="Century Gothic" w:cs="Century Gothic"/>
+          <w:b/>
+          <w:bCs/>
+          <w:color w:val="000000"/>
+          <w:kern w:val="0"/>
+        </w:rPr>
+        <w:t>bank</w:t>
+      </w:r>
+      <w:r>
+        <w:rPr>
+          <w:rFonts w:ascii="Century Gothic" w:hAnsi="Century Gothic" w:cs="Century Gothic"/>
+          <w:b/>
+          <w:bCs/>
+          <w:color w:val="000000"/>
+          <w:kern w:val="0"/>
+        </w:rPr>
+        <w:t xml:space="preserve"> bra</w:t>
+      </w:r>
+      <w:r>
+        <w:rPr>
+          <w:rFonts w:ascii="Century Gothic" w:hAnsi="Century Gothic" w:cs="Century Gothic"/>
+          <w:b/>
+          <w:bCs/>
+          <w:color w:val="000000"/>
+          <w:kern w:val="0"/>
+        </w:rPr>
+        <w:t>nch</w:t>
+      </w:r>
+      <w:r>
+        <w:rPr>
+          <w:rFonts w:ascii="Century Gothic" w:hAnsi="Century Gothic" w:cs="Century Gothic"/>
+          <w:b/>
+          <w:bCs/>
+          <w:color w:val="000000"/>
+          <w:kern w:val="0"/>
+        </w:rPr>
+        <w:t xml:space="preserve"> </w:t>
+      </w:r>
+      <w:r>
+        <w:rPr>
+          <w:rFonts w:ascii="Century Gothic" w:hAnsi="Century Gothic" w:cs="Century Gothic"/>
+          <w:b/>
+          <w:bCs/>
+          <w:color w:val="000000"/>
+          <w:kern w:val="0"/>
+        </w:rPr>
+        <w:t xml:space="preserve">for </w:t>
+      </w:r>
+      <w:r>
+        <w:rPr>
+          <w:rFonts w:ascii="Century Gothic" w:hAnsi="Century Gothic" w:cs="Century Gothic"/>
+          <w:b/>
+          <w:bCs/>
+          <w:color w:val="000000"/>
+          <w:kern w:val="0"/>
+        </w:rPr>
+        <w:t>investment</w:t>
+      </w:r>
+      <w:r>
+        <w:rPr>
+          <w:rFonts w:ascii="Century Gothic" w:hAnsi="Century Gothic" w:cs="Century Gothic"/>
+          <w:b/>
+          <w:bCs/>
+          <w:color w:val="000000"/>
+          <w:kern w:val="0"/>
+        </w:rPr>
+        <w:t xml:space="preserve"> and </w:t>
+      </w:r>
+      <w:r>
+        <w:rPr>
+          <w:rFonts w:ascii="Century Gothic" w:hAnsi="Century Gothic" w:cs="Century Gothic"/>
+          <w:b/>
+          <w:bCs/>
+          <w:color w:val="000000"/>
+          <w:kern w:val="0"/>
+        </w:rPr>
+        <w:t xml:space="preserve">savings </w:t>
+      </w:r>
+      <w:r>
+        <w:rPr>
+          <w:rFonts w:ascii="Century Gothic" w:hAnsi="Century Gothic" w:cs="Century Gothic"/>
+          <w:b/>
+          <w:bCs/>
+          <w:color w:val="000000"/>
+          <w:kern w:val="0"/>
+        </w:rPr>
+        <w:t>acco</w:t>
+      </w:r>
+      <w:r>
+        <w:rPr>
+          <w:rFonts w:ascii="Century Gothic" w:hAnsi="Century Gothic" w:cs="Century Gothic"/>
+          <w:b/>
+          <w:bCs/>
+          <w:color w:val="000000"/>
+          <w:kern w:val="0"/>
+        </w:rPr>
+        <w:t>unts</w:t>
+      </w:r>
+      <w:r>
+        <w:rPr>
+          <w:rFonts w:ascii="Century Gothic" w:hAnsi="Century Gothic" w:cs="Century Gothic"/>
+          <w:b/>
+          <w:bCs/>
+          <w:color w:val="000000"/>
+          <w:kern w:val="0"/>
+        </w:rPr>
+        <w:t>,</w:t>
+      </w:r>
+      <w:r>
+        <w:rPr>
+          <w:rFonts w:ascii="Century Gothic" w:hAnsi="Century Gothic" w:cs="Century Gothic"/>
+          <w:b/>
+          <w:bCs/>
+          <w:color w:val="000000"/>
+          <w:kern w:val="0"/>
+        </w:rPr>
+        <w:t xml:space="preserve"> and a</w:t>
+      </w:r>
+      <w:r>
+        <w:rPr>
+          <w:rFonts w:ascii="Century Gothic" w:hAnsi="Century Gothic" w:cs="Century Gothic"/>
+          <w:b/>
+          <w:bCs/>
+          <w:color w:val="000000"/>
+          <w:kern w:val="0"/>
+        </w:rPr>
+        <w:t>ddit</w:t>
+      </w:r>
+      <w:r>
+        <w:rPr>
+          <w:rFonts w:ascii="Century Gothic" w:hAnsi="Century Gothic" w:cs="Century Gothic"/>
+          <w:b/>
+          <w:bCs/>
+          <w:color w:val="000000"/>
+          <w:kern w:val="0"/>
+        </w:rPr>
+        <w:t>ionall</w:t>
+      </w:r>
+      <w:r>
+        <w:rPr>
+          <w:rFonts w:ascii="Century Gothic" w:hAnsi="Century Gothic" w:cs="Century Gothic"/>
+          <w:b/>
+          <w:bCs/>
+          <w:color w:val="000000"/>
+          <w:kern w:val="0"/>
+        </w:rPr>
+        <w:t>y t</w:t>
+      </w:r>
+      <w:r>
+        <w:rPr>
+          <w:rFonts w:ascii="Century Gothic" w:hAnsi="Century Gothic" w:cs="Century Gothic"/>
+          <w:b/>
+          <w:bCs/>
+          <w:color w:val="000000"/>
+          <w:kern w:val="0"/>
+        </w:rPr>
+        <w:t>he com</w:t>
+      </w:r>
+      <w:r>
+        <w:rPr>
+          <w:rFonts w:ascii="Century Gothic" w:hAnsi="Century Gothic" w:cs="Century Gothic"/>
+          <w:b/>
+          <w:bCs/>
+          <w:color w:val="000000"/>
+          <w:kern w:val="0"/>
+        </w:rPr>
+        <w:t>pan</w:t>
+      </w:r>
+      <w:r>
+        <w:rPr>
+          <w:rFonts w:ascii="Century Gothic" w:hAnsi="Century Gothic" w:cs="Century Gothic"/>
+          <w:b/>
+          <w:bCs/>
+          <w:color w:val="000000"/>
+          <w:kern w:val="0"/>
+        </w:rPr>
+        <w:t>y nam</w:t>
+      </w:r>
+      <w:r>
+        <w:rPr>
+          <w:rFonts w:ascii="Century Gothic" w:hAnsi="Century Gothic" w:cs="Century Gothic"/>
+          <w:b/>
+          <w:bCs/>
+          <w:color w:val="000000"/>
+          <w:kern w:val="0"/>
+        </w:rPr>
+        <w:t xml:space="preserve">e and </w:t>
+      </w:r>
+      <w:r>
+        <w:rPr>
+          <w:rFonts w:ascii="Century Gothic" w:hAnsi="Century Gothic" w:cs="Century Gothic"/>
+          <w:b/>
+          <w:bCs/>
+          <w:color w:val="000000"/>
+          <w:kern w:val="0"/>
+        </w:rPr>
+        <w:t>addre</w:t>
+      </w:r>
+      <w:r>
+        <w:rPr>
+          <w:rFonts w:ascii="Century Gothic" w:hAnsi="Century Gothic" w:cs="Century Gothic"/>
+          <w:b/>
+          <w:bCs/>
+          <w:color w:val="000000"/>
+          <w:kern w:val="0"/>
+        </w:rPr>
+        <w:t xml:space="preserve">ss if </w:t>
+      </w:r>
+      <w:r>
+        <w:rPr>
+          <w:rFonts w:ascii="Century Gothic" w:hAnsi="Century Gothic" w:cs="Century Gothic"/>
+          <w:b/>
+          <w:bCs/>
+          <w:color w:val="000000"/>
+          <w:kern w:val="0"/>
+        </w:rPr>
+        <w:t xml:space="preserve">it’s a </w:t>
+      </w:r>
+      <w:r>
+        <w:rPr>
+          <w:rFonts w:ascii="Century Gothic" w:hAnsi="Century Gothic" w:cs="Century Gothic"/>
+          <w:b/>
+          <w:bCs/>
+          <w:color w:val="000000"/>
+          <w:kern w:val="0"/>
+        </w:rPr>
+        <w:t>cheque</w:t>
+      </w:r>
+      <w:r>
+        <w:rPr>
+          <w:rFonts w:ascii="Century Gothic" w:hAnsi="Century Gothic" w:cs="Century Gothic"/>
+          <w:b/>
+          <w:bCs/>
+          <w:color w:val="000000"/>
+          <w:kern w:val="0"/>
+        </w:rPr>
+        <w:t xml:space="preserve"> accou</w:t>
+      </w:r>
+      <w:r>
+        <w:rPr>
+          <w:rFonts w:ascii="Century Gothic" w:hAnsi="Century Gothic" w:cs="Century Gothic"/>
+          <w:b/>
+          <w:bCs/>
+          <w:color w:val="000000"/>
+          <w:kern w:val="0"/>
+        </w:rPr>
+        <w:t>nt</w:t>
+      </w:r>
+      <w:r>
+        <w:rPr>
+          <w:rFonts w:ascii="Century Gothic" w:hAnsi="Century Gothic" w:cs="Century Gothic"/>
+          <w:b/>
+          <w:bCs/>
+          <w:color w:val="000000"/>
+          <w:kern w:val="0"/>
+        </w:rPr>
+        <w:t>.</w:t>
+      </w:r>
+      <w:r>
+        <w:rPr>
+          <w:rFonts w:ascii="Century Gothic" w:hAnsi="Century Gothic" w:cs="Century Gothic"/>
+          <w:b/>
+          <w:bCs/>
+          <w:color w:val="000000"/>
+          <w:kern w:val="0"/>
+        </w:rPr>
+        <w:t xml:space="preserve"> </w:t>
+      </w:r>
+      <w:r>
+        <w:rPr>
+          <w:rFonts w:ascii="Century Gothic" w:hAnsi="Century Gothic" w:cs="Century Gothic"/>
+          <w:b/>
+          <w:bCs/>
+          <w:color w:val="000000"/>
+          <w:kern w:val="0"/>
+        </w:rPr>
+        <w:t xml:space="preserve"> </w:t>
+      </w:r>
+      <w:r>
+        <w:rPr>
+          <w:rFonts w:ascii="Century Gothic" w:hAnsi="Century Gothic" w:cs="Century Gothic"/>
+          <w:b/>
+          <w:bCs/>
+          <w:color w:val="000000"/>
+          <w:kern w:val="0"/>
+        </w:rPr>
+        <w:t xml:space="preserve">If any values are missing error404 will appear and if any values are invalid error67 will appear. </w:t>
+      </w:r>
+      <w:r>
+        <w:rPr>
+          <w:rFonts w:ascii="Century Gothic" w:hAnsi="Century Gothic" w:cs="Century Gothic"/>
+          <w:b/>
+          <w:bCs/>
+          <w:color w:val="000000"/>
+          <w:kern w:val="0"/>
+        </w:rPr>
+        <w:t>T</w:t>
+      </w:r>
+      <w:r>
+        <w:rPr>
+          <w:rFonts w:ascii="Century Gothic" w:hAnsi="Century Gothic" w:cs="Century Gothic"/>
+          <w:b/>
+          <w:bCs/>
+          <w:color w:val="000000"/>
+          <w:kern w:val="0"/>
+        </w:rPr>
+        <w:t xml:space="preserve">he controller will write to either the </w:t>
+      </w:r>
+      <w:r>
+        <w:rPr>
+          <w:rFonts w:ascii="Century Gothic" w:hAnsi="Century Gothic" w:cs="Century Gothic"/>
+          <w:b/>
+          <w:bCs/>
+          <w:color w:val="000000"/>
+          <w:kern w:val="0"/>
+        </w:rPr>
+        <w:t>S</w:t>
+      </w:r>
+      <w:r>
+        <w:rPr>
+          <w:rFonts w:ascii="Century Gothic" w:hAnsi="Century Gothic" w:cs="Century Gothic"/>
+          <w:b/>
+          <w:bCs/>
+          <w:color w:val="000000"/>
+          <w:kern w:val="0"/>
+        </w:rPr>
+        <w:t>aving</w:t>
+      </w:r>
+      <w:r>
+        <w:rPr>
+          <w:rFonts w:ascii="Century Gothic" w:hAnsi="Century Gothic" w:cs="Century Gothic"/>
+          <w:b/>
+          <w:bCs/>
+          <w:color w:val="000000"/>
+          <w:kern w:val="0"/>
+        </w:rPr>
+        <w:t>s</w:t>
+      </w:r>
+      <w:r>
+        <w:rPr>
+          <w:rFonts w:ascii="Century Gothic" w:hAnsi="Century Gothic" w:cs="Century Gothic"/>
+          <w:b/>
+          <w:bCs/>
+          <w:color w:val="000000"/>
+          <w:kern w:val="0"/>
+        </w:rPr>
+        <w:t xml:space="preserve">, </w:t>
+      </w:r>
+      <w:r>
+        <w:rPr>
+          <w:rFonts w:ascii="Century Gothic" w:hAnsi="Century Gothic" w:cs="Century Gothic"/>
+          <w:b/>
+          <w:bCs/>
+          <w:color w:val="000000"/>
+          <w:kern w:val="0"/>
+        </w:rPr>
+        <w:t>Inves</w:t>
+      </w:r>
+      <w:r>
+        <w:rPr>
+          <w:rFonts w:ascii="Century Gothic" w:hAnsi="Century Gothic" w:cs="Century Gothic"/>
+          <w:b/>
+          <w:bCs/>
+          <w:color w:val="000000"/>
+          <w:kern w:val="0"/>
+        </w:rPr>
+        <w:t>tment</w:t>
+      </w:r>
+      <w:r>
+        <w:rPr>
+          <w:rFonts w:ascii="Century Gothic" w:hAnsi="Century Gothic" w:cs="Century Gothic"/>
+          <w:b/>
+          <w:bCs/>
+          <w:color w:val="000000"/>
+          <w:kern w:val="0"/>
+        </w:rPr>
+        <w:t xml:space="preserve"> or </w:t>
+      </w:r>
+      <w:r>
+        <w:rPr>
+          <w:rFonts w:ascii="Century Gothic" w:hAnsi="Century Gothic" w:cs="Century Gothic"/>
+          <w:b/>
+          <w:bCs/>
+          <w:color w:val="000000"/>
+          <w:kern w:val="0"/>
+        </w:rPr>
+        <w:t>Ch</w:t>
+      </w:r>
+      <w:r>
+        <w:rPr>
+          <w:rFonts w:ascii="Century Gothic" w:hAnsi="Century Gothic" w:cs="Century Gothic"/>
+          <w:b/>
+          <w:bCs/>
+          <w:color w:val="000000"/>
+          <w:kern w:val="0"/>
+        </w:rPr>
+        <w:t>eque</w:t>
+      </w:r>
+      <w:r>
+        <w:rPr>
+          <w:rFonts w:ascii="Century Gothic" w:hAnsi="Century Gothic" w:cs="Century Gothic"/>
+          <w:b/>
+          <w:bCs/>
+          <w:color w:val="000000"/>
+          <w:kern w:val="0"/>
+        </w:rPr>
+        <w:t xml:space="preserve"> accou</w:t>
+      </w:r>
+      <w:r>
+        <w:rPr>
+          <w:rFonts w:ascii="Century Gothic" w:hAnsi="Century Gothic" w:cs="Century Gothic"/>
+          <w:b/>
+          <w:bCs/>
+          <w:color w:val="000000"/>
+          <w:kern w:val="0"/>
+        </w:rPr>
+        <w:t xml:space="preserve">nt </w:t>
+      </w:r>
+      <w:r>
+        <w:rPr>
+          <w:rFonts w:ascii="Century Gothic" w:hAnsi="Century Gothic" w:cs="Century Gothic"/>
+          <w:b/>
+          <w:bCs/>
+          <w:color w:val="000000"/>
+          <w:kern w:val="0"/>
+        </w:rPr>
+        <w:t xml:space="preserve">txt files and once written the controller tells the GUI to show a </w:t>
+      </w:r>
+      <w:r>
+        <w:rPr>
+          <w:rFonts w:ascii="Century Gothic" w:hAnsi="Century Gothic" w:cs="Century Gothic"/>
+          <w:b/>
+          <w:bCs/>
+          <w:color w:val="000000"/>
+          <w:kern w:val="0"/>
+        </w:rPr>
+        <w:t>pop-up</w:t>
+      </w:r>
+      <w:r>
+        <w:rPr>
+          <w:rFonts w:ascii="Century Gothic" w:hAnsi="Century Gothic" w:cs="Century Gothic"/>
+          <w:b/>
+          <w:bCs/>
+          <w:color w:val="000000"/>
+          <w:kern w:val="0"/>
+        </w:rPr>
+        <w:t xml:space="preserve"> message that a </w:t>
+      </w:r>
+      <w:r>
+        <w:rPr>
+          <w:rFonts w:ascii="Century Gothic" w:hAnsi="Century Gothic" w:cs="Century Gothic"/>
+          <w:b/>
+          <w:bCs/>
+          <w:color w:val="000000"/>
+          <w:kern w:val="0"/>
+        </w:rPr>
+        <w:t>n</w:t>
+      </w:r>
+      <w:r>
+        <w:rPr>
+          <w:rFonts w:ascii="Century Gothic" w:hAnsi="Century Gothic" w:cs="Century Gothic"/>
+          <w:b/>
+          <w:bCs/>
+          <w:color w:val="000000"/>
+          <w:kern w:val="0"/>
+        </w:rPr>
+        <w:t>e</w:t>
+      </w:r>
+      <w:r>
+        <w:rPr>
+          <w:rFonts w:ascii="Century Gothic" w:hAnsi="Century Gothic" w:cs="Century Gothic"/>
+          <w:b/>
+          <w:bCs/>
+          <w:color w:val="000000"/>
+          <w:kern w:val="0"/>
+        </w:rPr>
+        <w:t xml:space="preserve">w </w:t>
+      </w:r>
+      <w:r>
+        <w:rPr>
+          <w:rFonts w:ascii="Century Gothic" w:hAnsi="Century Gothic" w:cs="Century Gothic"/>
+          <w:b/>
+          <w:bCs/>
+          <w:color w:val="000000"/>
+          <w:kern w:val="0"/>
+        </w:rPr>
+        <w:t>a</w:t>
+      </w:r>
+      <w:r>
+        <w:rPr>
+          <w:rFonts w:ascii="Century Gothic" w:hAnsi="Century Gothic" w:cs="Century Gothic"/>
+          <w:b/>
+          <w:bCs/>
+          <w:color w:val="000000"/>
+          <w:kern w:val="0"/>
+        </w:rPr>
+        <w:t>ccount</w:t>
+      </w:r>
+      <w:r>
+        <w:rPr>
+          <w:rFonts w:ascii="Century Gothic" w:hAnsi="Century Gothic" w:cs="Century Gothic"/>
+          <w:b/>
+          <w:bCs/>
+          <w:color w:val="000000"/>
+          <w:kern w:val="0"/>
+        </w:rPr>
+        <w:t xml:space="preserve"> has been</w:t>
+      </w:r>
+      <w:r>
+        <w:rPr>
+          <w:rFonts w:ascii="Century Gothic" w:hAnsi="Century Gothic" w:cs="Century Gothic"/>
+          <w:b/>
+          <w:bCs/>
+          <w:color w:val="000000"/>
+          <w:kern w:val="0"/>
+        </w:rPr>
+        <w:t xml:space="preserve"> su</w:t>
+      </w:r>
+      <w:r>
+        <w:rPr>
+          <w:rFonts w:ascii="Century Gothic" w:hAnsi="Century Gothic" w:cs="Century Gothic"/>
+          <w:b/>
+          <w:bCs/>
+          <w:color w:val="000000"/>
+          <w:kern w:val="0"/>
+        </w:rPr>
+        <w:t>cces</w:t>
+      </w:r>
+      <w:r>
+        <w:rPr>
+          <w:rFonts w:ascii="Century Gothic" w:hAnsi="Century Gothic" w:cs="Century Gothic"/>
+          <w:b/>
+          <w:bCs/>
+          <w:color w:val="000000"/>
+          <w:kern w:val="0"/>
+        </w:rPr>
+        <w:t>s</w:t>
+      </w:r>
+      <w:r>
+        <w:rPr>
+          <w:rFonts w:ascii="Century Gothic" w:hAnsi="Century Gothic" w:cs="Century Gothic"/>
+          <w:b/>
+          <w:bCs/>
+          <w:color w:val="000000"/>
+          <w:kern w:val="0"/>
+        </w:rPr>
+        <w:t>fully</w:t>
+      </w:r>
+      <w:r>
+        <w:rPr>
+          <w:rFonts w:ascii="Century Gothic" w:hAnsi="Century Gothic" w:cs="Century Gothic"/>
+          <w:b/>
+          <w:bCs/>
+          <w:color w:val="000000"/>
+          <w:kern w:val="0"/>
+        </w:rPr>
+        <w:t xml:space="preserve"> created and saved into the database</w:t>
+      </w:r>
+      <w:r>
+        <w:rPr>
+          <w:rFonts w:ascii="Century Gothic" w:hAnsi="Century Gothic" w:cs="Century Gothic"/>
+          <w:b/>
+          <w:bCs/>
+          <w:color w:val="000000"/>
+          <w:kern w:val="0"/>
+        </w:rPr>
+        <w:t>.</w:t>
+      </w:r>
+    </w:p>
+    <w:p>
+      <w:pPr>
+        <w:tabs>
+          <w:tab w:val="left" w:pos="560"/>
+          <w:tab w:val="left" w:pos="1120"/>
+          <w:tab w:val="left" w:pos="1680"/>
+          <w:tab w:val="left" w:pos="2240"/>
+          <w:tab w:val="left" w:pos="2800"/>
+          <w:tab w:val="left" w:pos="3360"/>
+          <w:tab w:val="left" w:pos="3920"/>
+          <w:tab w:val="left" w:pos="4480"/>
+          <w:tab w:val="left" w:pos="5040"/>
+          <w:tab w:val="left" w:pos="5600"/>
+          <w:tab w:val="left" w:pos="6160"/>
+          <w:tab w:val="left" w:pos="6720"/>
+        </w:tabs>
+        <w:autoSpaceDE w:val="0"/>
+        <w:autoSpaceDN w:val="0"/>
+        <w:adjustRightInd w:val="0"/>
+        <w:rPr>
+          <w:rFonts w:ascii="Century Gothic" w:hAnsi="Century Gothic" w:cs="Century Gothic"/>
+          <w:b/>
+          <w:bCs/>
+          <w:color w:val="000000"/>
+          <w:kern w:val="0"/>
+        </w:rPr>
+      </w:pPr>
+    </w:p>
+    <w:p>
+      <w:pPr>
+        <w:tabs>
+          <w:tab w:val="left" w:pos="560"/>
+          <w:tab w:val="left" w:pos="1120"/>
+          <w:tab w:val="left" w:pos="1680"/>
+          <w:tab w:val="left" w:pos="2240"/>
+          <w:tab w:val="left" w:pos="2800"/>
+          <w:tab w:val="left" w:pos="3360"/>
+          <w:tab w:val="left" w:pos="3920"/>
+          <w:tab w:val="left" w:pos="4480"/>
+          <w:tab w:val="left" w:pos="5040"/>
+          <w:tab w:val="left" w:pos="5600"/>
+          <w:tab w:val="left" w:pos="6160"/>
+          <w:tab w:val="left" w:pos="6720"/>
+        </w:tabs>
+        <w:autoSpaceDE w:val="0"/>
+        <w:autoSpaceDN w:val="0"/>
+        <w:adjustRightInd w:val="0"/>
+        <w:rPr>
+          <w:rFonts w:ascii="Century Gothic" w:hAnsi="Century Gothic" w:cs="Century Gothic"/>
+          <w:b/>
+          <w:bCs/>
+          <w:color w:val="000000"/>
+          <w:kern w:val="0"/>
+        </w:rPr>
+      </w:pPr>
+      <w:r>
+        <w:rPr>
+          <w:rFonts w:ascii="Century Gothic" w:hAnsi="Century Gothic" w:cs="Century Gothic"/>
+          <w:b/>
+          <w:bCs/>
+          <w:color w:val="000000"/>
+          <w:kern w:val="0"/>
+        </w:rPr>
+        <w:t>Step</w:t>
+      </w:r>
+      <w:r>
+        <w:rPr>
+          <w:rFonts w:ascii="Century Gothic" w:hAnsi="Century Gothic" w:cs="Century Gothic"/>
+          <w:b/>
+          <w:bCs/>
+          <w:color w:val="000000"/>
+          <w:kern w:val="0"/>
+        </w:rPr>
+        <w:t xml:space="preserve"> 4</w:t>
+      </w:r>
+      <w:r>
+        <w:rPr>
+          <w:rFonts w:ascii="Century Gothic" w:hAnsi="Century Gothic" w:cs="Century Gothic"/>
+          <w:b/>
+          <w:bCs/>
+          <w:color w:val="000000"/>
+          <w:kern w:val="0"/>
+        </w:rPr>
+        <w:t>:</w:t>
+      </w:r>
+      <w:r>
+        <w:rPr>
+          <w:rFonts w:ascii="Century Gothic" w:hAnsi="Century Gothic" w:cs="Century Gothic"/>
+          <w:b/>
+          <w:bCs/>
+          <w:color w:val="000000"/>
+          <w:kern w:val="0"/>
+        </w:rPr>
+        <w:t xml:space="preserve"> </w:t>
+      </w:r>
+      <w:r>
+        <w:rPr>
+          <w:rFonts w:ascii="Century Gothic" w:hAnsi="Century Gothic" w:cs="Century Gothic"/>
+          <w:b/>
+          <w:bCs/>
+          <w:color w:val="000000"/>
+          <w:kern w:val="0"/>
+        </w:rPr>
+        <w:t>Appl</w:t>
+      </w:r>
+      <w:r>
+        <w:rPr>
+          <w:rFonts w:ascii="Century Gothic" w:hAnsi="Century Gothic" w:cs="Century Gothic"/>
+          <w:b/>
+          <w:bCs/>
+          <w:color w:val="000000"/>
+          <w:kern w:val="0"/>
+        </w:rPr>
+        <w:t xml:space="preserve">ying </w:t>
+      </w:r>
+      <w:r>
+        <w:rPr>
+          <w:rFonts w:ascii="Century Gothic" w:hAnsi="Century Gothic" w:cs="Century Gothic"/>
+          <w:b/>
+          <w:bCs/>
+          <w:color w:val="000000"/>
+          <w:kern w:val="0"/>
+        </w:rPr>
+        <w:t>inter</w:t>
+      </w:r>
+      <w:r>
+        <w:rPr>
+          <w:rFonts w:ascii="Century Gothic" w:hAnsi="Century Gothic" w:cs="Century Gothic"/>
+          <w:b/>
+          <w:bCs/>
+          <w:color w:val="000000"/>
+          <w:kern w:val="0"/>
+        </w:rPr>
+        <w:t>est</w:t>
+      </w:r>
+    </w:p>
+    <w:p>
+      <w:pPr>
+        <w:tabs>
+          <w:tab w:val="left" w:pos="560"/>
+          <w:tab w:val="left" w:pos="1120"/>
+          <w:tab w:val="left" w:pos="1680"/>
+          <w:tab w:val="left" w:pos="2240"/>
+          <w:tab w:val="left" w:pos="2800"/>
+          <w:tab w:val="left" w:pos="3360"/>
+          <w:tab w:val="left" w:pos="3920"/>
+          <w:tab w:val="left" w:pos="4480"/>
+          <w:tab w:val="left" w:pos="5040"/>
+          <w:tab w:val="left" w:pos="5600"/>
+          <w:tab w:val="left" w:pos="6160"/>
+          <w:tab w:val="left" w:pos="6720"/>
+        </w:tabs>
+        <w:autoSpaceDE w:val="0"/>
+        <w:autoSpaceDN w:val="0"/>
+        <w:adjustRightInd w:val="0"/>
+        <w:ind w:left="560"/>
+        <w:rPr>
+          <w:rFonts w:ascii="Century Gothic" w:hAnsi="Century Gothic" w:cs="Century Gothic"/>
+          <w:b/>
+          <w:bCs/>
+          <w:color w:val="000000"/>
+          <w:kern w:val="0"/>
+        </w:rPr>
+      </w:pPr>
+      <w:r>
+        <w:rPr>
+          <w:rFonts w:ascii="Century Gothic" w:hAnsi="Century Gothic" w:cs="Century Gothic"/>
+          <w:b/>
+          <w:bCs/>
+          <w:color w:val="000000"/>
+          <w:kern w:val="0"/>
+        </w:rPr>
+        <w:t>The</w:t>
+      </w:r>
+      <w:r>
+        <w:rPr>
+          <w:rFonts w:ascii="Century Gothic" w:hAnsi="Century Gothic" w:cs="Century Gothic"/>
+          <w:b/>
+          <w:bCs/>
+          <w:color w:val="000000"/>
+          <w:kern w:val="0"/>
+        </w:rPr>
+        <w:t xml:space="preserve"> </w:t>
+      </w:r>
+      <w:r>
+        <w:rPr>
+          <w:rFonts w:ascii="Century Gothic" w:hAnsi="Century Gothic" w:cs="Century Gothic"/>
+          <w:b/>
+          <w:bCs/>
+          <w:color w:val="000000"/>
+          <w:kern w:val="0"/>
+        </w:rPr>
+        <w:t>Ban</w:t>
+      </w:r>
+      <w:r>
+        <w:rPr>
+          <w:rFonts w:ascii="Century Gothic" w:hAnsi="Century Gothic" w:cs="Century Gothic"/>
+          <w:b/>
+          <w:bCs/>
+          <w:color w:val="000000"/>
+          <w:kern w:val="0"/>
+        </w:rPr>
+        <w:t xml:space="preserve">k </w:t>
+      </w:r>
+      <w:r>
+        <w:rPr>
+          <w:rFonts w:ascii="Century Gothic" w:hAnsi="Century Gothic" w:cs="Century Gothic"/>
+          <w:b/>
+          <w:bCs/>
+          <w:color w:val="000000"/>
+          <w:kern w:val="0"/>
+        </w:rPr>
+        <w:t>manag</w:t>
+      </w:r>
+      <w:r>
+        <w:rPr>
+          <w:rFonts w:ascii="Century Gothic" w:hAnsi="Century Gothic" w:cs="Century Gothic"/>
+          <w:b/>
+          <w:bCs/>
+          <w:color w:val="000000"/>
+          <w:kern w:val="0"/>
+        </w:rPr>
+        <w:t>er</w:t>
+      </w:r>
+      <w:r>
+        <w:rPr>
+          <w:rFonts w:ascii="Century Gothic" w:hAnsi="Century Gothic" w:cs="Century Gothic"/>
+          <w:b/>
+          <w:bCs/>
+          <w:color w:val="000000"/>
+          <w:kern w:val="0"/>
+        </w:rPr>
+        <w:t xml:space="preserve"> ma</w:t>
+      </w:r>
+      <w:r>
+        <w:rPr>
+          <w:rFonts w:ascii="Century Gothic" w:hAnsi="Century Gothic" w:cs="Century Gothic"/>
+          <w:b/>
+          <w:bCs/>
+          <w:color w:val="000000"/>
+          <w:kern w:val="0"/>
+        </w:rPr>
+        <w:t>y c</w:t>
+      </w:r>
+      <w:r>
+        <w:rPr>
+          <w:rFonts w:ascii="Century Gothic" w:hAnsi="Century Gothic" w:cs="Century Gothic"/>
+          <w:b/>
+          <w:bCs/>
+          <w:color w:val="000000"/>
+          <w:kern w:val="0"/>
+        </w:rPr>
+        <w:t xml:space="preserve">lick </w:t>
+      </w:r>
+      <w:r>
+        <w:rPr>
+          <w:rFonts w:ascii="Century Gothic" w:hAnsi="Century Gothic" w:cs="Century Gothic"/>
+          <w:b/>
+          <w:bCs/>
+          <w:color w:val="000000"/>
+          <w:kern w:val="0"/>
+        </w:rPr>
+        <w:t xml:space="preserve">the </w:t>
+      </w:r>
+      <w:r>
+        <w:rPr>
+          <w:rFonts w:ascii="Century Gothic" w:hAnsi="Century Gothic" w:cs="Century Gothic"/>
+          <w:b/>
+          <w:bCs/>
+          <w:color w:val="000000"/>
+          <w:kern w:val="0"/>
+        </w:rPr>
+        <w:t>‘</w:t>
+      </w:r>
+      <w:r>
+        <w:rPr>
+          <w:rFonts w:ascii="Century Gothic" w:hAnsi="Century Gothic" w:cs="Century Gothic"/>
+          <w:b/>
+          <w:bCs/>
+          <w:color w:val="000000"/>
+          <w:kern w:val="0"/>
+        </w:rPr>
+        <w:t>Ap</w:t>
+      </w:r>
+      <w:r>
+        <w:rPr>
+          <w:rFonts w:ascii="Century Gothic" w:hAnsi="Century Gothic" w:cs="Century Gothic"/>
+          <w:b/>
+          <w:bCs/>
+          <w:color w:val="000000"/>
+          <w:kern w:val="0"/>
+        </w:rPr>
+        <w:t xml:space="preserve">ply </w:t>
+      </w:r>
+      <w:r>
+        <w:rPr>
+          <w:rFonts w:ascii="Century Gothic" w:hAnsi="Century Gothic" w:cs="Century Gothic"/>
+          <w:b/>
+          <w:bCs/>
+          <w:color w:val="000000"/>
+          <w:kern w:val="0"/>
+        </w:rPr>
+        <w:t>Interes</w:t>
+      </w:r>
+      <w:r>
+        <w:rPr>
+          <w:rFonts w:ascii="Century Gothic" w:hAnsi="Century Gothic" w:cs="Century Gothic"/>
+          <w:b/>
+          <w:bCs/>
+          <w:color w:val="000000"/>
+          <w:kern w:val="0"/>
+        </w:rPr>
+        <w:t>t</w:t>
+      </w:r>
+      <w:r>
+        <w:rPr>
+          <w:rFonts w:ascii="Century Gothic" w:hAnsi="Century Gothic" w:cs="Century Gothic"/>
+          <w:b/>
+          <w:bCs/>
+          <w:color w:val="000000"/>
+          <w:kern w:val="0"/>
+        </w:rPr>
+        <w:t>’</w:t>
+      </w:r>
+      <w:r>
+        <w:rPr>
+          <w:rFonts w:ascii="Century Gothic" w:hAnsi="Century Gothic" w:cs="Century Gothic"/>
+          <w:b/>
+          <w:bCs/>
+          <w:color w:val="000000"/>
+          <w:kern w:val="0"/>
+        </w:rPr>
+        <w:t xml:space="preserve"> </w:t>
+      </w:r>
+      <w:r>
+        <w:rPr>
+          <w:rFonts w:ascii="Century Gothic" w:hAnsi="Century Gothic" w:cs="Century Gothic"/>
+          <w:b/>
+          <w:bCs/>
+          <w:color w:val="000000"/>
+          <w:kern w:val="0"/>
+        </w:rPr>
+        <w:t>tab</w:t>
+      </w:r>
+      <w:r>
+        <w:rPr>
+          <w:rFonts w:ascii="Century Gothic" w:hAnsi="Century Gothic" w:cs="Century Gothic"/>
+          <w:b/>
+          <w:bCs/>
+          <w:color w:val="000000"/>
+          <w:kern w:val="0"/>
+        </w:rPr>
+        <w:t xml:space="preserve"> and m</w:t>
+      </w:r>
+      <w:r>
+        <w:rPr>
+          <w:rFonts w:ascii="Century Gothic" w:hAnsi="Century Gothic" w:cs="Century Gothic"/>
+          <w:b/>
+          <w:bCs/>
+          <w:color w:val="000000"/>
+          <w:kern w:val="0"/>
+        </w:rPr>
+        <w:t xml:space="preserve">ay </w:t>
+      </w:r>
+      <w:r>
+        <w:rPr>
+          <w:rFonts w:ascii="Century Gothic" w:hAnsi="Century Gothic" w:cs="Century Gothic"/>
+          <w:b/>
+          <w:bCs/>
+          <w:color w:val="000000"/>
+          <w:kern w:val="0"/>
+        </w:rPr>
+        <w:t>enter</w:t>
+      </w:r>
+      <w:r>
+        <w:rPr>
+          <w:rFonts w:ascii="Century Gothic" w:hAnsi="Century Gothic" w:cs="Century Gothic"/>
+          <w:b/>
+          <w:bCs/>
+          <w:color w:val="000000"/>
+          <w:kern w:val="0"/>
+        </w:rPr>
+        <w:t xml:space="preserve"> </w:t>
+      </w:r>
+      <w:r>
+        <w:rPr>
+          <w:rFonts w:ascii="Century Gothic" w:hAnsi="Century Gothic" w:cs="Century Gothic"/>
+          <w:b/>
+          <w:bCs/>
+          <w:color w:val="000000"/>
+          <w:kern w:val="0"/>
+        </w:rPr>
+        <w:t>the</w:t>
+      </w:r>
+      <w:r>
+        <w:rPr>
+          <w:rFonts w:ascii="Century Gothic" w:hAnsi="Century Gothic" w:cs="Century Gothic"/>
+          <w:b/>
+          <w:bCs/>
+          <w:color w:val="000000"/>
+          <w:kern w:val="0"/>
+        </w:rPr>
+        <w:t xml:space="preserve"> </w:t>
+      </w:r>
+      <w:r>
+        <w:rPr>
+          <w:rFonts w:ascii="Century Gothic" w:hAnsi="Century Gothic" w:cs="Century Gothic"/>
+          <w:b/>
+          <w:bCs/>
+          <w:color w:val="000000"/>
+          <w:kern w:val="0"/>
+        </w:rPr>
+        <w:t>cu</w:t>
+      </w:r>
+      <w:r>
+        <w:rPr>
+          <w:rFonts w:ascii="Century Gothic" w:hAnsi="Century Gothic" w:cs="Century Gothic"/>
+          <w:b/>
+          <w:bCs/>
+          <w:color w:val="000000"/>
+          <w:kern w:val="0"/>
+        </w:rPr>
+        <w:t>st</w:t>
+      </w:r>
+      <w:r>
+        <w:rPr>
+          <w:rFonts w:ascii="Century Gothic" w:hAnsi="Century Gothic" w:cs="Century Gothic"/>
+          <w:b/>
+          <w:bCs/>
+          <w:color w:val="000000"/>
+          <w:kern w:val="0"/>
+        </w:rPr>
+        <w:t>omer</w:t>
+      </w:r>
+      <w:r>
+        <w:rPr>
+          <w:rFonts w:ascii="Century Gothic" w:hAnsi="Century Gothic" w:cs="Century Gothic"/>
+          <w:b/>
+          <w:bCs/>
+          <w:color w:val="000000"/>
+          <w:kern w:val="0"/>
+        </w:rPr>
+        <w:t xml:space="preserve">’s </w:t>
+      </w:r>
+      <w:r>
+        <w:rPr>
+          <w:rFonts w:ascii="Century Gothic" w:hAnsi="Century Gothic" w:cs="Century Gothic"/>
+          <w:b/>
+          <w:bCs/>
+          <w:color w:val="000000"/>
+          <w:kern w:val="0"/>
+        </w:rPr>
+        <w:t>a</w:t>
+      </w:r>
+      <w:r>
+        <w:rPr>
+          <w:rFonts w:ascii="Century Gothic" w:hAnsi="Century Gothic" w:cs="Century Gothic"/>
+          <w:b/>
+          <w:bCs/>
+          <w:color w:val="000000"/>
+          <w:kern w:val="0"/>
+        </w:rPr>
+        <w:t>ccount</w:t>
+      </w:r>
+      <w:r>
+        <w:rPr>
+          <w:rFonts w:ascii="Century Gothic" w:hAnsi="Century Gothic" w:cs="Century Gothic"/>
+          <w:b/>
+          <w:bCs/>
+          <w:color w:val="000000"/>
+          <w:kern w:val="0"/>
+        </w:rPr>
+        <w:t xml:space="preserve"> num</w:t>
+      </w:r>
+      <w:r>
+        <w:rPr>
+          <w:rFonts w:ascii="Century Gothic" w:hAnsi="Century Gothic" w:cs="Century Gothic"/>
+          <w:b/>
+          <w:bCs/>
+          <w:color w:val="000000"/>
+          <w:kern w:val="0"/>
+        </w:rPr>
+        <w:t>ber</w:t>
+      </w:r>
+      <w:r>
+        <w:rPr>
+          <w:rFonts w:ascii="Century Gothic" w:hAnsi="Century Gothic" w:cs="Century Gothic"/>
+          <w:b/>
+          <w:bCs/>
+          <w:color w:val="000000"/>
+          <w:kern w:val="0"/>
+        </w:rPr>
+        <w:t xml:space="preserve"> </w:t>
+      </w:r>
+      <w:r>
+        <w:rPr>
+          <w:rFonts w:ascii="Century Gothic" w:hAnsi="Century Gothic" w:cs="Century Gothic"/>
+          <w:b/>
+          <w:bCs/>
+          <w:color w:val="000000"/>
+          <w:kern w:val="0"/>
+        </w:rPr>
+        <w:t>th</w:t>
+      </w:r>
+      <w:r>
+        <w:rPr>
+          <w:rFonts w:ascii="Century Gothic" w:hAnsi="Century Gothic" w:cs="Century Gothic"/>
+          <w:b/>
+          <w:bCs/>
+          <w:color w:val="000000"/>
+          <w:kern w:val="0"/>
+        </w:rPr>
+        <w:t xml:space="preserve">at </w:t>
+      </w:r>
+      <w:r>
+        <w:rPr>
+          <w:rFonts w:ascii="Century Gothic" w:hAnsi="Century Gothic" w:cs="Century Gothic"/>
+          <w:b/>
+          <w:bCs/>
+          <w:color w:val="000000"/>
+          <w:kern w:val="0"/>
+        </w:rPr>
+        <w:t>req</w:t>
+      </w:r>
+      <w:r>
+        <w:rPr>
+          <w:rFonts w:ascii="Century Gothic" w:hAnsi="Century Gothic" w:cs="Century Gothic"/>
+          <w:b/>
+          <w:bCs/>
+          <w:color w:val="000000"/>
+          <w:kern w:val="0"/>
+        </w:rPr>
+        <w:t>uires i</w:t>
+      </w:r>
+      <w:r>
+        <w:rPr>
+          <w:rFonts w:ascii="Century Gothic" w:hAnsi="Century Gothic" w:cs="Century Gothic"/>
+          <w:b/>
+          <w:bCs/>
+          <w:color w:val="000000"/>
+          <w:kern w:val="0"/>
+        </w:rPr>
+        <w:t>ntere</w:t>
+      </w:r>
+      <w:r>
+        <w:rPr>
+          <w:rFonts w:ascii="Century Gothic" w:hAnsi="Century Gothic" w:cs="Century Gothic"/>
+          <w:b/>
+          <w:bCs/>
+          <w:color w:val="000000"/>
+          <w:kern w:val="0"/>
+        </w:rPr>
+        <w:t xml:space="preserve">st </w:t>
+      </w:r>
+      <w:r>
+        <w:rPr>
+          <w:rFonts w:ascii="Century Gothic" w:hAnsi="Century Gothic" w:cs="Century Gothic"/>
+          <w:b/>
+          <w:bCs/>
+          <w:color w:val="000000"/>
+          <w:kern w:val="0"/>
+        </w:rPr>
+        <w:t xml:space="preserve">and </w:t>
+      </w:r>
+      <w:r>
+        <w:rPr>
+          <w:rFonts w:ascii="Century Gothic" w:hAnsi="Century Gothic" w:cs="Century Gothic"/>
+          <w:b/>
+          <w:bCs/>
+          <w:color w:val="000000"/>
+          <w:kern w:val="0"/>
+        </w:rPr>
+        <w:t>appl</w:t>
+      </w:r>
+      <w:r>
+        <w:rPr>
+          <w:rFonts w:ascii="Century Gothic" w:hAnsi="Century Gothic" w:cs="Century Gothic"/>
+          <w:b/>
+          <w:bCs/>
+          <w:color w:val="000000"/>
+          <w:kern w:val="0"/>
+        </w:rPr>
+        <w:t>y the i</w:t>
+      </w:r>
+      <w:r>
+        <w:rPr>
+          <w:rFonts w:ascii="Century Gothic" w:hAnsi="Century Gothic" w:cs="Century Gothic"/>
+          <w:b/>
+          <w:bCs/>
+          <w:color w:val="000000"/>
+          <w:kern w:val="0"/>
+        </w:rPr>
+        <w:t>ntere</w:t>
+      </w:r>
+      <w:r>
+        <w:rPr>
+          <w:rFonts w:ascii="Century Gothic" w:hAnsi="Century Gothic" w:cs="Century Gothic"/>
+          <w:b/>
+          <w:bCs/>
+          <w:color w:val="000000"/>
+          <w:kern w:val="0"/>
+        </w:rPr>
+        <w:t>st</w:t>
+      </w:r>
+      <w:r>
+        <w:rPr>
+          <w:rFonts w:ascii="Century Gothic" w:hAnsi="Century Gothic" w:cs="Century Gothic"/>
+          <w:b/>
+          <w:bCs/>
+          <w:color w:val="000000"/>
+          <w:kern w:val="0"/>
+        </w:rPr>
+        <w:t>.</w:t>
+      </w:r>
+      <w:r>
+        <w:rPr>
+          <w:rFonts w:ascii="Century Gothic" w:hAnsi="Century Gothic" w:cs="Century Gothic"/>
+          <w:b/>
+          <w:bCs/>
+          <w:color w:val="000000"/>
+          <w:kern w:val="0"/>
+        </w:rPr>
+        <w:t xml:space="preserve"> If </w:t>
+      </w:r>
+      <w:r>
+        <w:rPr>
+          <w:rFonts w:ascii="Century Gothic" w:hAnsi="Century Gothic" w:cs="Century Gothic"/>
+          <w:b/>
+          <w:bCs/>
+          <w:color w:val="000000"/>
+          <w:kern w:val="0"/>
+        </w:rPr>
+        <w:t>the acc</w:t>
+      </w:r>
+      <w:r>
+        <w:rPr>
+          <w:rFonts w:ascii="Century Gothic" w:hAnsi="Century Gothic" w:cs="Century Gothic"/>
+          <w:b/>
+          <w:bCs/>
+          <w:color w:val="000000"/>
+          <w:kern w:val="0"/>
+        </w:rPr>
+        <w:t>ount</w:t>
+      </w:r>
+      <w:r>
+        <w:rPr>
+          <w:rFonts w:ascii="Century Gothic" w:hAnsi="Century Gothic" w:cs="Century Gothic"/>
+          <w:b/>
+          <w:bCs/>
+          <w:color w:val="000000"/>
+          <w:kern w:val="0"/>
+        </w:rPr>
+        <w:t xml:space="preserve"> num</w:t>
+      </w:r>
+      <w:r>
+        <w:rPr>
+          <w:rFonts w:ascii="Century Gothic" w:hAnsi="Century Gothic" w:cs="Century Gothic"/>
+          <w:b/>
+          <w:bCs/>
+          <w:color w:val="000000"/>
+          <w:kern w:val="0"/>
+        </w:rPr>
+        <w:t>ber</w:t>
+      </w:r>
+      <w:r>
+        <w:rPr>
+          <w:rFonts w:ascii="Century Gothic" w:hAnsi="Century Gothic" w:cs="Century Gothic"/>
+          <w:b/>
+          <w:bCs/>
+          <w:color w:val="000000"/>
+          <w:kern w:val="0"/>
+        </w:rPr>
+        <w:t xml:space="preserve"> tex</w:t>
+      </w:r>
+      <w:r>
+        <w:rPr>
+          <w:rFonts w:ascii="Century Gothic" w:hAnsi="Century Gothic" w:cs="Century Gothic"/>
+          <w:b/>
+          <w:bCs/>
+          <w:color w:val="000000"/>
+          <w:kern w:val="0"/>
+        </w:rPr>
+        <w:t xml:space="preserve">t </w:t>
+      </w:r>
+      <w:r>
+        <w:rPr>
+          <w:rFonts w:ascii="Century Gothic" w:hAnsi="Century Gothic" w:cs="Century Gothic"/>
+          <w:b/>
+          <w:bCs/>
+          <w:color w:val="000000"/>
+          <w:kern w:val="0"/>
+        </w:rPr>
+        <w:t>field</w:t>
+      </w:r>
+      <w:r>
+        <w:rPr>
+          <w:rFonts w:ascii="Century Gothic" w:hAnsi="Century Gothic" w:cs="Century Gothic"/>
+          <w:b/>
+          <w:bCs/>
+          <w:color w:val="000000"/>
+          <w:kern w:val="0"/>
+        </w:rPr>
+        <w:t xml:space="preserve"> co</w:t>
+      </w:r>
+      <w:r>
+        <w:rPr>
+          <w:rFonts w:ascii="Century Gothic" w:hAnsi="Century Gothic" w:cs="Century Gothic"/>
+          <w:b/>
+          <w:bCs/>
+          <w:color w:val="000000"/>
+          <w:kern w:val="0"/>
+        </w:rPr>
+        <w:t>ntent</w:t>
+      </w:r>
+      <w:r>
+        <w:rPr>
+          <w:rFonts w:ascii="Century Gothic" w:hAnsi="Century Gothic" w:cs="Century Gothic"/>
+          <w:b/>
+          <w:bCs/>
+          <w:color w:val="000000"/>
+          <w:kern w:val="0"/>
+        </w:rPr>
+        <w:t xml:space="preserve"> </w:t>
+      </w:r>
+      <w:r>
+        <w:rPr>
+          <w:rFonts w:ascii="Century Gothic" w:hAnsi="Century Gothic" w:cs="Century Gothic"/>
+          <w:b/>
+          <w:bCs/>
+          <w:color w:val="000000"/>
+          <w:kern w:val="0"/>
+        </w:rPr>
+        <w:t>is</w:t>
+      </w:r>
+      <w:r>
+        <w:rPr>
+          <w:rFonts w:ascii="Century Gothic" w:hAnsi="Century Gothic" w:cs="Century Gothic"/>
+          <w:b/>
+          <w:bCs/>
+          <w:color w:val="000000"/>
+          <w:kern w:val="0"/>
+        </w:rPr>
+        <w:t xml:space="preserve"> missing error404 will appear and if </w:t>
+      </w:r>
+      <w:r>
+        <w:rPr>
+          <w:rFonts w:ascii="Century Gothic" w:hAnsi="Century Gothic" w:cs="Century Gothic"/>
+          <w:b/>
+          <w:bCs/>
+          <w:color w:val="000000"/>
+          <w:kern w:val="0"/>
+        </w:rPr>
+        <w:t>acc</w:t>
+      </w:r>
+      <w:r>
+        <w:rPr>
+          <w:rFonts w:ascii="Century Gothic" w:hAnsi="Century Gothic" w:cs="Century Gothic"/>
+          <w:b/>
+          <w:bCs/>
+          <w:color w:val="000000"/>
+          <w:kern w:val="0"/>
+        </w:rPr>
+        <w:t xml:space="preserve">ount </w:t>
+      </w:r>
+      <w:r>
+        <w:rPr>
+          <w:rFonts w:ascii="Century Gothic" w:hAnsi="Century Gothic" w:cs="Century Gothic"/>
+          <w:b/>
+          <w:bCs/>
+          <w:color w:val="000000"/>
+          <w:kern w:val="0"/>
+        </w:rPr>
+        <w:t>number</w:t>
+      </w:r>
+      <w:r>
+        <w:rPr>
+          <w:rFonts w:ascii="Century Gothic" w:hAnsi="Century Gothic" w:cs="Century Gothic"/>
+          <w:b/>
+          <w:bCs/>
+          <w:color w:val="000000"/>
+          <w:kern w:val="0"/>
+        </w:rPr>
+        <w:t xml:space="preserve"> is</w:t>
+      </w:r>
+      <w:r>
+        <w:rPr>
+          <w:rFonts w:ascii="Century Gothic" w:hAnsi="Century Gothic" w:cs="Century Gothic"/>
+          <w:b/>
+          <w:bCs/>
+          <w:color w:val="000000"/>
+          <w:kern w:val="0"/>
+        </w:rPr>
+        <w:t xml:space="preserve"> invalid error67 will appear. </w:t>
+      </w:r>
+      <w:r>
+        <w:rPr>
+          <w:rFonts w:ascii="Century Gothic" w:hAnsi="Century Gothic" w:cs="Century Gothic"/>
+          <w:b/>
+          <w:bCs/>
+          <w:color w:val="000000"/>
+          <w:kern w:val="0"/>
+        </w:rPr>
+        <w:t xml:space="preserve">The </w:t>
+      </w:r>
+      <w:r>
+        <w:rPr>
+          <w:rFonts w:ascii="Century Gothic" w:hAnsi="Century Gothic" w:cs="Century Gothic"/>
+          <w:b/>
+          <w:bCs/>
+          <w:color w:val="000000"/>
+          <w:kern w:val="0"/>
+        </w:rPr>
+        <w:t>con</w:t>
+      </w:r>
+      <w:r>
+        <w:rPr>
+          <w:rFonts w:ascii="Century Gothic" w:hAnsi="Century Gothic" w:cs="Century Gothic"/>
+          <w:b/>
+          <w:bCs/>
+          <w:color w:val="000000"/>
+          <w:kern w:val="0"/>
+        </w:rPr>
+        <w:t>trolle</w:t>
+      </w:r>
+      <w:r>
+        <w:rPr>
+          <w:rFonts w:ascii="Century Gothic" w:hAnsi="Century Gothic" w:cs="Century Gothic"/>
+          <w:b/>
+          <w:bCs/>
+          <w:color w:val="000000"/>
+          <w:kern w:val="0"/>
+        </w:rPr>
+        <w:t xml:space="preserve">r </w:t>
+      </w:r>
+      <w:r>
+        <w:rPr>
+          <w:rFonts w:ascii="Century Gothic" w:hAnsi="Century Gothic" w:cs="Century Gothic"/>
+          <w:b/>
+          <w:bCs/>
+          <w:color w:val="000000"/>
+          <w:kern w:val="0"/>
+        </w:rPr>
+        <w:t xml:space="preserve">then </w:t>
+      </w:r>
+      <w:r>
+        <w:rPr>
+          <w:rFonts w:ascii="Century Gothic" w:hAnsi="Century Gothic" w:cs="Century Gothic"/>
+          <w:b/>
+          <w:bCs/>
+          <w:color w:val="000000"/>
+          <w:kern w:val="0"/>
+        </w:rPr>
+        <w:t>read</w:t>
+      </w:r>
+      <w:r>
+        <w:rPr>
+          <w:rFonts w:ascii="Century Gothic" w:hAnsi="Century Gothic" w:cs="Century Gothic"/>
+          <w:b/>
+          <w:bCs/>
+          <w:color w:val="000000"/>
+          <w:kern w:val="0"/>
+        </w:rPr>
+        <w:t xml:space="preserve">s </w:t>
+      </w:r>
+      <w:r>
+        <w:rPr>
+          <w:rFonts w:ascii="Century Gothic" w:hAnsi="Century Gothic" w:cs="Century Gothic"/>
+          <w:b/>
+          <w:bCs/>
+          <w:color w:val="000000"/>
+          <w:kern w:val="0"/>
+        </w:rPr>
+        <w:t xml:space="preserve">the </w:t>
+      </w:r>
+      <w:r>
+        <w:rPr>
+          <w:rFonts w:ascii="Century Gothic" w:hAnsi="Century Gothic" w:cs="Century Gothic"/>
+          <w:b/>
+          <w:bCs/>
+          <w:color w:val="000000"/>
+          <w:kern w:val="0"/>
+        </w:rPr>
+        <w:t>Invest</w:t>
+      </w:r>
+      <w:r>
+        <w:rPr>
+          <w:rFonts w:ascii="Century Gothic" w:hAnsi="Century Gothic" w:cs="Century Gothic"/>
+          <w:b/>
+          <w:bCs/>
+          <w:color w:val="000000"/>
+          <w:kern w:val="0"/>
+        </w:rPr>
+        <w:t>ment</w:t>
+      </w:r>
+      <w:r>
+        <w:rPr>
+          <w:rFonts w:ascii="Century Gothic" w:hAnsi="Century Gothic" w:cs="Century Gothic"/>
+          <w:b/>
+          <w:bCs/>
+          <w:color w:val="000000"/>
+          <w:kern w:val="0"/>
+        </w:rPr>
+        <w:t xml:space="preserve"> and</w:t>
+      </w:r>
+      <w:r>
+        <w:rPr>
+          <w:rFonts w:ascii="Century Gothic" w:hAnsi="Century Gothic" w:cs="Century Gothic"/>
+          <w:b/>
+          <w:bCs/>
+          <w:color w:val="000000"/>
+          <w:kern w:val="0"/>
+        </w:rPr>
+        <w:t xml:space="preserve"> S</w:t>
+      </w:r>
+      <w:r>
+        <w:rPr>
+          <w:rFonts w:ascii="Century Gothic" w:hAnsi="Century Gothic" w:cs="Century Gothic"/>
+          <w:b/>
+          <w:bCs/>
+          <w:color w:val="000000"/>
+          <w:kern w:val="0"/>
+        </w:rPr>
+        <w:t>aving</w:t>
+      </w:r>
+      <w:r>
+        <w:rPr>
+          <w:rFonts w:ascii="Century Gothic" w:hAnsi="Century Gothic" w:cs="Century Gothic"/>
+          <w:b/>
+          <w:bCs/>
+          <w:color w:val="000000"/>
+          <w:kern w:val="0"/>
+        </w:rPr>
+        <w:t xml:space="preserve">s </w:t>
+      </w:r>
+      <w:r>
+        <w:rPr>
+          <w:rFonts w:ascii="Century Gothic" w:hAnsi="Century Gothic" w:cs="Century Gothic"/>
+          <w:b/>
+          <w:bCs/>
+          <w:color w:val="000000"/>
+          <w:kern w:val="0"/>
+        </w:rPr>
+        <w:t>txt</w:t>
+      </w:r>
+      <w:r>
+        <w:rPr>
+          <w:rFonts w:ascii="Century Gothic" w:hAnsi="Century Gothic" w:cs="Century Gothic"/>
+          <w:b/>
+          <w:bCs/>
+          <w:color w:val="000000"/>
+          <w:kern w:val="0"/>
+        </w:rPr>
+        <w:t xml:space="preserve"> fil</w:t>
+      </w:r>
+      <w:r>
+        <w:rPr>
+          <w:rFonts w:ascii="Century Gothic" w:hAnsi="Century Gothic" w:cs="Century Gothic"/>
+          <w:b/>
+          <w:bCs/>
+          <w:color w:val="000000"/>
+          <w:kern w:val="0"/>
+        </w:rPr>
+        <w:t xml:space="preserve">es </w:t>
+      </w:r>
+      <w:r>
+        <w:rPr>
+          <w:rFonts w:ascii="Century Gothic" w:hAnsi="Century Gothic" w:cs="Century Gothic"/>
+          <w:b/>
+          <w:bCs/>
+          <w:color w:val="000000"/>
+          <w:kern w:val="0"/>
+        </w:rPr>
+        <w:t xml:space="preserve">and </w:t>
+      </w:r>
+      <w:r>
+        <w:rPr>
+          <w:rFonts w:ascii="Century Gothic" w:hAnsi="Century Gothic" w:cs="Century Gothic"/>
+          <w:b/>
+          <w:bCs/>
+          <w:color w:val="000000"/>
+          <w:kern w:val="0"/>
+        </w:rPr>
+        <w:t>che</w:t>
+      </w:r>
+      <w:r>
+        <w:rPr>
+          <w:rFonts w:ascii="Century Gothic" w:hAnsi="Century Gothic" w:cs="Century Gothic"/>
+          <w:b/>
+          <w:bCs/>
+          <w:color w:val="000000"/>
+          <w:kern w:val="0"/>
+        </w:rPr>
+        <w:t xml:space="preserve">cks </w:t>
+      </w:r>
+      <w:r>
+        <w:rPr>
+          <w:rFonts w:ascii="Century Gothic" w:hAnsi="Century Gothic" w:cs="Century Gothic"/>
+          <w:b/>
+          <w:bCs/>
+          <w:color w:val="000000"/>
+          <w:kern w:val="0"/>
+        </w:rPr>
+        <w:t>wh</w:t>
+      </w:r>
+      <w:r>
+        <w:rPr>
+          <w:rFonts w:ascii="Century Gothic" w:hAnsi="Century Gothic" w:cs="Century Gothic"/>
+          <w:b/>
+          <w:bCs/>
+          <w:color w:val="000000"/>
+          <w:kern w:val="0"/>
+        </w:rPr>
+        <w:t>ich ac</w:t>
+      </w:r>
+      <w:r>
+        <w:rPr>
+          <w:rFonts w:ascii="Century Gothic" w:hAnsi="Century Gothic" w:cs="Century Gothic"/>
+          <w:b/>
+          <w:bCs/>
+          <w:color w:val="000000"/>
+          <w:kern w:val="0"/>
+        </w:rPr>
+        <w:t>count</w:t>
+      </w:r>
+      <w:r>
+        <w:rPr>
+          <w:rFonts w:ascii="Century Gothic" w:hAnsi="Century Gothic" w:cs="Century Gothic"/>
+          <w:b/>
+          <w:bCs/>
+          <w:color w:val="000000"/>
+          <w:kern w:val="0"/>
+        </w:rPr>
+        <w:t xml:space="preserve"> it</w:t>
+      </w:r>
+      <w:r>
+        <w:rPr>
+          <w:rFonts w:ascii="Century Gothic" w:hAnsi="Century Gothic" w:cs="Century Gothic"/>
+          <w:b/>
+          <w:bCs/>
+          <w:color w:val="000000"/>
+          <w:kern w:val="0"/>
+        </w:rPr>
+        <w:t xml:space="preserve"> is and</w:t>
+      </w:r>
+      <w:r>
+        <w:rPr>
+          <w:rFonts w:ascii="Century Gothic" w:hAnsi="Century Gothic" w:cs="Century Gothic"/>
+          <w:b/>
+          <w:bCs/>
+          <w:color w:val="000000"/>
+          <w:kern w:val="0"/>
+        </w:rPr>
+        <w:t xml:space="preserve"> appl</w:t>
+      </w:r>
+      <w:r>
+        <w:rPr>
+          <w:rFonts w:ascii="Century Gothic" w:hAnsi="Century Gothic" w:cs="Century Gothic"/>
+          <w:b/>
+          <w:bCs/>
+          <w:color w:val="000000"/>
+          <w:kern w:val="0"/>
+        </w:rPr>
+        <w:t xml:space="preserve">ies </w:t>
+      </w:r>
+      <w:r>
+        <w:rPr>
+          <w:rFonts w:ascii="Century Gothic" w:hAnsi="Century Gothic" w:cs="Century Gothic"/>
+          <w:b/>
+          <w:bCs/>
+          <w:color w:val="000000"/>
+          <w:kern w:val="0"/>
+        </w:rPr>
+        <w:t>the respec</w:t>
+      </w:r>
+      <w:r>
+        <w:rPr>
+          <w:rFonts w:ascii="Century Gothic" w:hAnsi="Century Gothic" w:cs="Century Gothic"/>
+          <w:b/>
+          <w:bCs/>
+          <w:color w:val="000000"/>
+          <w:kern w:val="0"/>
+        </w:rPr>
+        <w:t xml:space="preserve">tive </w:t>
+      </w:r>
+      <w:r>
+        <w:rPr>
+          <w:rFonts w:ascii="Century Gothic" w:hAnsi="Century Gothic" w:cs="Century Gothic"/>
+          <w:b/>
+          <w:bCs/>
+          <w:color w:val="000000"/>
+          <w:kern w:val="0"/>
+        </w:rPr>
+        <w:t>percentage of</w:t>
+      </w:r>
+      <w:r>
+        <w:rPr>
+          <w:rFonts w:ascii="Century Gothic" w:hAnsi="Century Gothic" w:cs="Century Gothic"/>
+          <w:b/>
+          <w:bCs/>
+          <w:color w:val="000000"/>
+          <w:kern w:val="0"/>
+        </w:rPr>
+        <w:t xml:space="preserve"> </w:t>
+      </w:r>
+      <w:r>
+        <w:rPr>
+          <w:rFonts w:ascii="Century Gothic" w:hAnsi="Century Gothic" w:cs="Century Gothic"/>
+          <w:b/>
+          <w:bCs/>
+          <w:color w:val="000000"/>
+          <w:kern w:val="0"/>
+        </w:rPr>
+        <w:t>intere</w:t>
+      </w:r>
+      <w:r>
+        <w:rPr>
+          <w:rFonts w:ascii="Century Gothic" w:hAnsi="Century Gothic" w:cs="Century Gothic"/>
+          <w:b/>
+          <w:bCs/>
+          <w:color w:val="000000"/>
+          <w:kern w:val="0"/>
+        </w:rPr>
+        <w:t xml:space="preserve">st </w:t>
+      </w:r>
+      <w:r>
+        <w:rPr>
+          <w:rFonts w:ascii="Century Gothic" w:hAnsi="Century Gothic" w:cs="Century Gothic"/>
+          <w:b/>
+          <w:bCs/>
+          <w:color w:val="000000"/>
+          <w:kern w:val="0"/>
+        </w:rPr>
+        <w:t>to</w:t>
+      </w:r>
+      <w:r>
+        <w:rPr>
+          <w:rFonts w:ascii="Century Gothic" w:hAnsi="Century Gothic" w:cs="Century Gothic"/>
+          <w:b/>
+          <w:bCs/>
+          <w:color w:val="000000"/>
+          <w:kern w:val="0"/>
+        </w:rPr>
+        <w:t xml:space="preserve"> the </w:t>
+      </w:r>
+      <w:r>
+        <w:rPr>
+          <w:rFonts w:ascii="Century Gothic" w:hAnsi="Century Gothic" w:cs="Century Gothic"/>
+          <w:b/>
+          <w:bCs/>
+          <w:color w:val="000000"/>
+          <w:kern w:val="0"/>
+        </w:rPr>
+        <w:t>app</w:t>
+      </w:r>
+      <w:r>
+        <w:rPr>
+          <w:rFonts w:ascii="Century Gothic" w:hAnsi="Century Gothic" w:cs="Century Gothic"/>
+          <w:b/>
+          <w:bCs/>
+          <w:color w:val="000000"/>
+          <w:kern w:val="0"/>
+        </w:rPr>
+        <w:t>ro</w:t>
+      </w:r>
+      <w:r>
+        <w:rPr>
+          <w:rFonts w:ascii="Century Gothic" w:hAnsi="Century Gothic" w:cs="Century Gothic"/>
+          <w:b/>
+          <w:bCs/>
+          <w:color w:val="000000"/>
+          <w:kern w:val="0"/>
+        </w:rPr>
+        <w:t>priate</w:t>
+      </w:r>
+      <w:r>
+        <w:rPr>
+          <w:rFonts w:ascii="Century Gothic" w:hAnsi="Century Gothic" w:cs="Century Gothic"/>
+          <w:b/>
+          <w:bCs/>
+          <w:color w:val="000000"/>
+          <w:kern w:val="0"/>
+        </w:rPr>
+        <w:t xml:space="preserve"> accou</w:t>
+      </w:r>
+      <w:r>
+        <w:rPr>
+          <w:rFonts w:ascii="Century Gothic" w:hAnsi="Century Gothic" w:cs="Century Gothic"/>
+          <w:b/>
+          <w:bCs/>
+          <w:color w:val="000000"/>
+          <w:kern w:val="0"/>
+        </w:rPr>
+        <w:t>nts</w:t>
+      </w:r>
+      <w:r>
+        <w:rPr>
+          <w:rFonts w:ascii="Century Gothic" w:hAnsi="Century Gothic" w:cs="Century Gothic"/>
+          <w:b/>
+          <w:bCs/>
+          <w:color w:val="000000"/>
+          <w:kern w:val="0"/>
+        </w:rPr>
+        <w:t xml:space="preserve"> a</w:t>
+      </w:r>
+      <w:r>
+        <w:rPr>
+          <w:rFonts w:ascii="Century Gothic" w:hAnsi="Century Gothic" w:cs="Century Gothic"/>
+          <w:b/>
+          <w:bCs/>
+          <w:color w:val="000000"/>
+          <w:kern w:val="0"/>
+        </w:rPr>
+        <w:t>nd</w:t>
+      </w:r>
+      <w:r>
+        <w:rPr>
+          <w:rFonts w:ascii="Century Gothic" w:hAnsi="Century Gothic" w:cs="Century Gothic"/>
+          <w:b/>
+          <w:bCs/>
+          <w:color w:val="000000"/>
+          <w:kern w:val="0"/>
+        </w:rPr>
+        <w:t xml:space="preserve"> r</w:t>
+      </w:r>
+      <w:r>
+        <w:rPr>
+          <w:rFonts w:ascii="Century Gothic" w:hAnsi="Century Gothic" w:cs="Century Gothic"/>
+          <w:b/>
+          <w:bCs/>
+          <w:color w:val="000000"/>
+          <w:kern w:val="0"/>
+        </w:rPr>
+        <w:t>ewri</w:t>
+      </w:r>
+      <w:r>
+        <w:rPr>
+          <w:rFonts w:ascii="Century Gothic" w:hAnsi="Century Gothic" w:cs="Century Gothic"/>
+          <w:b/>
+          <w:bCs/>
+          <w:color w:val="000000"/>
+          <w:kern w:val="0"/>
+        </w:rPr>
+        <w:t>tes th</w:t>
+      </w:r>
+      <w:r>
+        <w:rPr>
+          <w:rFonts w:ascii="Century Gothic" w:hAnsi="Century Gothic" w:cs="Century Gothic"/>
+          <w:b/>
+          <w:bCs/>
+          <w:color w:val="000000"/>
+          <w:kern w:val="0"/>
+        </w:rPr>
+        <w:t xml:space="preserve">e new </w:t>
+      </w:r>
+      <w:r>
+        <w:rPr>
+          <w:rFonts w:ascii="Century Gothic" w:hAnsi="Century Gothic" w:cs="Century Gothic"/>
+          <w:b/>
+          <w:bCs/>
+          <w:color w:val="000000"/>
+          <w:kern w:val="0"/>
+        </w:rPr>
+        <w:t>informa</w:t>
+      </w:r>
+      <w:r>
+        <w:rPr>
+          <w:rFonts w:ascii="Century Gothic" w:hAnsi="Century Gothic" w:cs="Century Gothic"/>
+          <w:b/>
+          <w:bCs/>
+          <w:color w:val="000000"/>
+          <w:kern w:val="0"/>
+        </w:rPr>
+        <w:t xml:space="preserve">tion </w:t>
+      </w:r>
+      <w:r>
+        <w:rPr>
+          <w:rFonts w:ascii="Century Gothic" w:hAnsi="Century Gothic" w:cs="Century Gothic"/>
+          <w:b/>
+          <w:bCs/>
+          <w:color w:val="000000"/>
+          <w:kern w:val="0"/>
+        </w:rPr>
+        <w:t>to th</w:t>
+      </w:r>
+      <w:r>
+        <w:rPr>
+          <w:rFonts w:ascii="Century Gothic" w:hAnsi="Century Gothic" w:cs="Century Gothic"/>
+          <w:b/>
+          <w:bCs/>
+          <w:color w:val="000000"/>
+          <w:kern w:val="0"/>
+        </w:rPr>
+        <w:t xml:space="preserve">e </w:t>
+      </w:r>
+      <w:r>
+        <w:rPr>
+          <w:rFonts w:ascii="Century Gothic" w:hAnsi="Century Gothic" w:cs="Century Gothic"/>
+          <w:b/>
+          <w:bCs/>
+          <w:color w:val="000000"/>
+          <w:kern w:val="0"/>
+        </w:rPr>
+        <w:t>tx</w:t>
+      </w:r>
+      <w:r>
+        <w:rPr>
+          <w:rFonts w:ascii="Century Gothic" w:hAnsi="Century Gothic" w:cs="Century Gothic"/>
+          <w:b/>
+          <w:bCs/>
+          <w:color w:val="000000"/>
+          <w:kern w:val="0"/>
+        </w:rPr>
+        <w:t>t file</w:t>
+      </w:r>
+      <w:r>
+        <w:rPr>
+          <w:rFonts w:ascii="Century Gothic" w:hAnsi="Century Gothic" w:cs="Century Gothic"/>
+          <w:b/>
+          <w:bCs/>
+          <w:color w:val="000000"/>
+          <w:kern w:val="0"/>
+        </w:rPr>
+        <w:t>s</w:t>
+      </w:r>
+      <w:r>
+        <w:rPr>
+          <w:rFonts w:ascii="Century Gothic" w:hAnsi="Century Gothic" w:cs="Century Gothic"/>
+          <w:b/>
+          <w:bCs/>
+          <w:color w:val="000000"/>
+          <w:kern w:val="0"/>
+        </w:rPr>
+        <w:t xml:space="preserve">. The </w:t>
+      </w:r>
+      <w:r>
+        <w:rPr>
+          <w:rFonts w:ascii="Century Gothic" w:hAnsi="Century Gothic" w:cs="Century Gothic"/>
+          <w:b/>
+          <w:bCs/>
+          <w:color w:val="000000"/>
+          <w:kern w:val="0"/>
+        </w:rPr>
+        <w:t>G</w:t>
+      </w:r>
+      <w:r>
+        <w:rPr>
+          <w:rFonts w:ascii="Century Gothic" w:hAnsi="Century Gothic" w:cs="Century Gothic"/>
+          <w:b/>
+          <w:bCs/>
+          <w:color w:val="000000"/>
+          <w:kern w:val="0"/>
+        </w:rPr>
+        <w:t xml:space="preserve">UI </w:t>
+      </w:r>
+      <w:r>
+        <w:rPr>
+          <w:rFonts w:ascii="Century Gothic" w:hAnsi="Century Gothic" w:cs="Century Gothic"/>
+          <w:b/>
+          <w:bCs/>
+          <w:color w:val="000000"/>
+          <w:kern w:val="0"/>
+        </w:rPr>
+        <w:t>then</w:t>
+      </w:r>
+      <w:r>
+        <w:rPr>
+          <w:rFonts w:ascii="Century Gothic" w:hAnsi="Century Gothic" w:cs="Century Gothic"/>
+          <w:b/>
+          <w:bCs/>
+          <w:color w:val="000000"/>
+          <w:kern w:val="0"/>
+        </w:rPr>
+        <w:t xml:space="preserve"> </w:t>
+      </w:r>
+      <w:r>
+        <w:rPr>
+          <w:rFonts w:ascii="Century Gothic" w:hAnsi="Century Gothic" w:cs="Century Gothic"/>
+          <w:b/>
+          <w:bCs/>
+          <w:color w:val="000000"/>
+          <w:kern w:val="0"/>
+        </w:rPr>
+        <w:t>shows a</w:t>
+      </w:r>
+      <w:r>
+        <w:rPr>
+          <w:rFonts w:ascii="Century Gothic" w:hAnsi="Century Gothic" w:cs="Century Gothic"/>
+          <w:b/>
+          <w:bCs/>
+          <w:color w:val="000000"/>
+          <w:kern w:val="0"/>
+        </w:rPr>
+        <w:t xml:space="preserve"> po</w:t>
+      </w:r>
+      <w:r>
+        <w:rPr>
+          <w:rFonts w:ascii="Century Gothic" w:hAnsi="Century Gothic" w:cs="Century Gothic"/>
+          <w:b/>
+          <w:bCs/>
+          <w:color w:val="000000"/>
+          <w:kern w:val="0"/>
+        </w:rPr>
+        <w:t>p-</w:t>
+      </w:r>
+      <w:r>
+        <w:rPr>
+          <w:rFonts w:ascii="Century Gothic" w:hAnsi="Century Gothic" w:cs="Century Gothic"/>
+          <w:b/>
+          <w:bCs/>
+          <w:color w:val="000000"/>
+          <w:kern w:val="0"/>
+        </w:rPr>
+        <w:t xml:space="preserve">up </w:t>
+      </w:r>
+      <w:r>
+        <w:rPr>
+          <w:rFonts w:ascii="Century Gothic" w:hAnsi="Century Gothic" w:cs="Century Gothic"/>
+          <w:b/>
+          <w:bCs/>
+          <w:color w:val="000000"/>
+          <w:kern w:val="0"/>
+        </w:rPr>
+        <w:t xml:space="preserve">that </w:t>
+      </w:r>
+      <w:r>
+        <w:rPr>
+          <w:rFonts w:ascii="Century Gothic" w:hAnsi="Century Gothic" w:cs="Century Gothic"/>
+          <w:b/>
+          <w:bCs/>
+          <w:color w:val="000000"/>
+          <w:kern w:val="0"/>
+        </w:rPr>
+        <w:t>the ac</w:t>
+      </w:r>
+      <w:r>
+        <w:rPr>
+          <w:rFonts w:ascii="Century Gothic" w:hAnsi="Century Gothic" w:cs="Century Gothic"/>
+          <w:b/>
+          <w:bCs/>
+          <w:color w:val="000000"/>
+          <w:kern w:val="0"/>
+        </w:rPr>
+        <w:t>count</w:t>
+      </w:r>
+      <w:r>
+        <w:rPr>
+          <w:rFonts w:ascii="Century Gothic" w:hAnsi="Century Gothic" w:cs="Century Gothic"/>
+          <w:b/>
+          <w:bCs/>
+          <w:color w:val="000000"/>
+          <w:kern w:val="0"/>
+        </w:rPr>
+        <w:t xml:space="preserve"> ha</w:t>
+      </w:r>
+      <w:r>
+        <w:rPr>
+          <w:rFonts w:ascii="Century Gothic" w:hAnsi="Century Gothic" w:cs="Century Gothic"/>
+          <w:b/>
+          <w:bCs/>
+          <w:color w:val="000000"/>
+          <w:kern w:val="0"/>
+        </w:rPr>
+        <w:t>s the</w:t>
+      </w:r>
+      <w:r>
+        <w:rPr>
+          <w:rFonts w:ascii="Century Gothic" w:hAnsi="Century Gothic" w:cs="Century Gothic"/>
+          <w:b/>
+          <w:bCs/>
+          <w:color w:val="000000"/>
+          <w:kern w:val="0"/>
+        </w:rPr>
+        <w:t xml:space="preserve">ir </w:t>
+      </w:r>
+      <w:r>
+        <w:rPr>
+          <w:rFonts w:ascii="Century Gothic" w:hAnsi="Century Gothic" w:cs="Century Gothic"/>
+          <w:b/>
+          <w:bCs/>
+          <w:color w:val="000000"/>
+          <w:kern w:val="0"/>
+        </w:rPr>
+        <w:t>int</w:t>
+      </w:r>
+      <w:r>
+        <w:rPr>
+          <w:rFonts w:ascii="Century Gothic" w:hAnsi="Century Gothic" w:cs="Century Gothic"/>
+          <w:b/>
+          <w:bCs/>
+          <w:color w:val="000000"/>
+          <w:kern w:val="0"/>
+        </w:rPr>
+        <w:t>erest</w:t>
+      </w:r>
+      <w:r>
+        <w:rPr>
+          <w:rFonts w:ascii="Century Gothic" w:hAnsi="Century Gothic" w:cs="Century Gothic"/>
+          <w:b/>
+          <w:bCs/>
+          <w:color w:val="000000"/>
+          <w:kern w:val="0"/>
+        </w:rPr>
+        <w:t xml:space="preserve"> appl</w:t>
+      </w:r>
+      <w:r>
+        <w:rPr>
+          <w:rFonts w:ascii="Century Gothic" w:hAnsi="Century Gothic" w:cs="Century Gothic"/>
+          <w:b/>
+          <w:bCs/>
+          <w:color w:val="000000"/>
+          <w:kern w:val="0"/>
+        </w:rPr>
+        <w:t>ied to</w:t>
+      </w:r>
+      <w:r>
+        <w:rPr>
+          <w:rFonts w:ascii="Century Gothic" w:hAnsi="Century Gothic" w:cs="Century Gothic"/>
+          <w:b/>
+          <w:bCs/>
+          <w:color w:val="000000"/>
+          <w:kern w:val="0"/>
+        </w:rPr>
+        <w:t>.</w:t>
+      </w:r>
     </w:p>
     <w:sectPr>
       <w:pgSz w:w="11906" w:h="16838"/>
@@ -2680,20 +7257,20 @@
       </w:rPr>
     </w:lvl>
   </w:abstractNum>
-  <w:num w:numId="1" w16cid:durableId="1329400710">
+  <w:num w:numId="1" w16cid:durableId="1057314013">
+    <w:abstractNumId w:val="0"/>
+  </w:num>
+  <w:num w:numId="2" w16cid:durableId="1284388176">
+    <w:abstractNumId w:val="3"/>
+  </w:num>
+  <w:num w:numId="3" w16cid:durableId="1329400710">
     <w:abstractNumId w:val="2"/>
   </w:num>
-  <w:num w:numId="2" w16cid:durableId="1738430005">
+  <w:num w:numId="4" w16cid:durableId="1738430005">
     <w:abstractNumId w:val="4"/>
   </w:num>
-  <w:num w:numId="3" w16cid:durableId="1284388176">
-    <w:abstractNumId w:val="3"/>
-  </w:num>
-  <w:num w:numId="4" w16cid:durableId="953825606">
+  <w:num w:numId="5" w16cid:durableId="953825606">
     <w:abstractNumId w:val="1"/>
-  </w:num>
-  <w:num w:numId="5" w16cid:durableId="1057314013">
-    <w:abstractNumId w:val="0"/>
   </w:num>
 </w:numbering>
 </file>
@@ -3295,6 +7872,7 @@
   <w:style w:type="character" w:default="1" w:styleId="DefaultParagraphFont">
     <w:name w:val="Default Paragraph Font"/>
     <w:uiPriority w:val="1"/>
+    <w:semiHidden/>
     <w:unhideWhenUsed/>
   </w:style>
   <w:style w:type="table" w:default="1" w:styleId="TableNormal">
@@ -3908,46 +8486,34 @@
 </file>
 
 <file path=customXml/item1.xml><?xml version="1.0" encoding="utf-8"?>
-<?mso-contentType ?>
-<FormTemplates xmlns="http://schemas.microsoft.com/sharepoint/v3/contenttype/forms">
-  <Display>DocumentLibraryForm</Display>
-  <Edit>DocumentLibraryForm</Edit>
-  <New>DocumentLibraryForm</New>
-</FormTemplates>
-</file>
-
-<file path=customXml/item2.xml><?xml version="1.0" encoding="utf-8"?>
 <p:properties xmlns:p="http://schemas.microsoft.com/office/2006/metadata/properties" xmlns:xsi="http://www.w3.org/2001/XMLSchema-instance" xmlns:pc="http://schemas.microsoft.com/office/infopath/2007/PartnerControls">
   <documentManagement>
-    <lcf76f155ced4ddcb4097134ff3c332f xmlns="e7b4f442-303e-45fa-a568-27bacd7e3237">
-      <Terms xmlns="http://schemas.microsoft.com/office/infopath/2007/PartnerControls"/>
-    </lcf76f155ced4ddcb4097134ff3c332f>
-    <TaxCatchAll xmlns="d119b560-f7ff-4251-8b4e-73b343b6c62c" xsi:nil="true"/>
+    <_activity xmlns="2f3a8fe6-ac7c-4771-b093-31f4c65b6475" xsi:nil="true"/>
   </documentManagement>
 </p:properties>
 </file>
 
-<file path=customXml/item3.xml><?xml version="1.0" encoding="utf-8"?>
-<ct:contentTypeSchema xmlns:ct="http://schemas.microsoft.com/office/2006/metadata/contentType" xmlns:ma="http://schemas.microsoft.com/office/2006/metadata/properties/metaAttributes" ct:_="" ma:_="" ma:contentTypeName="Document" ma:contentTypeID="0x010100D31F941FF7592B4798DCA2E8EAED6E10" ma:contentTypeVersion="11" ma:contentTypeDescription="Create a new document." ma:contentTypeScope="" ma:versionID="7b28765e5fbc1a92b0622c2bf2613dff">
-  <xsd:schema xmlns:xsd="http://www.w3.org/2001/XMLSchema" xmlns:xs="http://www.w3.org/2001/XMLSchema" xmlns:p="http://schemas.microsoft.com/office/2006/metadata/properties" xmlns:ns2="e7b4f442-303e-45fa-a568-27bacd7e3237" xmlns:ns3="d119b560-f7ff-4251-8b4e-73b343b6c62c" targetNamespace="http://schemas.microsoft.com/office/2006/metadata/properties" ma:root="true" ma:fieldsID="f71c47d73784ce1303bade6c6810996d" ns2:_="" ns3:_="">
-    <xsd:import namespace="e7b4f442-303e-45fa-a568-27bacd7e3237"/>
-    <xsd:import namespace="d119b560-f7ff-4251-8b4e-73b343b6c62c"/>
+<file path=customXml/item2.xml><?xml version="1.0" encoding="utf-8"?>
+<ct:contentTypeSchema xmlns:ct="http://schemas.microsoft.com/office/2006/metadata/contentType" xmlns:ma="http://schemas.microsoft.com/office/2006/metadata/properties/metaAttributes" ct:_="" ma:_="" ma:contentTypeName="Document" ma:contentTypeID="0x010100D33FB6649D4B3240A943C1923B2ABB94" ma:contentTypeVersion="11" ma:contentTypeDescription="Create a new document." ma:contentTypeScope="" ma:versionID="a817953d2c63be263a49e6bd9a057e0c">
+  <xsd:schema xmlns:xsd="http://www.w3.org/2001/XMLSchema" xmlns:xs="http://www.w3.org/2001/XMLSchema" xmlns:p="http://schemas.microsoft.com/office/2006/metadata/properties" xmlns:ns3="2f3a8fe6-ac7c-4771-b093-31f4c65b6475" targetNamespace="http://schemas.microsoft.com/office/2006/metadata/properties" ma:root="true" ma:fieldsID="4df4ce6f292537512a53de760abea39d" ns3:_="">
+    <xsd:import namespace="2f3a8fe6-ac7c-4771-b093-31f4c65b6475"/>
     <xsd:element name="properties">
       <xsd:complexType>
         <xsd:sequence>
           <xsd:element name="documentManagement">
             <xsd:complexType>
               <xsd:all>
-                <xsd:element ref="ns2:MediaServiceMetadata" minOccurs="0"/>
-                <xsd:element ref="ns2:MediaServiceFastMetadata" minOccurs="0"/>
-                <xsd:element ref="ns2:MediaServiceSearchProperties" minOccurs="0"/>
-                <xsd:element ref="ns2:MediaServiceDateTaken" minOccurs="0"/>
-                <xsd:element ref="ns2:lcf76f155ced4ddcb4097134ff3c332f" minOccurs="0"/>
-                <xsd:element ref="ns3:TaxCatchAll" minOccurs="0"/>
-                <xsd:element ref="ns2:MediaServiceOCR" minOccurs="0"/>
-                <xsd:element ref="ns2:MediaServiceGenerationTime" minOccurs="0"/>
-                <xsd:element ref="ns2:MediaServiceEventHashCode" minOccurs="0"/>
-                <xsd:element ref="ns2:MediaLengthInSeconds" minOccurs="0"/>
+                <xsd:element ref="ns3:MediaServiceDateTaken" minOccurs="0"/>
+                <xsd:element ref="ns3:MediaServiceMetadata" minOccurs="0"/>
+                <xsd:element ref="ns3:MediaServiceFastMetadata" minOccurs="0"/>
+                <xsd:element ref="ns3:MediaServiceSearchProperties" minOccurs="0"/>
+                <xsd:element ref="ns3:MediaServiceObjectDetectorVersions" minOccurs="0"/>
+                <xsd:element ref="ns3:_activity" minOccurs="0"/>
+                <xsd:element ref="ns3:MediaServiceSystemTags" minOccurs="0"/>
+                <xsd:element ref="ns3:MediaServiceOCR" minOccurs="0"/>
+                <xsd:element ref="ns3:MediaServiceGenerationTime" minOccurs="0"/>
+                <xsd:element ref="ns3:MediaServiceEventHashCode" minOccurs="0"/>
+                <xsd:element ref="ns3:MediaLengthInSeconds" minOccurs="0"/>
               </xsd:all>
             </xsd:complexType>
           </xsd:element>
@@ -3955,35 +8521,43 @@
       </xsd:complexType>
     </xsd:element>
   </xsd:schema>
-  <xsd:schema xmlns:xsd="http://www.w3.org/2001/XMLSchema" xmlns:xs="http://www.w3.org/2001/XMLSchema" xmlns:dms="http://schemas.microsoft.com/office/2006/documentManagement/types" xmlns:pc="http://schemas.microsoft.com/office/infopath/2007/PartnerControls" targetNamespace="e7b4f442-303e-45fa-a568-27bacd7e3237" elementFormDefault="qualified">
+  <xsd:schema xmlns:xsd="http://www.w3.org/2001/XMLSchema" xmlns:xs="http://www.w3.org/2001/XMLSchema" xmlns:dms="http://schemas.microsoft.com/office/2006/documentManagement/types" xmlns:pc="http://schemas.microsoft.com/office/infopath/2007/PartnerControls" targetNamespace="2f3a8fe6-ac7c-4771-b093-31f4c65b6475" elementFormDefault="qualified">
     <xsd:import namespace="http://schemas.microsoft.com/office/2006/documentManagement/types"/>
     <xsd:import namespace="http://schemas.microsoft.com/office/infopath/2007/PartnerControls"/>
-    <xsd:element name="MediaServiceMetadata" ma:index="8" nillable="true" ma:displayName="MediaServiceMetadata" ma:hidden="true" ma:internalName="MediaServiceMetadata" ma:readOnly="true">
+    <xsd:element name="MediaServiceDateTaken" ma:index="8" nillable="true" ma:displayName="MediaServiceDateTaken" ma:hidden="true" ma:indexed="true" ma:internalName="MediaServiceDateTaken" ma:readOnly="true">
+      <xsd:simpleType>
+        <xsd:restriction base="dms:Text"/>
+      </xsd:simpleType>
+    </xsd:element>
+    <xsd:element name="MediaServiceMetadata" ma:index="9" nillable="true" ma:displayName="MediaServiceMetadata" ma:hidden="true" ma:internalName="MediaServiceMetadata" ma:readOnly="true">
       <xsd:simpleType>
         <xsd:restriction base="dms:Note"/>
       </xsd:simpleType>
     </xsd:element>
-    <xsd:element name="MediaServiceFastMetadata" ma:index="9" nillable="true" ma:displayName="MediaServiceFastMetadata" ma:hidden="true" ma:internalName="MediaServiceFastMetadata" ma:readOnly="true">
+    <xsd:element name="MediaServiceFastMetadata" ma:index="10" nillable="true" ma:displayName="MediaServiceFastMetadata" ma:hidden="true" ma:internalName="MediaServiceFastMetadata" ma:readOnly="true">
       <xsd:simpleType>
         <xsd:restriction base="dms:Note"/>
       </xsd:simpleType>
     </xsd:element>
-    <xsd:element name="MediaServiceSearchProperties" ma:index="10" nillable="true" ma:displayName="MediaServiceSearchProperties" ma:hidden="true" ma:internalName="MediaServiceSearchProperties" ma:readOnly="true">
+    <xsd:element name="MediaServiceSearchProperties" ma:index="11" nillable="true" ma:displayName="MediaServiceSearchProperties" ma:hidden="true" ma:internalName="MediaServiceSearchProperties" ma:readOnly="true">
       <xsd:simpleType>
         <xsd:restriction base="dms:Note"/>
       </xsd:simpleType>
     </xsd:element>
-    <xsd:element name="MediaServiceDateTaken" ma:index="11" nillable="true" ma:displayName="MediaServiceDateTaken" ma:hidden="true" ma:indexed="true" ma:internalName="MediaServiceDateTaken" ma:readOnly="true">
+    <xsd:element name="MediaServiceObjectDetectorVersions" ma:index="12" nillable="true" ma:displayName="MediaServiceObjectDetectorVersions" ma:hidden="true" ma:indexed="true" ma:internalName="MediaServiceObjectDetectorVersions" ma:readOnly="true">
       <xsd:simpleType>
         <xsd:restriction base="dms:Text"/>
       </xsd:simpleType>
     </xsd:element>
-    <xsd:element name="lcf76f155ced4ddcb4097134ff3c332f" ma:index="13" nillable="true" ma:taxonomy="true" ma:internalName="lcf76f155ced4ddcb4097134ff3c332f" ma:taxonomyFieldName="MediaServiceImageTags" ma:displayName="Image Tags" ma:readOnly="false" ma:fieldId="{5cf76f15-5ced-4ddc-b409-7134ff3c332f}" ma:taxonomyMulti="true" ma:sspId="65be8b91-02d0-4356-98c3-59eeaf19a033" ma:termSetId="09814cd3-568e-fe90-9814-8d621ff8fb84" ma:anchorId="fba54fb3-c3e1-fe81-a776-ca4b69148c4d" ma:open="true" ma:isKeyword="false">
-      <xsd:complexType>
-        <xsd:sequence>
-          <xsd:element ref="pc:Terms" minOccurs="0" maxOccurs="1"/>
-        </xsd:sequence>
-      </xsd:complexType>
+    <xsd:element name="_activity" ma:index="13" nillable="true" ma:displayName="_activity" ma:hidden="true" ma:internalName="_activity">
+      <xsd:simpleType>
+        <xsd:restriction base="dms:Note"/>
+      </xsd:simpleType>
+    </xsd:element>
+    <xsd:element name="MediaServiceSystemTags" ma:index="14" nillable="true" ma:displayName="MediaServiceSystemTags" ma:hidden="true" ma:internalName="MediaServiceSystemTags" ma:readOnly="true">
+      <xsd:simpleType>
+        <xsd:restriction base="dms:Note"/>
+      </xsd:simpleType>
     </xsd:element>
     <xsd:element name="MediaServiceOCR" ma:index="15" nillable="true" ma:displayName="Extracted Text" ma:internalName="MediaServiceOCR" ma:readOnly="true">
       <xsd:simpleType>
@@ -4006,21 +8580,6 @@
       <xsd:simpleType>
         <xsd:restriction base="dms:Unknown"/>
       </xsd:simpleType>
-    </xsd:element>
-  </xsd:schema>
-  <xsd:schema xmlns:xsd="http://www.w3.org/2001/XMLSchema" xmlns:xs="http://www.w3.org/2001/XMLSchema" xmlns:dms="http://schemas.microsoft.com/office/2006/documentManagement/types" xmlns:pc="http://schemas.microsoft.com/office/infopath/2007/PartnerControls" targetNamespace="d119b560-f7ff-4251-8b4e-73b343b6c62c" elementFormDefault="qualified">
-    <xsd:import namespace="http://schemas.microsoft.com/office/2006/documentManagement/types"/>
-    <xsd:import namespace="http://schemas.microsoft.com/office/infopath/2007/PartnerControls"/>
-    <xsd:element name="TaxCatchAll" ma:index="14" nillable="true" ma:displayName="Taxonomy Catch All Column" ma:hidden="true" ma:list="{763a893d-c165-4ea6-8717-19fab63000d1}" ma:internalName="TaxCatchAll" ma:showField="CatchAllData" ma:web="d119b560-f7ff-4251-8b4e-73b343b6c62c">
-      <xsd:complexType>
-        <xsd:complexContent>
-          <xsd:extension base="dms:MultiChoiceLookup">
-            <xsd:sequence>
-              <xsd:element name="Value" type="dms:Lookup" maxOccurs="unbounded" minOccurs="0" nillable="true"/>
-            </xsd:sequence>
-          </xsd:extension>
-        </xsd:complexContent>
-      </xsd:complexType>
     </xsd:element>
   </xsd:schema>
   <xsd:schema xmlns="http://schemas.openxmlformats.org/package/2006/metadata/core-properties" xmlns:xsd="http://www.w3.org/2001/XMLSchema" xmlns:xsi="http://www.w3.org/2001/XMLSchema-instance" xmlns:dc="http://purl.org/dc/elements/1.1/" xmlns:dcterms="http://purl.org/dc/terms/" xmlns:odoc="http://schemas.microsoft.com/internal/obd" targetNamespace="http://schemas.openxmlformats.org/package/2006/metadata/core-properties" elementFormDefault="qualified" attributeFormDefault="unqualified" blockDefault="#all">
@@ -4122,34 +8681,33 @@
 </ct:contentTypeSchema>
 </file>
 
+<file path=customXml/item3.xml><?xml version="1.0" encoding="utf-8"?>
+<?mso-contentType ?>
+<FormTemplates xmlns="http://schemas.microsoft.com/sharepoint/v3/contenttype/forms">
+  <Display>DocumentLibraryForm</Display>
+  <Edit>DocumentLibraryForm</Edit>
+  <New>DocumentLibraryForm</New>
+</FormTemplates>
+</file>
+
 <file path=customXml/itemProps1.xml><?xml version="1.0" encoding="utf-8"?>
-<ds:datastoreItem xmlns:ds="http://schemas.openxmlformats.org/officeDocument/2006/customXml" ds:itemID="{BC14E487-6BCF-4185-A1EE-9E2C055391F0}">
+<ds:datastoreItem xmlns:ds="http://schemas.openxmlformats.org/officeDocument/2006/customXml" ds:itemID="{776BA159-EEEA-4F1F-A34B-424D118112A0}">
   <ds:schemaRefs>
-    <ds:schemaRef ds:uri="http://schemas.microsoft.com/sharepoint/v3/contenttype/forms"/>
+    <ds:schemaRef ds:uri="http://schemas.microsoft.com/office/2006/metadata/properties"/>
+    <ds:schemaRef ds:uri="http://schemas.microsoft.com/office/infopath/2007/PartnerControls"/>
+    <ds:schemaRef ds:uri="2f3a8fe6-ac7c-4771-b093-31f4c65b6475"/>
   </ds:schemaRefs>
 </ds:datastoreItem>
 </file>
 
 <file path=customXml/itemProps2.xml><?xml version="1.0" encoding="utf-8"?>
-<ds:datastoreItem xmlns:ds="http://schemas.openxmlformats.org/officeDocument/2006/customXml" ds:itemID="{776BA159-EEEA-4F1F-A34B-424D118112A0}">
-  <ds:schemaRefs>
-    <ds:schemaRef ds:uri="http://schemas.microsoft.com/office/2006/metadata/properties"/>
-    <ds:schemaRef ds:uri="http://schemas.microsoft.com/office/infopath/2007/PartnerControls"/>
-    <ds:schemaRef ds:uri="e7b4f442-303e-45fa-a568-27bacd7e3237"/>
-    <ds:schemaRef ds:uri="d119b560-f7ff-4251-8b4e-73b343b6c62c"/>
-  </ds:schemaRefs>
-</ds:datastoreItem>
-</file>
-
-<file path=customXml/itemProps3.xml><?xml version="1.0" encoding="utf-8"?>
-<ds:datastoreItem xmlns:ds="http://schemas.openxmlformats.org/officeDocument/2006/customXml" ds:itemID="{3534CC24-7CEB-448F-8435-4B8BF9AEC54B}">
+<ds:datastoreItem xmlns:ds="http://schemas.openxmlformats.org/officeDocument/2006/customXml" ds:itemID="{8D8C14BA-C4C4-4542-A364-72047F9242BD}">
   <ds:schemaRefs>
     <ds:schemaRef ds:uri="http://schemas.microsoft.com/office/2006/metadata/contentType"/>
     <ds:schemaRef ds:uri="http://schemas.microsoft.com/office/2006/metadata/properties/metaAttributes"/>
     <ds:schemaRef ds:uri="http://www.w3.org/2001/XMLSchema"/>
     <ds:schemaRef ds:uri="http://schemas.microsoft.com/office/2006/metadata/properties"/>
-    <ds:schemaRef ds:uri="e7b4f442-303e-45fa-a568-27bacd7e3237"/>
-    <ds:schemaRef ds:uri="d119b560-f7ff-4251-8b4e-73b343b6c62c"/>
+    <ds:schemaRef ds:uri="2f3a8fe6-ac7c-4771-b093-31f4c65b6475"/>
     <ds:schemaRef ds:uri="http://schemas.microsoft.com/office/2006/documentManagement/types"/>
     <ds:schemaRef ds:uri="http://schemas.microsoft.com/office/infopath/2007/PartnerControls"/>
     <ds:schemaRef ds:uri="http://schemas.openxmlformats.org/package/2006/metadata/core-properties"/>
@@ -4158,4 +8716,12 @@
     <ds:schemaRef ds:uri="http://schemas.microsoft.com/internal/obd"/>
   </ds:schemaRefs>
 </ds:datastoreItem>
+</file>
+
+<file path=customXml/itemProps3.xml><?xml version="1.0" encoding="utf-8"?>
+<ds:datastoreItem xmlns:ds="http://schemas.openxmlformats.org/officeDocument/2006/customXml" ds:itemID="{BC14E487-6BCF-4185-A1EE-9E2C055391F0}">
+  <ds:schemaRefs>
+    <ds:schemaRef ds:uri="http://schemas.microsoft.com/sharepoint/v3/contenttype/forms"/>
+  </ds:schemaRefs>
+</ds:datastoreItem>
 </file>